--- a/hin/docx/029.content.docx
+++ b/hin/docx/029.content.docx
@@ -150,26 +150,6 @@
           <w:lang w:val="hi_IN" w:bidi="hi_IN"/>
         </w:rPr>
         <w:t>र</w:t>
-      </w:r>
-      <w:r>
-        <w:rPr>
-          <w:lang w:val="hi_IN" w:bidi="hi_IN"/>
-        </w:rPr>
-      </w:r>
-    </w:p>
-    <w:p>
-      <w:pPr/>
-      <w:r>
-        <w:rPr>
-          <w:lang w:val="hi_IN" w:bidi="hi_IN"/>
-        </w:rPr>
-      </w:r>
-      <w:r>
-        <w:rPr>
-          <w:i/>
-          <w:lang w:val="hi_IN" w:bidi="hi_IN"/>
-        </w:rPr>
-        <w:t>रंगमच और प्रकाशन, राज-वंश का वादा, राजशाही, राज्य में नागरिकता</w:t>
       </w:r>
       <w:r>
         <w:rPr>

--- a/hin/docx/029.content.docx
+++ b/hin/docx/029.content.docx
@@ -19,7 +19,7 @@
         <w:rPr>
           <w:lang w:val="hi_IN" w:bidi="hi_IN"/>
         </w:rPr>
-        <w:t>Resource: Study Notes - Themes (Tyndale)</w:t>
+        <w:t>Resource: Tyndale Open Study Notes</w:t>
       </w:r>
       <w:r>
         <w:rPr>
@@ -112,7 +112,7 @@
         <w:rPr>
           <w:lang w:val="hi_IN" w:bidi="hi_IN"/>
         </w:rPr>
-        <w:t>Study Notes - Themes (Tyndale)</w:t>
+        <w:t>Tyndale Open Study Notes</w:t>
       </w:r>
     </w:p>
     <w:p>

--- a/hin/docx/029.content.docx
+++ b/hin/docx/029.content.docx
@@ -149,7 +149,7 @@
         <w:rPr>
           <w:lang w:val="hi_IN" w:bidi="hi_IN"/>
         </w:rPr>
-        <w:t>र</w:t>
+        <w:t>ल</w:t>
       </w:r>
       <w:r>
         <w:rPr>
@@ -212,7 +212,7 @@
         <w:rPr>
           <w:lang w:val="hi_IN" w:bidi="hi_IN"/>
         </w:rPr>
-        <w:t>रंगमच और प्रकाशन</w:t>
+        <w:t>लिखित शब्द</w:t>
       </w:r>
       <w:r>
         <w:rPr>
@@ -231,7 +231,20 @@
         <w:rPr>
           <w:lang w:val="hi_IN" w:bidi="hi_IN"/>
         </w:rPr>
-        <w:t xml:space="preserve">प्राचीन संसार में, रंगमच कहानी कहने का एक तरीका था जिसमें जीवंत प्रदर्शन, अभिनेता, दृश्य और नाटकीय प्रस्तुतियाँ शामिल थीं। प्राचीन प्रदर्शनों के काम करने के तरीके को समझना हमें </w:t>
+        <w:t>भविष्यद्वक्ता</w:t>
+      </w:r>
+      <w:r>
+        <w:rPr>
+          <w:b/>
+          <w:lang w:val="hi_IN" w:bidi="hi_IN"/>
+        </w:rPr>
+        <w:t xml:space="preserve"> </w:t>
+      </w:r>
+      <w:r>
+        <w:rPr>
+          <w:lang w:val="hi_IN" w:bidi="hi_IN"/>
+        </w:rPr>
+        <w:t>यिर्मयाह की सार्वजनिक सुनवाई के दौरान मन्दिर परिसर में जब उनका मुकदमा चल रहा था, तब उनके मित्रों ने उनका जीवन बचाया (</w:t>
       </w:r>
       <w:hyperlink r:id="rId13">
         <w:r>
@@ -242,14 +255,33 @@
             <w:color w:val="0000EE"/>
             <w:u w:val="single"/>
           </w:rPr>
-          <w:t>प्रकाशितवाक्य 4–5</w:t>
-        </w:r>
-      </w:hyperlink>
-      <w:r>
-        <w:rPr>
-          <w:lang w:val="hi_IN" w:bidi="hi_IN"/>
-        </w:rPr>
-        <w:t xml:space="preserve"> को समझने में सहायता कर सकता है। ये अध्याय एक ईश्वरीय नाटक (जैसे दृश्य और अभिनेताओं के साथ एक नाटक) का परिचय देते हैं और संसार के इतिहास में परमेश्वर के अभिकर्ता (मसीह) के महत्व को दिखाते हैं। यह अंश पाठक को पुस्तक के मुख्य सन्देश के लिए तैयार करता है, जो संसार, न्याय की वास्तविकता, और मेम्ने (यीशु) के माध्यम से आने वाली विजय के बारे में है। इन अध्यायों में, सन्देश को सम्प्रेषित करने के लिए दृश्यों की एक श्रृंखला (जैसे एक नाटक में) का उपयोग किया गया है।</w:t>
+          <w:t>यिर्म 26</w:t>
+        </w:r>
+      </w:hyperlink>
+      <w:r>
+        <w:rPr>
+          <w:lang w:val="hi_IN" w:bidi="hi_IN"/>
+        </w:rPr>
+        <w:t xml:space="preserve">)। फिर भी, राजा यहोयाकीम ने </w:t>
+      </w:r>
+      <w:r>
+        <w:rPr>
+          <w:lang w:val="hi_IN" w:bidi="hi_IN"/>
+        </w:rPr>
+        <w:t>भविष्यद्वक्ता</w:t>
+      </w:r>
+      <w:r>
+        <w:rPr>
+          <w:b/>
+          <w:lang w:val="hi_IN" w:bidi="hi_IN"/>
+        </w:rPr>
+        <w:t xml:space="preserve"> </w:t>
+      </w:r>
+      <w:r>
+        <w:rPr>
+          <w:lang w:val="hi_IN" w:bidi="hi_IN"/>
+        </w:rPr>
+        <w:t>ऊरिय्याह को मार डाला और यिर्मयाह को गिरफ्तार करने की कोशिश की। क्या इससे यिर्मयाह की सार्वजनिक सेवकाई समाप्त हो जाएगी? क्या यहूदा के अगुवों और लोगों तक प्रभु का सन्देश पहुँचाने का एकमात्र तरीका सार्वजनिक भाषण ही था?</w:t>
       </w:r>
     </w:p>
     <w:p>
@@ -259,6 +291,12 @@
           <w:lang w:val="hi_IN" w:bidi="hi_IN"/>
         </w:rPr>
       </w:r>
+      <w:r>
+        <w:rPr>
+          <w:lang w:val="hi_IN" w:bidi="hi_IN"/>
+        </w:rPr>
+        <w:t>संदेशवाहकों को मारना और चुप कराना प्रभु के सन्देश को नहीं रोक सका। प्रभु अपने सन्देश को लिखित रूप में भी प्रभावी ढंग से साझा कर सकते हैं। प्रभु ने यिर्मयाह से कहा कि वे सभी सन्देश लिख लें जो उन्होंने प्रचार किए थे (</w:t>
+      </w:r>
       <w:hyperlink r:id="rId14">
         <w:r>
           <w:rPr>
@@ -268,14 +306,14 @@
             <w:color w:val="0000EE"/>
             <w:u w:val="single"/>
           </w:rPr>
-          <w:t xml:space="preserve">प्रकाशितवाक्य 4:1–3 </w:t>
-        </w:r>
-      </w:hyperlink>
-      <w:r>
-        <w:rPr>
-          <w:lang w:val="hi_IN" w:bidi="hi_IN"/>
-        </w:rPr>
-        <w:t>स्वर्गीय सिंहासन पर परमेश्वर का वर्णन करके आरम्भ होता है। प्राचीन रंगमंच में, एक व्यक्ति जो परमेश्वर का प्रतिनिधित्व करता था, मंच के ऊपर एक केन्द्रीय सन्दूक या सिंहासन पर बैठता था। यह अभिनेता प्रत्येक दृश्य के महत्व को दर्शकों को सकारात्मक और नकारात्मक टिप्पणियों के साथ समझाता था। या फिर वह उन समस्याओं का समाधान करता था जो पात्रों के लिए बहुत जटिल होती थीं। इसी प्रकार, प्रकाशितवाक्य के पाठकों को उन दृश्यों की तलाश करनी चाहिए जहाँ परमेश्वर या उनके दूत सन्देश को समझाने के लिए व्याख्या या हस्तक्षेप करते हैं।</w:t>
+          <w:t>यिर्म 36</w:t>
+        </w:r>
+      </w:hyperlink>
+      <w:r>
+        <w:rPr>
+          <w:lang w:val="hi_IN" w:bidi="hi_IN"/>
+        </w:rPr>
+        <w:t>)। यिर्मयाह के पास बारूक नाम का एक सहायक था, जो लिखने और प्रतिलिपियाँ बनाने में निपुण था।</w:t>
       </w:r>
     </w:p>
     <w:p>
@@ -289,7 +327,31 @@
         <w:rPr>
           <w:lang w:val="hi_IN" w:bidi="hi_IN"/>
         </w:rPr>
-        <w:t>प्राचीन नाटक मंच पर ईश्वरीय आकृति के नीचे विकसित हुआ। मंच और दर्शकों के बीच, वक्ताओं का एक दल नाटक की भावनाओं को व्यक्त करता था। प्रकाशितवाक्य में, चार जीवित प्राणियों की एक समान भूमिका है (</w:t>
+        <w:t xml:space="preserve">छिपते समय, यिर्मयाह और बारूक ने एक </w:t>
+      </w:r>
+      <w:r>
+        <w:rPr>
+          <w:lang w:val="hi_IN" w:bidi="hi_IN"/>
+        </w:rPr>
+        <w:t>कुण्डलपत्र</w:t>
+      </w:r>
+      <w:r>
+        <w:rPr>
+          <w:lang w:val="hi_IN" w:bidi="hi_IN"/>
+        </w:rPr>
+        <w:t xml:space="preserve"> (सरकण्डा से बना एक कागज) खरीदा और सन्देशों को लिखने के लिए तैयार किया। जब उन्होंने लिखना समाप्त किया, तो उन्होंने कुण्डलपत्र को मन्दिर के आँगन में और राजा यहोयाकीम के लिए पढ़ा। राजा ने कुण्डलपत्र को फाड़कर जला दिया। लेकिन यिर्मयाह ने नए कुण्डलपत्र पर सन्देशों को लिखा, नई सामग्री को जोड़ते हुए। यिर्मयाह की सेवकाई के शेष समय में, उन्होंने अपने सन्देशों को सरकण्डे पर लिखा। फिर उन्होंने उन्हें विभिन्न देशों के अगुवों और बेबीलोन में इस्राएली </w:t>
+      </w:r>
+      <w:r>
+        <w:rPr>
+          <w:lang w:val="hi_IN" w:bidi="hi_IN"/>
+        </w:rPr>
+        <w:t xml:space="preserve">बन्दियों के पास </w:t>
+      </w:r>
+      <w:r>
+        <w:rPr>
+          <w:lang w:val="hi_IN" w:bidi="hi_IN"/>
+        </w:rPr>
+        <w:t xml:space="preserve">भेजा (देखें </w:t>
       </w:r>
       <w:hyperlink r:id="rId15">
         <w:r>
@@ -300,7 +362,7 @@
             <w:color w:val="0000EE"/>
             <w:u w:val="single"/>
           </w:rPr>
-          <w:t>प्रका 4:6–8</w:t>
+          <w:t>यिर्म 29</w:t>
         </w:r>
       </w:hyperlink>
       <w:r>
@@ -321,7 +383,7 @@
         <w:rPr>
           <w:lang w:val="hi_IN" w:bidi="hi_IN"/>
         </w:rPr>
-        <w:t>चौबीस प्राचीन पुराने और नए वाचाओं का प्रतिनिधित्व करते हैं (</w:t>
+        <w:t>परमेश्वर के वचन को लिखने की पहली घटना निश्चित रूप से निर्गमन में दिखाई देती है। परमेश्वर ने मूसा को वाचा के वचन लिखने का निर्देश दिया (</w:t>
       </w:r>
       <w:hyperlink r:id="rId16">
         <w:r>
@@ -332,14 +394,14 @@
             <w:color w:val="0000EE"/>
             <w:u w:val="single"/>
           </w:rPr>
-          <w:t>4:4</w:t>
-        </w:r>
-      </w:hyperlink>
-      <w:r>
-        <w:rPr>
-          <w:lang w:val="hi_IN" w:bidi="hi_IN"/>
-        </w:rPr>
-        <w:t>)। ("पुरानी वाचा" उस समझौते को सन्दर्भित करती है जो परमेश्वर ने मूसा के माध्यम से इस्राएल के साथ किया था, जिसमें दस आज्ञाएँ और बाइबल की पहली पुस्तकों में दर्ज अन्य नियम शामिल थे। "नई वाचा" उस समझौते को सन्दर्भित करती है जो परमेश्वर ने यीशु मसीह के माध्यम से किया था, जिसे नया नियम पुराने वाचा को पूरा करने और परमेश्वर के साथ सम्बन्ध बनाने के नए तरीके के रूप में वर्णित करता है जो यीशु में विश्वास पर आधारित है।) चौबीस प्राचीन एक कोरस (गायक मंडली) की तरह कार्य करते हैं, जो बारी-बारी से बोलते हैं और इस महान नाटक की ऐतिहासिक पृष्ठभूमि प्रस्तुत करते हैं। वे इस महान नाटक के लिए ऐतिहासिक सन्दर्भ भी देते हैं। परमेश्वर इस नाटक की पटकथा प्रदान करते हैं, और केवल उनके विशेष प्रतिनिधि, "मेम्ना," इसे खोल सकता है, पढ़ सकता है, और प्रदर्शन कर सकता है (</w:t>
+          <w:t>निर्ग 24:4</w:t>
+        </w:r>
+      </w:hyperlink>
+      <w:r>
+        <w:rPr>
+          <w:lang w:val="hi_IN" w:bidi="hi_IN"/>
+        </w:rPr>
+        <w:t xml:space="preserve">, साथ ही देखें </w:t>
       </w:r>
       <w:hyperlink r:id="rId17">
         <w:r>
@@ -350,7 +412,61 @@
             <w:color w:val="0000EE"/>
             <w:u w:val="single"/>
           </w:rPr>
-          <w:t>5:1–5</w:t>
+          <w:t>निर्ग 17:14</w:t>
+        </w:r>
+      </w:hyperlink>
+      <w:r>
+        <w:rPr>
+          <w:lang w:val="hi_IN" w:bidi="hi_IN"/>
+        </w:rPr>
+        <w:t>)। यह विशेष रूप से बताता है कि मूसा ने व्यवस्थाविवरण की पुस्तक लिखी (</w:t>
+      </w:r>
+      <w:hyperlink r:id="rId18">
+        <w:r>
+          <w:rPr>
+            <w:lang w:val="hi_IN" w:bidi="hi_IN"/>
+          </w:rPr>
+          <w:rPr>
+            <w:color w:val="0000EE"/>
+            <w:u w:val="single"/>
+          </w:rPr>
+          <w:t>व्य.वि. 31:9</w:t>
+        </w:r>
+      </w:hyperlink>
+      <w:r>
+        <w:rPr>
+          <w:lang w:val="hi_IN" w:bidi="hi_IN"/>
+        </w:rPr>
+        <w:t xml:space="preserve">, </w:t>
+      </w:r>
+      <w:hyperlink r:id="rId19">
+        <w:r>
+          <w:rPr>
+            <w:lang w:val="hi_IN" w:bidi="hi_IN"/>
+          </w:rPr>
+          <w:rPr>
+            <w:color w:val="0000EE"/>
+            <w:u w:val="single"/>
+          </w:rPr>
+          <w:t>24</w:t>
+        </w:r>
+      </w:hyperlink>
+      <w:r>
+        <w:rPr>
+          <w:lang w:val="hi_IN" w:bidi="hi_IN"/>
+        </w:rPr>
+        <w:t>)। लिखित व्यवस्था का अस्तित्व सम्भवतः परमेश्वर के प्रकाशनों को दर्ज करने की परम्परा की शुरुआत थी (</w:t>
+      </w:r>
+      <w:hyperlink r:id="rId20">
+        <w:r>
+          <w:rPr>
+            <w:lang w:val="hi_IN" w:bidi="hi_IN"/>
+          </w:rPr>
+          <w:rPr>
+            <w:color w:val="0000EE"/>
+            <w:u w:val="single"/>
+          </w:rPr>
+          <w:t>यहो 24:26</w:t>
         </w:r>
       </w:hyperlink>
       <w:r>
@@ -359,16 +475,124 @@
         </w:rPr>
         <w:t xml:space="preserve">; </w:t>
       </w:r>
-      <w:hyperlink r:id="rId18">
-        <w:r>
-          <w:rPr>
-            <w:lang w:val="hi_IN" w:bidi="hi_IN"/>
-          </w:rPr>
-          <w:rPr>
-            <w:color w:val="0000EE"/>
-            <w:u w:val="single"/>
-          </w:rPr>
-          <w:t>6:1</w:t>
+      <w:hyperlink r:id="rId21">
+        <w:r>
+          <w:rPr>
+            <w:lang w:val="hi_IN" w:bidi="hi_IN"/>
+          </w:rPr>
+          <w:rPr>
+            <w:color w:val="0000EE"/>
+            <w:u w:val="single"/>
+          </w:rPr>
+          <w:t>1 शमू 10:25</w:t>
+        </w:r>
+      </w:hyperlink>
+      <w:r>
+        <w:rPr>
+          <w:lang w:val="hi_IN" w:bidi="hi_IN"/>
+        </w:rPr>
+        <w:t xml:space="preserve">; </w:t>
+      </w:r>
+      <w:hyperlink r:id="rId22">
+        <w:r>
+          <w:rPr>
+            <w:lang w:val="hi_IN" w:bidi="hi_IN"/>
+          </w:rPr>
+          <w:rPr>
+            <w:color w:val="0000EE"/>
+            <w:u w:val="single"/>
+          </w:rPr>
+          <w:t>1 इति 29:29</w:t>
+        </w:r>
+      </w:hyperlink>
+      <w:r>
+        <w:rPr>
+          <w:lang w:val="hi_IN" w:bidi="hi_IN"/>
+        </w:rPr>
+        <w:t xml:space="preserve">; </w:t>
+      </w:r>
+      <w:hyperlink r:id="rId23">
+        <w:r>
+          <w:rPr>
+            <w:lang w:val="hi_IN" w:bidi="hi_IN"/>
+          </w:rPr>
+          <w:rPr>
+            <w:color w:val="0000EE"/>
+            <w:u w:val="single"/>
+          </w:rPr>
+          <w:t>2 इति 9:29</w:t>
+        </w:r>
+      </w:hyperlink>
+      <w:r>
+        <w:rPr>
+          <w:lang w:val="hi_IN" w:bidi="hi_IN"/>
+        </w:rPr>
+        <w:t xml:space="preserve">; </w:t>
+      </w:r>
+      <w:hyperlink r:id="rId24">
+        <w:r>
+          <w:rPr>
+            <w:lang w:val="hi_IN" w:bidi="hi_IN"/>
+          </w:rPr>
+          <w:rPr>
+            <w:color w:val="0000EE"/>
+            <w:u w:val="single"/>
+          </w:rPr>
+          <w:t>यशा 8:16–17</w:t>
+        </w:r>
+      </w:hyperlink>
+      <w:r>
+        <w:rPr>
+          <w:lang w:val="hi_IN" w:bidi="hi_IN"/>
+        </w:rPr>
+        <w:t xml:space="preserve">; </w:t>
+      </w:r>
+      <w:hyperlink r:id="rId25">
+        <w:r>
+          <w:rPr>
+            <w:lang w:val="hi_IN" w:bidi="hi_IN"/>
+          </w:rPr>
+          <w:rPr>
+            <w:color w:val="0000EE"/>
+            <w:u w:val="single"/>
+          </w:rPr>
+          <w:t>30:8</w:t>
+        </w:r>
+      </w:hyperlink>
+      <w:r>
+        <w:rPr>
+          <w:lang w:val="hi_IN" w:bidi="hi_IN"/>
+        </w:rPr>
+        <w:t xml:space="preserve">)। ऐसा प्रतीत होता है कि भविष्यद्वक्ताओं ने इस्राएल के कई ऐतिहासिक लेखनों को दर्ज किया (देखें </w:t>
+      </w:r>
+      <w:hyperlink r:id="rId26">
+        <w:r>
+          <w:rPr>
+            <w:lang w:val="hi_IN" w:bidi="hi_IN"/>
+          </w:rPr>
+          <w:rPr>
+            <w:color w:val="0000EE"/>
+            <w:u w:val="single"/>
+          </w:rPr>
+          <w:t>2 इति 12:15</w:t>
+        </w:r>
+      </w:hyperlink>
+      <w:r>
+        <w:rPr>
+          <w:lang w:val="hi_IN" w:bidi="hi_IN"/>
+        </w:rPr>
+        <w:t xml:space="preserve">; </w:t>
+      </w:r>
+      <w:hyperlink r:id="rId27">
+        <w:r>
+          <w:rPr>
+            <w:lang w:val="hi_IN" w:bidi="hi_IN"/>
+          </w:rPr>
+          <w:rPr>
+            <w:color w:val="0000EE"/>
+            <w:u w:val="single"/>
+          </w:rPr>
+          <w:t>13:22</w:t>
         </w:r>
       </w:hyperlink>
       <w:r>
@@ -387,10 +611,9 @@
       </w:r>
       <w:r>
         <w:rPr>
-          <w:u w:val="single"/>
-          <w:lang w:val="hi_IN" w:bidi="hi_IN"/>
-        </w:rPr>
-        <w:t>आगे के अध्ययन के लिए अंश</w:t>
+          <w:lang w:val="hi_IN" w:bidi="hi_IN"/>
+        </w:rPr>
+        <w:t>समुदायों ने इन दस्तावेजों को लम्बे समय तक संरक्षित किया, विशेष रूप से वे जो चमड़े के कुण्डलपत्रों पर लिखे गए थे। उन्होंने एक दस्तावेज़ की कई प्रतियाँ बनाईं। ये प्रतियाँ इतनी मूल्यवान थीं कि लोगों ने उन्हें सदियों तक सावधानीपूर्वक संरक्षित रखा। उन्होंने प्रतियों का कई भाषाओं में अनुवाद भी किया।</w:t>
       </w:r>
     </w:p>
     <w:p>
@@ -400,27 +623,47 @@
           <w:lang w:val="hi_IN" w:bidi="hi_IN"/>
         </w:rPr>
       </w:r>
-      <w:hyperlink r:id="rId13">
-        <w:r>
-          <w:rPr>
-            <w:lang w:val="hi_IN" w:bidi="hi_IN"/>
-          </w:rPr>
-          <w:rPr>
-            <w:color w:val="0000EE"/>
-            <w:u w:val="single"/>
-          </w:rPr>
-          <w:t>प्रकाशितवाक्य 4:1–5:14</w:t>
-        </w:r>
-      </w:hyperlink>
-      <w:r>
-        <w:rPr>
-          <w:lang w:val="hi_IN" w:bidi="hi_IN"/>
-        </w:rPr>
-      </w:r>
-      <w:r>
-        <w:rPr>
-          <w:lang w:val="hi_IN" w:bidi="hi_IN"/>
-        </w:rPr>
+      <w:r>
+        <w:rPr>
+          <w:lang w:val="hi_IN" w:bidi="hi_IN"/>
+        </w:rPr>
+        <w:t xml:space="preserve">यिर्मयाह की पुस्तक और अन्य भविष्यद्वक्ताओं, बुद्धिमानों, और शिक्षकों की लेखनी संरक्षित, संकलित, और हमारे पास पुराने और नए नियम के रूप में हस्तांतरित की गई हैं। ये ग्रन्थ परमेश्वर के अपने लोगों के लिए सन्देशों का लिखित विवरण प्रदान करते हैं (देखें </w:t>
+      </w:r>
+      <w:hyperlink r:id="rId28">
+        <w:r>
+          <w:rPr>
+            <w:lang w:val="hi_IN" w:bidi="hi_IN"/>
+          </w:rPr>
+          <w:rPr>
+            <w:color w:val="0000EE"/>
+            <w:u w:val="single"/>
+          </w:rPr>
+          <w:t>2 तीमु 3:16–17</w:t>
+        </w:r>
+      </w:hyperlink>
+      <w:r>
+        <w:rPr>
+          <w:lang w:val="hi_IN" w:bidi="hi_IN"/>
+        </w:rPr>
+        <w:t xml:space="preserve">; </w:t>
+      </w:r>
+      <w:hyperlink r:id="rId29">
+        <w:r>
+          <w:rPr>
+            <w:lang w:val="hi_IN" w:bidi="hi_IN"/>
+          </w:rPr>
+          <w:rPr>
+            <w:color w:val="0000EE"/>
+            <w:u w:val="single"/>
+          </w:rPr>
+          <w:t>2 पत 1:20–21</w:t>
+        </w:r>
+      </w:hyperlink>
+      <w:r>
+        <w:rPr>
+          <w:lang w:val="hi_IN" w:bidi="hi_IN"/>
+        </w:rPr>
+        <w:t>)।</w:t>
       </w:r>
     </w:p>
     <w:p>
@@ -430,21 +673,12 @@
           <w:lang w:val="hi_IN" w:bidi="hi_IN"/>
         </w:rPr>
       </w:r>
-    </w:p>
-    <w:p>
-      <w:pPr>
-        <w:pStyle w:val="Heading2"/>
-      </w:pPr>
-      <w:r>
-        <w:rPr>
-          <w:lang w:val="hi_IN" w:bidi="hi_IN"/>
-        </w:rPr>
-        <w:t>राज-वंश का वादा</w:t>
-      </w:r>
-      <w:r>
-        <w:rPr>
-          <w:lang w:val="hi_IN" w:bidi="hi_IN"/>
-        </w:rPr>
+      <w:r>
+        <w:rPr>
+          <w:u w:val="single"/>
+          <w:lang w:val="hi_IN" w:bidi="hi_IN"/>
+        </w:rPr>
+        <w:t>आगे के अध्ययन के लिए अंश</w:t>
       </w:r>
     </w:p>
     <w:p>
@@ -454,65 +688,549 @@
           <w:lang w:val="hi_IN" w:bidi="hi_IN"/>
         </w:rPr>
       </w:r>
-      <w:r>
-        <w:rPr>
-          <w:lang w:val="hi_IN" w:bidi="hi_IN"/>
-        </w:rPr>
-        <w:t>परमेश्वर ने राजा दाऊद से यह प्रतिज्ञा की थी कि उनकी वंशावली सदा तक बनी रहेगी (</w:t>
-      </w:r>
-      <w:hyperlink r:id="rId19">
-        <w:r>
-          <w:rPr>
-            <w:lang w:val="hi_IN" w:bidi="hi_IN"/>
-          </w:rPr>
-          <w:rPr>
-            <w:color w:val="0000EE"/>
-            <w:u w:val="single"/>
-          </w:rPr>
-          <w:t>2 शमू 7:11–16</w:t>
-        </w:r>
-      </w:hyperlink>
-      <w:r>
-        <w:rPr>
-          <w:lang w:val="hi_IN" w:bidi="hi_IN"/>
-        </w:rPr>
-        <w:t xml:space="preserve"> और </w:t>
-      </w:r>
-      <w:hyperlink r:id="rId20">
-        <w:r>
-          <w:rPr>
-            <w:lang w:val="hi_IN" w:bidi="hi_IN"/>
-          </w:rPr>
-          <w:rPr>
-            <w:color w:val="0000EE"/>
-            <w:u w:val="single"/>
-          </w:rPr>
-          <w:t>1 इति 17:9–14</w:t>
-        </w:r>
-      </w:hyperlink>
-      <w:r>
-        <w:rPr>
-          <w:lang w:val="hi_IN" w:bidi="hi_IN"/>
-        </w:rPr>
-        <w:t xml:space="preserve"> में समानांतर अंश है)। फिर भी, इतिहास के लेखक (जिसे इतिहासकार कहा जाता है) उस समय जीवित थे जब दाऊद की वंशावली समाप्त होती हुई प्रतीत हो रही थी। यद्यपि दाऊद के वंशज जीवित थे, परन्तु यहूदा की बाबेल में बँधुआई के समय से, जो कि 150 वर्षों से अधिक पहले हुई थी, कोई भी वंशज राजा नहीं बना था (देखें </w:t>
-      </w:r>
-      <w:hyperlink r:id="rId21">
-        <w:r>
-          <w:rPr>
-            <w:lang w:val="hi_IN" w:bidi="hi_IN"/>
-          </w:rPr>
-          <w:rPr>
-            <w:color w:val="0000EE"/>
-            <w:u w:val="single"/>
-          </w:rPr>
-          <w:t>1 इति 3:1–24</w:t>
-        </w:r>
-      </w:hyperlink>
-      <w:r>
-        <w:rPr>
-          <w:lang w:val="hi_IN" w:bidi="hi_IN"/>
-        </w:rPr>
-        <w:t>)। इस परिस्थिति ने इस्राएल के भविष्य की आशा पर सन्देह उत्पन्न किया।</w:t>
+      <w:hyperlink r:id="rId17">
+        <w:r>
+          <w:rPr>
+            <w:lang w:val="hi_IN" w:bidi="hi_IN"/>
+          </w:rPr>
+          <w:rPr>
+            <w:color w:val="0000EE"/>
+            <w:u w:val="single"/>
+          </w:rPr>
+          <w:t>निर्गमन 17:14</w:t>
+        </w:r>
+      </w:hyperlink>
+      <w:r>
+        <w:rPr>
+          <w:lang w:val="hi_IN" w:bidi="hi_IN"/>
+        </w:rPr>
+        <w:t xml:space="preserve">; </w:t>
+      </w:r>
+      <w:hyperlink r:id="rId30">
+        <w:r>
+          <w:rPr>
+            <w:lang w:val="hi_IN" w:bidi="hi_IN"/>
+          </w:rPr>
+          <w:rPr>
+            <w:color w:val="0000EE"/>
+            <w:u w:val="single"/>
+          </w:rPr>
+          <w:t>31:18</w:t>
+        </w:r>
+      </w:hyperlink>
+      <w:r>
+        <w:rPr>
+          <w:lang w:val="hi_IN" w:bidi="hi_IN"/>
+        </w:rPr>
+        <w:t xml:space="preserve">; </w:t>
+      </w:r>
+      <w:hyperlink r:id="rId31">
+        <w:r>
+          <w:rPr>
+            <w:lang w:val="hi_IN" w:bidi="hi_IN"/>
+          </w:rPr>
+          <w:rPr>
+            <w:color w:val="0000EE"/>
+            <w:u w:val="single"/>
+          </w:rPr>
+          <w:t>34:27–28</w:t>
+        </w:r>
+      </w:hyperlink>
+      <w:r>
+        <w:rPr>
+          <w:lang w:val="hi_IN" w:bidi="hi_IN"/>
+        </w:rPr>
+        <w:t xml:space="preserve">; </w:t>
+      </w:r>
+      <w:hyperlink r:id="rId32">
+        <w:r>
+          <w:rPr>
+            <w:lang w:val="hi_IN" w:bidi="hi_IN"/>
+          </w:rPr>
+          <w:rPr>
+            <w:color w:val="0000EE"/>
+            <w:u w:val="single"/>
+          </w:rPr>
+          <w:t>व्यवस्थाविवरण 31:9–13</w:t>
+        </w:r>
+      </w:hyperlink>
+      <w:r>
+        <w:rPr>
+          <w:lang w:val="hi_IN" w:bidi="hi_IN"/>
+        </w:rPr>
+        <w:t xml:space="preserve">; </w:t>
+      </w:r>
+      <w:hyperlink r:id="rId25">
+        <w:r>
+          <w:rPr>
+            <w:lang w:val="hi_IN" w:bidi="hi_IN"/>
+          </w:rPr>
+          <w:rPr>
+            <w:color w:val="0000EE"/>
+            <w:u w:val="single"/>
+          </w:rPr>
+          <w:t>यशायाह 30:8</w:t>
+        </w:r>
+      </w:hyperlink>
+      <w:r>
+        <w:rPr>
+          <w:lang w:val="hi_IN" w:bidi="hi_IN"/>
+        </w:rPr>
+        <w:t xml:space="preserve">; </w:t>
+      </w:r>
+      <w:hyperlink r:id="rId33">
+        <w:r>
+          <w:rPr>
+            <w:lang w:val="hi_IN" w:bidi="hi_IN"/>
+          </w:rPr>
+          <w:rPr>
+            <w:color w:val="0000EE"/>
+            <w:u w:val="single"/>
+          </w:rPr>
+          <w:t>यिर्मयाह 30:2–3</w:t>
+        </w:r>
+      </w:hyperlink>
+      <w:r>
+        <w:rPr>
+          <w:lang w:val="hi_IN" w:bidi="hi_IN"/>
+        </w:rPr>
+        <w:t xml:space="preserve">; </w:t>
+      </w:r>
+      <w:hyperlink r:id="rId14">
+        <w:r>
+          <w:rPr>
+            <w:lang w:val="hi_IN" w:bidi="hi_IN"/>
+          </w:rPr>
+          <w:rPr>
+            <w:color w:val="0000EE"/>
+            <w:u w:val="single"/>
+          </w:rPr>
+          <w:t>यिर्मयाह 36:1–32</w:t>
+        </w:r>
+      </w:hyperlink>
+      <w:r>
+        <w:rPr>
+          <w:lang w:val="hi_IN" w:bidi="hi_IN"/>
+        </w:rPr>
+        <w:t xml:space="preserve">; </w:t>
+      </w:r>
+      <w:hyperlink r:id="rId34">
+        <w:r>
+          <w:rPr>
+            <w:lang w:val="hi_IN" w:bidi="hi_IN"/>
+          </w:rPr>
+          <w:rPr>
+            <w:color w:val="0000EE"/>
+            <w:u w:val="single"/>
+          </w:rPr>
+          <w:t>45:1</w:t>
+        </w:r>
+      </w:hyperlink>
+      <w:r>
+        <w:rPr>
+          <w:lang w:val="hi_IN" w:bidi="hi_IN"/>
+        </w:rPr>
+        <w:t xml:space="preserve">; </w:t>
+      </w:r>
+      <w:hyperlink r:id="rId35">
+        <w:r>
+          <w:rPr>
+            <w:lang w:val="hi_IN" w:bidi="hi_IN"/>
+          </w:rPr>
+          <w:rPr>
+            <w:color w:val="0000EE"/>
+            <w:u w:val="single"/>
+          </w:rPr>
+          <w:t>51:60–64</w:t>
+        </w:r>
+      </w:hyperlink>
+      <w:r>
+        <w:rPr>
+          <w:lang w:val="hi_IN" w:bidi="hi_IN"/>
+        </w:rPr>
+        <w:t xml:space="preserve">; </w:t>
+      </w:r>
+      <w:hyperlink r:id="rId36">
+        <w:r>
+          <w:rPr>
+            <w:lang w:val="hi_IN" w:bidi="hi_IN"/>
+          </w:rPr>
+          <w:rPr>
+            <w:color w:val="0000EE"/>
+            <w:u w:val="single"/>
+          </w:rPr>
+          <w:t>यहेजकेल 43:11</w:t>
+        </w:r>
+      </w:hyperlink>
+      <w:r>
+        <w:rPr>
+          <w:lang w:val="hi_IN" w:bidi="hi_IN"/>
+        </w:rPr>
+        <w:t xml:space="preserve">; </w:t>
+      </w:r>
+      <w:hyperlink r:id="rId37">
+        <w:r>
+          <w:rPr>
+            <w:lang w:val="hi_IN" w:bidi="hi_IN"/>
+          </w:rPr>
+          <w:rPr>
+            <w:color w:val="0000EE"/>
+            <w:u w:val="single"/>
+          </w:rPr>
+          <w:t>दानिय्येल 7:1</w:t>
+        </w:r>
+      </w:hyperlink>
+      <w:r>
+        <w:rPr>
+          <w:lang w:val="hi_IN" w:bidi="hi_IN"/>
+        </w:rPr>
+        <w:t xml:space="preserve">; </w:t>
+      </w:r>
+      <w:hyperlink r:id="rId38">
+        <w:r>
+          <w:rPr>
+            <w:lang w:val="hi_IN" w:bidi="hi_IN"/>
+          </w:rPr>
+          <w:rPr>
+            <w:color w:val="0000EE"/>
+            <w:u w:val="single"/>
+          </w:rPr>
+          <w:t>लूका 1:1–4</w:t>
+        </w:r>
+      </w:hyperlink>
+      <w:r>
+        <w:rPr>
+          <w:lang w:val="hi_IN" w:bidi="hi_IN"/>
+        </w:rPr>
+        <w:t xml:space="preserve">; </w:t>
+      </w:r>
+      <w:hyperlink r:id="rId39">
+        <w:r>
+          <w:rPr>
+            <w:lang w:val="hi_IN" w:bidi="hi_IN"/>
+          </w:rPr>
+          <w:rPr>
+            <w:color w:val="0000EE"/>
+            <w:u w:val="single"/>
+          </w:rPr>
+          <w:t>यूहन्ना 5:46–47</w:t>
+        </w:r>
+      </w:hyperlink>
+      <w:r>
+        <w:rPr>
+          <w:lang w:val="hi_IN" w:bidi="hi_IN"/>
+        </w:rPr>
+        <w:t xml:space="preserve">; </w:t>
+      </w:r>
+      <w:hyperlink r:id="rId40">
+        <w:r>
+          <w:rPr>
+            <w:lang w:val="hi_IN" w:bidi="hi_IN"/>
+          </w:rPr>
+          <w:rPr>
+            <w:color w:val="0000EE"/>
+            <w:u w:val="single"/>
+          </w:rPr>
+          <w:t>20:30–31</w:t>
+        </w:r>
+      </w:hyperlink>
+      <w:r>
+        <w:rPr>
+          <w:lang w:val="hi_IN" w:bidi="hi_IN"/>
+        </w:rPr>
+        <w:t xml:space="preserve">; </w:t>
+      </w:r>
+      <w:hyperlink r:id="rId41">
+        <w:r>
+          <w:rPr>
+            <w:lang w:val="hi_IN" w:bidi="hi_IN"/>
+          </w:rPr>
+          <w:rPr>
+            <w:color w:val="0000EE"/>
+            <w:u w:val="single"/>
+          </w:rPr>
+          <w:t>21:24–25</w:t>
+        </w:r>
+      </w:hyperlink>
+      <w:r>
+        <w:rPr>
+          <w:lang w:val="hi_IN" w:bidi="hi_IN"/>
+        </w:rPr>
+        <w:t xml:space="preserve">; </w:t>
+      </w:r>
+      <w:hyperlink r:id="rId42">
+        <w:r>
+          <w:rPr>
+            <w:lang w:val="hi_IN" w:bidi="hi_IN"/>
+          </w:rPr>
+          <w:rPr>
+            <w:color w:val="0000EE"/>
+            <w:u w:val="single"/>
+          </w:rPr>
+          <w:t>प्रेरितों के काम 1:1–2</w:t>
+        </w:r>
+      </w:hyperlink>
+      <w:r>
+        <w:rPr>
+          <w:lang w:val="hi_IN" w:bidi="hi_IN"/>
+        </w:rPr>
+        <w:t xml:space="preserve">; </w:t>
+      </w:r>
+      <w:hyperlink r:id="rId43">
+        <w:r>
+          <w:rPr>
+            <w:lang w:val="hi_IN" w:bidi="hi_IN"/>
+          </w:rPr>
+          <w:rPr>
+            <w:color w:val="0000EE"/>
+            <w:u w:val="single"/>
+          </w:rPr>
+          <w:t>रोमियों 15:4</w:t>
+        </w:r>
+      </w:hyperlink>
+      <w:r>
+        <w:rPr>
+          <w:lang w:val="hi_IN" w:bidi="hi_IN"/>
+        </w:rPr>
+        <w:t xml:space="preserve">; </w:t>
+      </w:r>
+      <w:hyperlink r:id="rId44">
+        <w:r>
+          <w:rPr>
+            <w:lang w:val="hi_IN" w:bidi="hi_IN"/>
+          </w:rPr>
+          <w:rPr>
+            <w:color w:val="0000EE"/>
+            <w:u w:val="single"/>
+          </w:rPr>
+          <w:t>1 कुरिन्थियों 10:11</w:t>
+        </w:r>
+      </w:hyperlink>
+      <w:r>
+        <w:rPr>
+          <w:lang w:val="hi_IN" w:bidi="hi_IN"/>
+        </w:rPr>
+        <w:t xml:space="preserve">; </w:t>
+      </w:r>
+      <w:hyperlink r:id="rId28">
+        <w:r>
+          <w:rPr>
+            <w:lang w:val="hi_IN" w:bidi="hi_IN"/>
+          </w:rPr>
+          <w:rPr>
+            <w:color w:val="0000EE"/>
+            <w:u w:val="single"/>
+          </w:rPr>
+          <w:t>2 तीमुथियुस 3:16–17</w:t>
+        </w:r>
+      </w:hyperlink>
+      <w:r>
+        <w:rPr>
+          <w:lang w:val="hi_IN" w:bidi="hi_IN"/>
+        </w:rPr>
+        <w:t xml:space="preserve">; </w:t>
+      </w:r>
+      <w:hyperlink r:id="rId45">
+        <w:r>
+          <w:rPr>
+            <w:lang w:val="hi_IN" w:bidi="hi_IN"/>
+          </w:rPr>
+          <w:rPr>
+            <w:color w:val="0000EE"/>
+            <w:u w:val="single"/>
+          </w:rPr>
+          <w:t>फिलेमोन 1:21</w:t>
+        </w:r>
+      </w:hyperlink>
+      <w:r>
+        <w:rPr>
+          <w:lang w:val="hi_IN" w:bidi="hi_IN"/>
+        </w:rPr>
+        <w:t xml:space="preserve">; </w:t>
+      </w:r>
+      <w:hyperlink r:id="rId46">
+        <w:r>
+          <w:rPr>
+            <w:lang w:val="hi_IN" w:bidi="hi_IN"/>
+          </w:rPr>
+          <w:rPr>
+            <w:color w:val="0000EE"/>
+            <w:u w:val="single"/>
+          </w:rPr>
+          <w:t>इब्रानियों 13:22</w:t>
+        </w:r>
+      </w:hyperlink>
+      <w:r>
+        <w:rPr>
+          <w:lang w:val="hi_IN" w:bidi="hi_IN"/>
+        </w:rPr>
+        <w:t xml:space="preserve">; </w:t>
+      </w:r>
+      <w:hyperlink r:id="rId47">
+        <w:r>
+          <w:rPr>
+            <w:lang w:val="hi_IN" w:bidi="hi_IN"/>
+          </w:rPr>
+          <w:rPr>
+            <w:color w:val="0000EE"/>
+            <w:u w:val="single"/>
+          </w:rPr>
+          <w:t>1 पतरस 5:12</w:t>
+        </w:r>
+      </w:hyperlink>
+      <w:r>
+        <w:rPr>
+          <w:lang w:val="hi_IN" w:bidi="hi_IN"/>
+        </w:rPr>
+        <w:t xml:space="preserve">; </w:t>
+      </w:r>
+      <w:hyperlink r:id="rId29">
+        <w:r>
+          <w:rPr>
+            <w:lang w:val="hi_IN" w:bidi="hi_IN"/>
+          </w:rPr>
+          <w:rPr>
+            <w:color w:val="0000EE"/>
+            <w:u w:val="single"/>
+          </w:rPr>
+          <w:t>2 पतरस 1:20–21</w:t>
+        </w:r>
+      </w:hyperlink>
+      <w:r>
+        <w:rPr>
+          <w:lang w:val="hi_IN" w:bidi="hi_IN"/>
+        </w:rPr>
+        <w:t xml:space="preserve">; </w:t>
+      </w:r>
+      <w:hyperlink r:id="rId48">
+        <w:r>
+          <w:rPr>
+            <w:lang w:val="hi_IN" w:bidi="hi_IN"/>
+          </w:rPr>
+          <w:rPr>
+            <w:color w:val="0000EE"/>
+            <w:u w:val="single"/>
+          </w:rPr>
+          <w:t>1 यूहन्ना 1:4</w:t>
+        </w:r>
+      </w:hyperlink>
+      <w:r>
+        <w:rPr>
+          <w:lang w:val="hi_IN" w:bidi="hi_IN"/>
+        </w:rPr>
+        <w:t xml:space="preserve">; </w:t>
+      </w:r>
+      <w:hyperlink r:id="rId49">
+        <w:r>
+          <w:rPr>
+            <w:lang w:val="hi_IN" w:bidi="hi_IN"/>
+          </w:rPr>
+          <w:rPr>
+            <w:color w:val="0000EE"/>
+            <w:u w:val="single"/>
+          </w:rPr>
+          <w:t>2:12–24</w:t>
+        </w:r>
+      </w:hyperlink>
+      <w:r>
+        <w:rPr>
+          <w:lang w:val="hi_IN" w:bidi="hi_IN"/>
+        </w:rPr>
+        <w:t xml:space="preserve">; </w:t>
+      </w:r>
+      <w:hyperlink r:id="rId50">
+        <w:r>
+          <w:rPr>
+            <w:lang w:val="hi_IN" w:bidi="hi_IN"/>
+          </w:rPr>
+          <w:rPr>
+            <w:color w:val="0000EE"/>
+            <w:u w:val="single"/>
+          </w:rPr>
+          <w:t>5:13</w:t>
+        </w:r>
+      </w:hyperlink>
+      <w:r>
+        <w:rPr>
+          <w:lang w:val="hi_IN" w:bidi="hi_IN"/>
+        </w:rPr>
+        <w:t xml:space="preserve">; </w:t>
+      </w:r>
+      <w:hyperlink r:id="rId51">
+        <w:r>
+          <w:rPr>
+            <w:lang w:val="hi_IN" w:bidi="hi_IN"/>
+          </w:rPr>
+          <w:rPr>
+            <w:color w:val="0000EE"/>
+            <w:u w:val="single"/>
+          </w:rPr>
+          <w:t>प्रकाशितवाक्य 1:11</w:t>
+        </w:r>
+      </w:hyperlink>
+      <w:r>
+        <w:rPr>
+          <w:lang w:val="hi_IN" w:bidi="hi_IN"/>
+        </w:rPr>
+        <w:t xml:space="preserve">; </w:t>
+      </w:r>
+      <w:hyperlink r:id="rId52">
+        <w:r>
+          <w:rPr>
+            <w:lang w:val="hi_IN" w:bidi="hi_IN"/>
+          </w:rPr>
+          <w:rPr>
+            <w:color w:val="0000EE"/>
+            <w:u w:val="single"/>
+          </w:rPr>
+          <w:t>10:4</w:t>
+        </w:r>
+      </w:hyperlink>
+      <w:r>
+        <w:rPr>
+          <w:lang w:val="hi_IN" w:bidi="hi_IN"/>
+        </w:rPr>
+        <w:t xml:space="preserve">; </w:t>
+      </w:r>
+      <w:hyperlink r:id="rId53">
+        <w:r>
+          <w:rPr>
+            <w:lang w:val="hi_IN" w:bidi="hi_IN"/>
+          </w:rPr>
+          <w:rPr>
+            <w:color w:val="0000EE"/>
+            <w:u w:val="single"/>
+          </w:rPr>
+          <w:t>21:5</w:t>
+        </w:r>
+      </w:hyperlink>
+      <w:r>
+        <w:rPr>
+          <w:lang w:val="hi_IN" w:bidi="hi_IN"/>
+        </w:rPr>
+        <w:t xml:space="preserve">; </w:t>
+      </w:r>
+      <w:hyperlink r:id="rId54">
+        <w:r>
+          <w:rPr>
+            <w:lang w:val="hi_IN" w:bidi="hi_IN"/>
+          </w:rPr>
+          <w:rPr>
+            <w:color w:val="0000EE"/>
+            <w:u w:val="single"/>
+          </w:rPr>
+          <w:t>22:18–19</w:t>
+        </w:r>
+      </w:hyperlink>
+      <w:r>
+        <w:rPr>
+          <w:lang w:val="hi_IN" w:bidi="hi_IN"/>
+        </w:rPr>
+      </w:r>
+      <w:r>
+        <w:rPr>
+          <w:lang w:val="hi_IN" w:bidi="hi_IN"/>
+        </w:rPr>
       </w:r>
     </w:p>
     <w:p>
@@ -522,29 +1240,21 @@
           <w:lang w:val="hi_IN" w:bidi="hi_IN"/>
         </w:rPr>
       </w:r>
-      <w:r>
-        <w:rPr>
-          <w:lang w:val="hi_IN" w:bidi="hi_IN"/>
-        </w:rPr>
-        <w:t>इतिहासकार का उद्देश्य यह दिखाना था कि परमेश्वर की दाऊद से की गई प्रतिज्ञा बेशर्त थी और उनका सिंहासन सचमुच में "हमेशा के लिए सुरक्षित" है। यहाँ तक कि बँधुआई की सम्भावना भी परमेश्वर की उस प्रतिज्ञा की आशा को समाप्त नहीं करती, जो एक राजकीय वंशावली के विषय में है। यह प्रतिज्ञा भविष्य में भी पूरी होती रहेगी क्योंकि दाऊद का एक भविष्य का वंशज उस सिंहासन का उत्तराधिकारी होगा (</w:t>
-      </w:r>
-      <w:hyperlink r:id="rId22">
-        <w:r>
-          <w:rPr>
-            <w:lang w:val="hi_IN" w:bidi="hi_IN"/>
-          </w:rPr>
-          <w:rPr>
-            <w:color w:val="0000EE"/>
-            <w:u w:val="single"/>
-          </w:rPr>
-          <w:t>1 इति 17:11</w:t>
-        </w:r>
-      </w:hyperlink>
-      <w:r>
-        <w:rPr>
-          <w:lang w:val="hi_IN" w:bidi="hi_IN"/>
-        </w:rPr>
-        <w:t>)।</w:t>
+    </w:p>
+    <w:p>
+      <w:pPr>
+        <w:pStyle w:val="Heading2"/>
+      </w:pPr>
+      <w:r>
+        <w:rPr>
+          <w:lang w:val="hi_IN" w:bidi="hi_IN"/>
+        </w:rPr>
+        <w:t>लूका के सुसमाचार में धनवान और कंगाल</w:t>
+      </w:r>
+      <w:r>
+        <w:rPr>
+          <w:lang w:val="hi_IN" w:bidi="hi_IN"/>
+        </w:rPr>
       </w:r>
     </w:p>
     <w:p>
@@ -558,7 +1268,85 @@
         <w:rPr>
           <w:lang w:val="hi_IN" w:bidi="hi_IN"/>
         </w:rPr>
-        <w:t>इतिहासकार ने मसीहा के विषय में सीधे तौर पर शब्द के सख्त अर्थ में नहीं लिखा है। उनका मुख्य ध्यान परमेश्वर द्वारा चुने गए किसी छुड़ानेवाले के आगमन पर नहीं था। इसकी बजाय, वह आशा करते थे कि दाऊद की वंशावली से राजा फिर से वाचा के समुदाय की अगुवाई करेंगे (यानी इस्राएल के लोग, जो परमेश्वर के साथ विशेष वाचा में थे)। इतिहासकार ने समुदाय को इस आशा में उत्साहित किया कि एक नया राजा आएगा जो इस्राएल की दशा को सुधार देगा।</w:t>
+        <w:t xml:space="preserve">लूका के सुसमाचार में, परमेश्वर के राज्य में प्रवेश करने या उससे बाहर होने में सांसारिक धन का उल्टा होना शामिल है। यीशु की माँ मरियम ने घोषणा की कि परमेश्वर, गरीबों और नम्र लोगों को ऊपर उठाएगा जबकि </w:t>
+      </w:r>
+      <w:r>
+        <w:rPr>
+          <w:lang w:val="hi_IN" w:bidi="hi_IN"/>
+        </w:rPr>
+        <w:t>धनवानों</w:t>
+      </w:r>
+      <w:r>
+        <w:rPr>
+          <w:lang w:val="hi_IN" w:bidi="hi_IN"/>
+        </w:rPr>
+        <w:t xml:space="preserve"> और शक्तिशाली लोगों को नम्र करेगा (</w:t>
+      </w:r>
+      <w:hyperlink r:id="rId55">
+        <w:r>
+          <w:rPr>
+            <w:lang w:val="hi_IN" w:bidi="hi_IN"/>
+          </w:rPr>
+          <w:rPr>
+            <w:color w:val="0000EE"/>
+            <w:u w:val="single"/>
+          </w:rPr>
+          <w:t>लूका 1:52–53</w:t>
+        </w:r>
+      </w:hyperlink>
+      <w:r>
+        <w:rPr>
+          <w:lang w:val="hi_IN" w:bidi="hi_IN"/>
+        </w:rPr>
+        <w:t>)। यीशु ने नासरत में घोषणा की कि सुसमाचार "</w:t>
+      </w:r>
+      <w:r>
+        <w:rPr>
+          <w:lang w:val="hi_IN" w:bidi="hi_IN"/>
+        </w:rPr>
+        <w:t>कंगालों को सुसमाचार</w:t>
+      </w:r>
+      <w:r>
+        <w:rPr>
+          <w:lang w:val="hi_IN" w:bidi="hi_IN"/>
+        </w:rPr>
+        <w:t>" है (</w:t>
+      </w:r>
+      <w:hyperlink r:id="rId56">
+        <w:r>
+          <w:rPr>
+            <w:lang w:val="hi_IN" w:bidi="hi_IN"/>
+          </w:rPr>
+          <w:rPr>
+            <w:color w:val="0000EE"/>
+            <w:u w:val="single"/>
+          </w:rPr>
+          <w:t>4:18</w:t>
+        </w:r>
+      </w:hyperlink>
+      <w:r>
+        <w:rPr>
+          <w:lang w:val="hi_IN" w:bidi="hi_IN"/>
+        </w:rPr>
+        <w:t>)। उसने गरीबों और भूखों को आशीर्वाद दिया और धनवानों और संतुष्ट लोगों को चेतावनी दी (</w:t>
+      </w:r>
+      <w:hyperlink r:id="rId57">
+        <w:r>
+          <w:rPr>
+            <w:lang w:val="hi_IN" w:bidi="hi_IN"/>
+          </w:rPr>
+          <w:rPr>
+            <w:color w:val="0000EE"/>
+            <w:u w:val="single"/>
+          </w:rPr>
+          <w:t>6:20–26</w:t>
+        </w:r>
+      </w:hyperlink>
+      <w:r>
+        <w:rPr>
+          <w:lang w:val="hi_IN" w:bidi="hi_IN"/>
+        </w:rPr>
+        <w:t xml:space="preserve">)। इसने आम धारणा को चुनौती दी कि परमेश्वर धनवान लोगों को आशीष देते हैं और कंगाल लोगों को शाप देते हैं। </w:t>
       </w:r>
     </w:p>
     <w:p>
@@ -572,54 +1360,90 @@
         <w:rPr>
           <w:lang w:val="hi_IN" w:bidi="hi_IN"/>
         </w:rPr>
-        <w:t xml:space="preserve">यीशु का जन्म, दाऊद के पुत्र के रूप में, इस्राएल के लिए इतिहासकार की आशा को पूरा करता है। यीशु ने इतिहासकार की, नए राजा की आशा को पूरा किया (देखें </w:t>
-      </w:r>
-      <w:hyperlink r:id="rId23">
-        <w:r>
-          <w:rPr>
-            <w:lang w:val="hi_IN" w:bidi="hi_IN"/>
-          </w:rPr>
-          <w:rPr>
-            <w:color w:val="0000EE"/>
-            <w:u w:val="single"/>
-          </w:rPr>
-          <w:t>मत्ती 1:1–17</w:t>
-        </w:r>
-      </w:hyperlink>
-      <w:r>
-        <w:rPr>
-          <w:lang w:val="hi_IN" w:bidi="hi_IN"/>
-        </w:rPr>
-        <w:t>)। उनका राज्य जाति-जाति को शामिल करता है (</w:t>
-      </w:r>
-      <w:hyperlink r:id="rId24">
-        <w:r>
-          <w:rPr>
-            <w:lang w:val="hi_IN" w:bidi="hi_IN"/>
-          </w:rPr>
-          <w:rPr>
-            <w:color w:val="0000EE"/>
-            <w:u w:val="single"/>
-          </w:rPr>
-          <w:t>यशा 49:6</w:t>
-        </w:r>
-      </w:hyperlink>
-      <w:r>
-        <w:rPr>
-          <w:lang w:val="hi_IN" w:bidi="hi_IN"/>
-        </w:rPr>
-        <w:t>)। यह "समुद्र से समुद्र तक और महानद से पृथ्वी के दूर-दूर के देशों तक" फैला हुआ है (</w:t>
-      </w:r>
-      <w:hyperlink r:id="rId25">
-        <w:r>
-          <w:rPr>
-            <w:lang w:val="hi_IN" w:bidi="hi_IN"/>
-          </w:rPr>
-          <w:rPr>
-            <w:color w:val="0000EE"/>
-            <w:u w:val="single"/>
-          </w:rPr>
-          <w:t>जक 9:10</w:t>
+        <w:t xml:space="preserve">यीशु के कई दृष्टांत धन के खतरे के बारे में दृढ़ता से चेतावनी देते हैं। </w:t>
+      </w:r>
+      <w:r>
+        <w:rPr>
+          <w:lang w:val="hi_IN" w:bidi="hi_IN"/>
+        </w:rPr>
+        <w:t>धनवान</w:t>
+      </w:r>
+      <w:r>
+        <w:rPr>
+          <w:lang w:val="hi_IN" w:bidi="hi_IN"/>
+        </w:rPr>
+        <w:t xml:space="preserve"> मूर्ख का दृष्टांत दिखाता है कि क्या होता है जब कोई व्यक्ति परमेश्वर के साथ एक मजबूत रिश्ता बनाने के बजाय पृथ्वी पर धन इकट्ठा करता है (</w:t>
+      </w:r>
+      <w:hyperlink r:id="rId58">
+        <w:r>
+          <w:rPr>
+            <w:lang w:val="hi_IN" w:bidi="hi_IN"/>
+          </w:rPr>
+          <w:rPr>
+            <w:color w:val="0000EE"/>
+            <w:u w:val="single"/>
+          </w:rPr>
+          <w:t>लूका 12:13–21</w:t>
+        </w:r>
+      </w:hyperlink>
+      <w:r>
+        <w:rPr>
+          <w:lang w:val="hi_IN" w:bidi="hi_IN"/>
+        </w:rPr>
+        <w:t xml:space="preserve">)। </w:t>
+      </w:r>
+      <w:r>
+        <w:rPr>
+          <w:lang w:val="hi_IN" w:bidi="hi_IN"/>
+        </w:rPr>
+        <w:t xml:space="preserve">धनवान </w:t>
+      </w:r>
+      <w:r>
+        <w:rPr>
+          <w:lang w:val="hi_IN" w:bidi="hi_IN"/>
+        </w:rPr>
+        <w:t>व्यक्ति और लाजर का दृष्टांत, जीवन के आराम का आनंद लेते हुए गरीबों और असहायों की अनदेखी करने के अनंत परिणामों को दर्शाता है (</w:t>
+      </w:r>
+      <w:hyperlink r:id="rId59">
+        <w:r>
+          <w:rPr>
+            <w:lang w:val="hi_IN" w:bidi="hi_IN"/>
+          </w:rPr>
+          <w:rPr>
+            <w:color w:val="0000EE"/>
+            <w:u w:val="single"/>
+          </w:rPr>
+          <w:t>16:19–31</w:t>
+        </w:r>
+      </w:hyperlink>
+      <w:r>
+        <w:rPr>
+          <w:lang w:val="hi_IN" w:bidi="hi_IN"/>
+        </w:rPr>
+        <w:t xml:space="preserve">)। </w:t>
+      </w:r>
+      <w:r>
+        <w:rPr>
+          <w:lang w:val="hi_IN" w:bidi="hi_IN"/>
+        </w:rPr>
+        <w:t>धनवान</w:t>
+      </w:r>
+      <w:r>
+        <w:rPr>
+          <w:lang w:val="hi_IN" w:bidi="hi_IN"/>
+        </w:rPr>
+        <w:t xml:space="preserve"> व्यक्ति जिसने यीशु से पूछा कि अनन्त जीवन कैसे प्राप्त किया जाए, वह तब निराश हो गया जब यीशु ने उसे अपना सब कुछ बेचकर गरीबों को देने के लिए कहा (</w:t>
+      </w:r>
+      <w:hyperlink r:id="rId60">
+        <w:r>
+          <w:rPr>
+            <w:lang w:val="hi_IN" w:bidi="hi_IN"/>
+          </w:rPr>
+          <w:rPr>
+            <w:color w:val="0000EE"/>
+            <w:u w:val="single"/>
+          </w:rPr>
+          <w:t>18:18–23</w:t>
         </w:r>
       </w:hyperlink>
       <w:r>
@@ -638,10 +1462,45 @@
       </w:r>
       <w:r>
         <w:rPr>
-          <w:u w:val="single"/>
-          <w:lang w:val="hi_IN" w:bidi="hi_IN"/>
-        </w:rPr>
-        <w:t>अधिक अध्ययन के लिए अंश</w:t>
+          <w:lang w:val="hi_IN" w:bidi="hi_IN"/>
+        </w:rPr>
+        <w:t>लूका के सुसमाचार में कंगाल कौन हैं? क्या वे शारीरिक रूप से कंगाल लोग हैं या वे जो आत्मा में कंगाल हैं (</w:t>
+      </w:r>
+      <w:hyperlink r:id="rId61">
+        <w:r>
+          <w:rPr>
+            <w:lang w:val="hi_IN" w:bidi="hi_IN"/>
+          </w:rPr>
+          <w:rPr>
+            <w:color w:val="0000EE"/>
+            <w:u w:val="single"/>
+          </w:rPr>
+          <w:t>मत्ती 5:3</w:t>
+        </w:r>
+      </w:hyperlink>
+      <w:r>
+        <w:rPr>
+          <w:lang w:val="hi_IN" w:bidi="hi_IN"/>
+        </w:rPr>
+        <w:t xml:space="preserve"> से तुलना करें)? संभवतः दोनों ही हैं। शारीरिक रूप से कंगाल, जिनके पास बहुत कम है, स्वाभाविक रूप से अपनी ज़रूरतों के लिए परमेश्वर पर निर्भर रहते हैं। धनवान और शक्तिशाली लोग अक्सर खुद पर भरोसा करते हैं, परमेश्वर की ज़रूरत को भूल जाते हैं। धनवान लोग परमेश्वर के राज्य में प्रवेश नहीं कर सकते हैं यदि वे अपने धन पर भरोसा करते हैं (</w:t>
+      </w:r>
+      <w:hyperlink r:id="rId62">
+        <w:r>
+          <w:rPr>
+            <w:lang w:val="hi_IN" w:bidi="hi_IN"/>
+          </w:rPr>
+          <w:rPr>
+            <w:color w:val="0000EE"/>
+            <w:u w:val="single"/>
+          </w:rPr>
+          <w:t>16:25–26</w:t>
+        </w:r>
+      </w:hyperlink>
+      <w:r>
+        <w:rPr>
+          <w:lang w:val="hi_IN" w:bidi="hi_IN"/>
+        </w:rPr>
+        <w:t>)। परमेश्वर उन लोगों को स्वीकार करता है जो केवल उस पर भरोसा करते हैं।</w:t>
       </w:r>
     </w:p>
     <w:p>
@@ -651,189 +1510,12 @@
           <w:lang w:val="hi_IN" w:bidi="hi_IN"/>
         </w:rPr>
       </w:r>
-      <w:hyperlink r:id="rId26">
-        <w:r>
-          <w:rPr>
-            <w:lang w:val="hi_IN" w:bidi="hi_IN"/>
-          </w:rPr>
-          <w:rPr>
-            <w:color w:val="0000EE"/>
-            <w:u w:val="single"/>
-          </w:rPr>
-          <w:t>उत्पत्ति 49:8–12</w:t>
-        </w:r>
-      </w:hyperlink>
-      <w:r>
-        <w:rPr>
-          <w:lang w:val="hi_IN" w:bidi="hi_IN"/>
-        </w:rPr>
-        <w:t xml:space="preserve">; </w:t>
-      </w:r>
-      <w:hyperlink r:id="rId27">
-        <w:r>
-          <w:rPr>
-            <w:lang w:val="hi_IN" w:bidi="hi_IN"/>
-          </w:rPr>
-          <w:rPr>
-            <w:color w:val="0000EE"/>
-            <w:u w:val="single"/>
-          </w:rPr>
-          <w:t>1 इतिहास 5:1–2</w:t>
-        </w:r>
-      </w:hyperlink>
-      <w:r>
-        <w:rPr>
-          <w:lang w:val="hi_IN" w:bidi="hi_IN"/>
-        </w:rPr>
-        <w:t xml:space="preserve">; </w:t>
-      </w:r>
-      <w:hyperlink r:id="rId28">
-        <w:r>
-          <w:rPr>
-            <w:lang w:val="hi_IN" w:bidi="hi_IN"/>
-          </w:rPr>
-          <w:rPr>
-            <w:color w:val="0000EE"/>
-            <w:u w:val="single"/>
-          </w:rPr>
-          <w:t>17:1–15</w:t>
-        </w:r>
-      </w:hyperlink>
-      <w:r>
-        <w:rPr>
-          <w:lang w:val="hi_IN" w:bidi="hi_IN"/>
-        </w:rPr>
-        <w:t xml:space="preserve">; </w:t>
-      </w:r>
-      <w:hyperlink r:id="rId29">
-        <w:r>
-          <w:rPr>
-            <w:lang w:val="hi_IN" w:bidi="hi_IN"/>
-          </w:rPr>
-          <w:rPr>
-            <w:color w:val="0000EE"/>
-            <w:u w:val="single"/>
-          </w:rPr>
-          <w:t>22:6–13</w:t>
-        </w:r>
-      </w:hyperlink>
-      <w:r>
-        <w:rPr>
-          <w:lang w:val="hi_IN" w:bidi="hi_IN"/>
-        </w:rPr>
-        <w:t xml:space="preserve">; </w:t>
-      </w:r>
-      <w:hyperlink r:id="rId30">
-        <w:r>
-          <w:rPr>
-            <w:lang w:val="hi_IN" w:bidi="hi_IN"/>
-          </w:rPr>
-          <w:rPr>
-            <w:color w:val="0000EE"/>
-            <w:u w:val="single"/>
-          </w:rPr>
-          <w:t>28:4–7</w:t>
-        </w:r>
-      </w:hyperlink>
-      <w:r>
-        <w:rPr>
-          <w:lang w:val="hi_IN" w:bidi="hi_IN"/>
-        </w:rPr>
-        <w:t xml:space="preserve">; </w:t>
-      </w:r>
-      <w:hyperlink r:id="rId31">
-        <w:r>
-          <w:rPr>
-            <w:lang w:val="hi_IN" w:bidi="hi_IN"/>
-          </w:rPr>
-          <w:rPr>
-            <w:color w:val="0000EE"/>
-            <w:u w:val="single"/>
-          </w:rPr>
-          <w:t>भजन संहिता 78:67–72</w:t>
-        </w:r>
-      </w:hyperlink>
-      <w:r>
-        <w:rPr>
-          <w:lang w:val="hi_IN" w:bidi="hi_IN"/>
-        </w:rPr>
-        <w:t xml:space="preserve">; </w:t>
-      </w:r>
-      <w:hyperlink r:id="rId32">
-        <w:r>
-          <w:rPr>
-            <w:lang w:val="hi_IN" w:bidi="hi_IN"/>
-          </w:rPr>
-          <w:rPr>
-            <w:color w:val="0000EE"/>
-            <w:u w:val="single"/>
-          </w:rPr>
-          <w:t>132:11–12</w:t>
-        </w:r>
-      </w:hyperlink>
-      <w:r>
-        <w:rPr>
-          <w:lang w:val="hi_IN" w:bidi="hi_IN"/>
-        </w:rPr>
-        <w:t xml:space="preserve">; </w:t>
-      </w:r>
-      <w:hyperlink r:id="rId33">
-        <w:r>
-          <w:rPr>
-            <w:lang w:val="hi_IN" w:bidi="hi_IN"/>
-          </w:rPr>
-          <w:rPr>
-            <w:color w:val="0000EE"/>
-            <w:u w:val="single"/>
-          </w:rPr>
-          <w:t>आमोस 9:11–12</w:t>
-        </w:r>
-      </w:hyperlink>
-      <w:r>
-        <w:rPr>
-          <w:lang w:val="hi_IN" w:bidi="hi_IN"/>
-        </w:rPr>
-        <w:t xml:space="preserve">; </w:t>
-      </w:r>
-      <w:hyperlink r:id="rId23">
-        <w:r>
-          <w:rPr>
-            <w:lang w:val="hi_IN" w:bidi="hi_IN"/>
-          </w:rPr>
-          <w:rPr>
-            <w:color w:val="0000EE"/>
-            <w:u w:val="single"/>
-          </w:rPr>
-          <w:t>मत्ती 1:1–17</w:t>
-        </w:r>
-      </w:hyperlink>
-      <w:r>
-        <w:rPr>
-          <w:lang w:val="hi_IN" w:bidi="hi_IN"/>
-        </w:rPr>
-        <w:t xml:space="preserve">; </w:t>
-      </w:r>
-      <w:hyperlink r:id="rId34">
-        <w:r>
-          <w:rPr>
-            <w:lang w:val="hi_IN" w:bidi="hi_IN"/>
-          </w:rPr>
-          <w:rPr>
-            <w:color w:val="0000EE"/>
-            <w:u w:val="single"/>
-          </w:rPr>
-          <w:t>22:41–46</w:t>
-        </w:r>
-      </w:hyperlink>
-      <w:r>
-        <w:rPr>
-          <w:lang w:val="hi_IN" w:bidi="hi_IN"/>
-        </w:rPr>
-      </w:r>
-      <w:r>
-        <w:rPr>
-          <w:lang w:val="hi_IN" w:bidi="hi_IN"/>
-        </w:rPr>
+      <w:r>
+        <w:rPr>
+          <w:u w:val="single"/>
+          <w:lang w:val="hi_IN" w:bidi="hi_IN"/>
+        </w:rPr>
+        <w:t>अधिक अध्ययन के लिए अंश</w:t>
       </w:r>
     </w:p>
     <w:p>
@@ -843,16 +1525,148 @@
           <w:lang w:val="hi_IN" w:bidi="hi_IN"/>
         </w:rPr>
       </w:r>
-    </w:p>
-    <w:p>
-      <w:pPr>
-        <w:pStyle w:val="Heading2"/>
-      </w:pPr>
-      <w:r>
-        <w:rPr>
-          <w:lang w:val="hi_IN" w:bidi="hi_IN"/>
-        </w:rPr>
-        <w:t>राजशाही</w:t>
+      <w:hyperlink r:id="rId61">
+        <w:r>
+          <w:rPr>
+            <w:lang w:val="hi_IN" w:bidi="hi_IN"/>
+          </w:rPr>
+          <w:rPr>
+            <w:color w:val="0000EE"/>
+            <w:u w:val="single"/>
+          </w:rPr>
+          <w:t>मत्ती 5:3</w:t>
+        </w:r>
+      </w:hyperlink>
+      <w:r>
+        <w:rPr>
+          <w:lang w:val="hi_IN" w:bidi="hi_IN"/>
+        </w:rPr>
+        <w:t xml:space="preserve">; </w:t>
+      </w:r>
+      <w:hyperlink r:id="rId55">
+        <w:r>
+          <w:rPr>
+            <w:lang w:val="hi_IN" w:bidi="hi_IN"/>
+          </w:rPr>
+          <w:rPr>
+            <w:color w:val="0000EE"/>
+            <w:u w:val="single"/>
+          </w:rPr>
+          <w:t>लूका 1:52–53</w:t>
+        </w:r>
+      </w:hyperlink>
+      <w:r>
+        <w:rPr>
+          <w:lang w:val="hi_IN" w:bidi="hi_IN"/>
+        </w:rPr>
+        <w:t xml:space="preserve">; </w:t>
+      </w:r>
+      <w:hyperlink r:id="rId56">
+        <w:r>
+          <w:rPr>
+            <w:lang w:val="hi_IN" w:bidi="hi_IN"/>
+          </w:rPr>
+          <w:rPr>
+            <w:color w:val="0000EE"/>
+            <w:u w:val="single"/>
+          </w:rPr>
+          <w:t>4:18</w:t>
+        </w:r>
+      </w:hyperlink>
+      <w:r>
+        <w:rPr>
+          <w:lang w:val="hi_IN" w:bidi="hi_IN"/>
+        </w:rPr>
+        <w:t xml:space="preserve">; </w:t>
+      </w:r>
+      <w:hyperlink r:id="rId63">
+        <w:r>
+          <w:rPr>
+            <w:lang w:val="hi_IN" w:bidi="hi_IN"/>
+          </w:rPr>
+          <w:rPr>
+            <w:color w:val="0000EE"/>
+            <w:u w:val="single"/>
+          </w:rPr>
+          <w:t>6:20–25</w:t>
+        </w:r>
+      </w:hyperlink>
+      <w:r>
+        <w:rPr>
+          <w:lang w:val="hi_IN" w:bidi="hi_IN"/>
+        </w:rPr>
+        <w:t xml:space="preserve">; </w:t>
+      </w:r>
+      <w:hyperlink r:id="rId64">
+        <w:r>
+          <w:rPr>
+            <w:lang w:val="hi_IN" w:bidi="hi_IN"/>
+          </w:rPr>
+          <w:rPr>
+            <w:color w:val="0000EE"/>
+            <w:u w:val="single"/>
+          </w:rPr>
+          <w:t>12:13–34</w:t>
+        </w:r>
+      </w:hyperlink>
+      <w:r>
+        <w:rPr>
+          <w:lang w:val="hi_IN" w:bidi="hi_IN"/>
+        </w:rPr>
+        <w:t xml:space="preserve">; </w:t>
+      </w:r>
+      <w:hyperlink r:id="rId65">
+        <w:r>
+          <w:rPr>
+            <w:lang w:val="hi_IN" w:bidi="hi_IN"/>
+          </w:rPr>
+          <w:rPr>
+            <w:color w:val="0000EE"/>
+            <w:u w:val="single"/>
+          </w:rPr>
+          <w:t>14:12–23</w:t>
+        </w:r>
+      </w:hyperlink>
+      <w:r>
+        <w:rPr>
+          <w:lang w:val="hi_IN" w:bidi="hi_IN"/>
+        </w:rPr>
+        <w:t xml:space="preserve">; </w:t>
+      </w:r>
+      <w:hyperlink r:id="rId59">
+        <w:r>
+          <w:rPr>
+            <w:lang w:val="hi_IN" w:bidi="hi_IN"/>
+          </w:rPr>
+          <w:rPr>
+            <w:color w:val="0000EE"/>
+            <w:u w:val="single"/>
+          </w:rPr>
+          <w:t>16:19–31</w:t>
+        </w:r>
+      </w:hyperlink>
+      <w:r>
+        <w:rPr>
+          <w:lang w:val="hi_IN" w:bidi="hi_IN"/>
+        </w:rPr>
+        <w:t xml:space="preserve">; </w:t>
+      </w:r>
+      <w:hyperlink r:id="rId66">
+        <w:r>
+          <w:rPr>
+            <w:lang w:val="hi_IN" w:bidi="hi_IN"/>
+          </w:rPr>
+          <w:rPr>
+            <w:color w:val="0000EE"/>
+            <w:u w:val="single"/>
+          </w:rPr>
+          <w:t>18:18–30</w:t>
+        </w:r>
+      </w:hyperlink>
+      <w:r>
+        <w:rPr>
+          <w:lang w:val="hi_IN" w:bidi="hi_IN"/>
+        </w:rPr>
       </w:r>
       <w:r>
         <w:rPr>
@@ -867,11 +1681,21 @@
           <w:lang w:val="hi_IN" w:bidi="hi_IN"/>
         </w:rPr>
       </w:r>
-      <w:r>
-        <w:rPr>
-          <w:lang w:val="hi_IN" w:bidi="hi_IN"/>
-        </w:rPr>
-        <w:t>इस्राएल एक राजा चाहता था जो "सभी अन्य जातियों की तरह" हो। शाऊल और दाऊद के समय तक, प्राचीन पश्चिमी एशिया में राजशाही लगभग दो हजार साल पुरानी थी। यह विशेष रूप से मिस्री और बाबेली साम्राज्यों में सत्य था। यहाँ तक कि छोटे राष्ट्र जैसे फिलिस्तिया, मोआब, और एदोम के पास भी स्थायी सरकारों और सेनाओं के साथ राजा थे। लोग मानते थे कि राजा देवताओं द्वारा मानव के मामलों पर शासन करने के लिए चुने जाते थे। राजा या तो देवताओं के लिए शासन करते थे या स्वयं देवता के रूप में माने जाते थे।</w:t>
+    </w:p>
+    <w:p>
+      <w:pPr>
+        <w:pStyle w:val="Heading2"/>
+      </w:pPr>
+      <w:r>
+        <w:rPr>
+          <w:lang w:val="hi_IN" w:bidi="hi_IN"/>
+        </w:rPr>
+        <w:t>लूका–प्रेरितों के काम में स्तुति और आनन्द</w:t>
+      </w:r>
+      <w:r>
+        <w:rPr>
+          <w:lang w:val="hi_IN" w:bidi="hi_IN"/>
+        </w:rPr>
       </w:r>
     </w:p>
     <w:p>
@@ -885,36 +1709,72 @@
         <w:rPr>
           <w:lang w:val="hi_IN" w:bidi="hi_IN"/>
         </w:rPr>
-        <w:t>इस्राएली अन्य जातियों की तरह बनना चाहते थे और उन्होंने राजा होने के दीर्घकालिक प्रभावों की अनदेखी की, भविष्यद्वक्ता शमूएल की चेतावनियों के बावजूद (</w:t>
-      </w:r>
-      <w:hyperlink r:id="rId35">
-        <w:r>
-          <w:rPr>
-            <w:lang w:val="hi_IN" w:bidi="hi_IN"/>
-          </w:rPr>
-          <w:rPr>
-            <w:color w:val="0000EE"/>
-            <w:u w:val="single"/>
-          </w:rPr>
-          <w:t>1 शमू 8:10–18</w:t>
-        </w:r>
-      </w:hyperlink>
-      <w:r>
-        <w:rPr>
-          <w:lang w:val="hi_IN" w:bidi="hi_IN"/>
-        </w:rPr>
-        <w:t xml:space="preserve">)। राजा होने के सैकड़ों वर्षों बाद शमूएल की बात सही साबित हुई। बुरे राजाओं ने परमेश्वर की चुनी हुई प्रजा को विदेशी नियन्त्रण और बँधुआई में धकेल दिया। फिर भी, परमेश्वर ने अपनी योजनाओं को पूरा करने के लिए राजतंत्र का उपयोग किया, क्योंकि उन्होंने दाऊद और उसकी पीढ़ी के माध्यम से मसीह (परमेश्वर के चुने हुए) को प्रदान किया, और एक अनन्त राज्य की स्थापना की (देखें </w:t>
-      </w:r>
-      <w:hyperlink r:id="rId36">
-        <w:r>
-          <w:rPr>
-            <w:lang w:val="hi_IN" w:bidi="hi_IN"/>
-          </w:rPr>
-          <w:rPr>
-            <w:color w:val="0000EE"/>
-            <w:u w:val="single"/>
-          </w:rPr>
-          <w:t>2 शमू 7:8–16</w:t>
+        <w:t>लूका के सुसमाचार में, जो लोग परमेश्वर के अनुग्रह को प्राप्त करते हैं, वे उनके अद्भुत कार्यों के लिए उनकी स्तुति करते हैं (</w:t>
+      </w:r>
+      <w:hyperlink r:id="rId67">
+        <w:r>
+          <w:rPr>
+            <w:lang w:val="hi_IN" w:bidi="hi_IN"/>
+          </w:rPr>
+          <w:rPr>
+            <w:color w:val="0000EE"/>
+            <w:u w:val="single"/>
+          </w:rPr>
+          <w:t>लूका 1:44</w:t>
+        </w:r>
+      </w:hyperlink>
+      <w:r>
+        <w:rPr>
+          <w:lang w:val="hi_IN" w:bidi="hi_IN"/>
+        </w:rPr>
+        <w:t xml:space="preserve">, </w:t>
+      </w:r>
+      <w:hyperlink r:id="rId68">
+        <w:r>
+          <w:rPr>
+            <w:lang w:val="hi_IN" w:bidi="hi_IN"/>
+          </w:rPr>
+          <w:rPr>
+            <w:color w:val="0000EE"/>
+            <w:u w:val="single"/>
+          </w:rPr>
+          <w:t>46</w:t>
+        </w:r>
+      </w:hyperlink>
+      <w:r>
+        <w:rPr>
+          <w:lang w:val="hi_IN" w:bidi="hi_IN"/>
+        </w:rPr>
+        <w:t xml:space="preserve">, </w:t>
+      </w:r>
+      <w:hyperlink r:id="rId69">
+        <w:r>
+          <w:rPr>
+            <w:lang w:val="hi_IN" w:bidi="hi_IN"/>
+          </w:rPr>
+          <w:rPr>
+            <w:color w:val="0000EE"/>
+            <w:u w:val="single"/>
+          </w:rPr>
+          <w:t>64</w:t>
+        </w:r>
+      </w:hyperlink>
+      <w:r>
+        <w:rPr>
+          <w:lang w:val="hi_IN" w:bidi="hi_IN"/>
+        </w:rPr>
+        <w:t xml:space="preserve">, </w:t>
+      </w:r>
+      <w:hyperlink r:id="rId70">
+        <w:r>
+          <w:rPr>
+            <w:lang w:val="hi_IN" w:bidi="hi_IN"/>
+          </w:rPr>
+          <w:rPr>
+            <w:color w:val="0000EE"/>
+            <w:u w:val="single"/>
+          </w:rPr>
+          <w:t>68</w:t>
         </w:r>
       </w:hyperlink>
       <w:r>
@@ -923,16 +1783,34 @@
         </w:rPr>
         <w:t xml:space="preserve">; </w:t>
       </w:r>
-      <w:hyperlink r:id="rId37">
-        <w:r>
-          <w:rPr>
-            <w:lang w:val="hi_IN" w:bidi="hi_IN"/>
-          </w:rPr>
-          <w:rPr>
-            <w:color w:val="0000EE"/>
-            <w:u w:val="single"/>
-          </w:rPr>
-          <w:t>मत्ती 21:1–11</w:t>
+      <w:hyperlink r:id="rId71">
+        <w:r>
+          <w:rPr>
+            <w:lang w:val="hi_IN" w:bidi="hi_IN"/>
+          </w:rPr>
+          <w:rPr>
+            <w:color w:val="0000EE"/>
+            <w:u w:val="single"/>
+          </w:rPr>
+          <w:t>2:13</w:t>
+        </w:r>
+      </w:hyperlink>
+      <w:r>
+        <w:rPr>
+          <w:lang w:val="hi_IN" w:bidi="hi_IN"/>
+        </w:rPr>
+        <w:t xml:space="preserve">, </w:t>
+      </w:r>
+      <w:hyperlink r:id="rId72">
+        <w:r>
+          <w:rPr>
+            <w:lang w:val="hi_IN" w:bidi="hi_IN"/>
+          </w:rPr>
+          <w:rPr>
+            <w:color w:val="0000EE"/>
+            <w:u w:val="single"/>
+          </w:rPr>
+          <w:t>38</w:t>
         </w:r>
       </w:hyperlink>
       <w:r>
@@ -941,16 +1819,16 @@
         </w:rPr>
         <w:t xml:space="preserve">; </w:t>
       </w:r>
-      <w:hyperlink r:id="rId38">
-        <w:r>
-          <w:rPr>
-            <w:lang w:val="hi_IN" w:bidi="hi_IN"/>
-          </w:rPr>
-          <w:rPr>
-            <w:color w:val="0000EE"/>
-            <w:u w:val="single"/>
-          </w:rPr>
-          <w:t>प्रका 5:5</w:t>
+      <w:hyperlink r:id="rId73">
+        <w:r>
+          <w:rPr>
+            <w:lang w:val="hi_IN" w:bidi="hi_IN"/>
+          </w:rPr>
+          <w:rPr>
+            <w:color w:val="0000EE"/>
+            <w:u w:val="single"/>
+          </w:rPr>
+          <w:t>5:25–26</w:t>
         </w:r>
       </w:hyperlink>
       <w:r>
@@ -959,16 +1837,196 @@
         </w:rPr>
         <w:t xml:space="preserve">; </w:t>
       </w:r>
-      <w:hyperlink r:id="rId39">
-        <w:r>
-          <w:rPr>
-            <w:lang w:val="hi_IN" w:bidi="hi_IN"/>
-          </w:rPr>
-          <w:rPr>
-            <w:color w:val="0000EE"/>
-            <w:u w:val="single"/>
-          </w:rPr>
-          <w:t>11:15</w:t>
+      <w:hyperlink r:id="rId74">
+        <w:r>
+          <w:rPr>
+            <w:lang w:val="hi_IN" w:bidi="hi_IN"/>
+          </w:rPr>
+          <w:rPr>
+            <w:color w:val="0000EE"/>
+            <w:u w:val="single"/>
+          </w:rPr>
+          <w:t>7:16</w:t>
+        </w:r>
+      </w:hyperlink>
+      <w:r>
+        <w:rPr>
+          <w:lang w:val="hi_IN" w:bidi="hi_IN"/>
+        </w:rPr>
+        <w:t xml:space="preserve">; </w:t>
+      </w:r>
+      <w:hyperlink r:id="rId75">
+        <w:r>
+          <w:rPr>
+            <w:lang w:val="hi_IN" w:bidi="hi_IN"/>
+          </w:rPr>
+          <w:rPr>
+            <w:color w:val="0000EE"/>
+            <w:u w:val="single"/>
+          </w:rPr>
+          <w:t>13:13</w:t>
+        </w:r>
+      </w:hyperlink>
+      <w:r>
+        <w:rPr>
+          <w:lang w:val="hi_IN" w:bidi="hi_IN"/>
+        </w:rPr>
+        <w:t xml:space="preserve">; </w:t>
+      </w:r>
+      <w:hyperlink r:id="rId76">
+        <w:r>
+          <w:rPr>
+            <w:lang w:val="hi_IN" w:bidi="hi_IN"/>
+          </w:rPr>
+          <w:rPr>
+            <w:color w:val="0000EE"/>
+            <w:u w:val="single"/>
+          </w:rPr>
+          <w:t>17:15–18</w:t>
+        </w:r>
+      </w:hyperlink>
+      <w:r>
+        <w:rPr>
+          <w:lang w:val="hi_IN" w:bidi="hi_IN"/>
+        </w:rPr>
+        <w:t xml:space="preserve">; </w:t>
+      </w:r>
+      <w:hyperlink r:id="rId77">
+        <w:r>
+          <w:rPr>
+            <w:lang w:val="hi_IN" w:bidi="hi_IN"/>
+          </w:rPr>
+          <w:rPr>
+            <w:color w:val="0000EE"/>
+            <w:u w:val="single"/>
+          </w:rPr>
+          <w:t>18:43</w:t>
+        </w:r>
+      </w:hyperlink>
+      <w:r>
+        <w:rPr>
+          <w:lang w:val="hi_IN" w:bidi="hi_IN"/>
+        </w:rPr>
+        <w:t xml:space="preserve">; </w:t>
+      </w:r>
+      <w:hyperlink r:id="rId78">
+        <w:r>
+          <w:rPr>
+            <w:lang w:val="hi_IN" w:bidi="hi_IN"/>
+          </w:rPr>
+          <w:rPr>
+            <w:color w:val="0000EE"/>
+            <w:u w:val="single"/>
+          </w:rPr>
+          <w:t>19:37</w:t>
+        </w:r>
+      </w:hyperlink>
+      <w:r>
+        <w:rPr>
+          <w:lang w:val="hi_IN" w:bidi="hi_IN"/>
+        </w:rPr>
+        <w:t xml:space="preserve">; </w:t>
+      </w:r>
+      <w:hyperlink r:id="rId79">
+        <w:r>
+          <w:rPr>
+            <w:lang w:val="hi_IN" w:bidi="hi_IN"/>
+          </w:rPr>
+          <w:rPr>
+            <w:color w:val="0000EE"/>
+            <w:u w:val="single"/>
+          </w:rPr>
+          <w:t>24:53</w:t>
+        </w:r>
+      </w:hyperlink>
+      <w:r>
+        <w:rPr>
+          <w:lang w:val="hi_IN" w:bidi="hi_IN"/>
+        </w:rPr>
+        <w:t>)। प्रेरितों के काम की पुस्तक में, चंगाई और अन्यजातियों के उद्धार के बाद स्तुति होती है (</w:t>
+      </w:r>
+      <w:hyperlink r:id="rId80">
+        <w:r>
+          <w:rPr>
+            <w:lang w:val="hi_IN" w:bidi="hi_IN"/>
+          </w:rPr>
+          <w:rPr>
+            <w:color w:val="0000EE"/>
+            <w:u w:val="single"/>
+          </w:rPr>
+          <w:t>3:8–9</w:t>
+        </w:r>
+      </w:hyperlink>
+      <w:r>
+        <w:rPr>
+          <w:lang w:val="hi_IN" w:bidi="hi_IN"/>
+        </w:rPr>
+        <w:t xml:space="preserve">; </w:t>
+      </w:r>
+      <w:hyperlink r:id="rId81">
+        <w:r>
+          <w:rPr>
+            <w:lang w:val="hi_IN" w:bidi="hi_IN"/>
+          </w:rPr>
+          <w:rPr>
+            <w:color w:val="0000EE"/>
+            <w:u w:val="single"/>
+          </w:rPr>
+          <w:t>4:21–22</w:t>
+        </w:r>
+      </w:hyperlink>
+      <w:r>
+        <w:rPr>
+          <w:lang w:val="hi_IN" w:bidi="hi_IN"/>
+        </w:rPr>
+        <w:t xml:space="preserve">; </w:t>
+      </w:r>
+      <w:hyperlink r:id="rId82">
+        <w:r>
+          <w:rPr>
+            <w:lang w:val="hi_IN" w:bidi="hi_IN"/>
+          </w:rPr>
+          <w:rPr>
+            <w:color w:val="0000EE"/>
+            <w:u w:val="single"/>
+          </w:rPr>
+          <w:t>प्रेरि 11:18</w:t>
+        </w:r>
+      </w:hyperlink>
+      <w:r>
+        <w:rPr>
+          <w:lang w:val="hi_IN" w:bidi="hi_IN"/>
+        </w:rPr>
+        <w:t xml:space="preserve">; </w:t>
+      </w:r>
+      <w:hyperlink r:id="rId83">
+        <w:r>
+          <w:rPr>
+            <w:lang w:val="hi_IN" w:bidi="hi_IN"/>
+          </w:rPr>
+          <w:rPr>
+            <w:color w:val="0000EE"/>
+            <w:u w:val="single"/>
+          </w:rPr>
+          <w:t>13:48</w:t>
+        </w:r>
+      </w:hyperlink>
+      <w:r>
+        <w:rPr>
+          <w:lang w:val="hi_IN" w:bidi="hi_IN"/>
+        </w:rPr>
+        <w:t xml:space="preserve">; </w:t>
+      </w:r>
+      <w:hyperlink r:id="rId84">
+        <w:r>
+          <w:rPr>
+            <w:lang w:val="hi_IN" w:bidi="hi_IN"/>
+          </w:rPr>
+          <w:rPr>
+            <w:color w:val="0000EE"/>
+            <w:u w:val="single"/>
+          </w:rPr>
+          <w:t>21:19–20</w:t>
         </w:r>
       </w:hyperlink>
       <w:r>
@@ -987,10 +2045,75 @@
       </w:r>
       <w:r>
         <w:rPr>
-          <w:u w:val="single"/>
-          <w:lang w:val="hi_IN" w:bidi="hi_IN"/>
-        </w:rPr>
-        <w:t>अधिक अध्ययन के लिए पद्द्यांश</w:t>
+          <w:lang w:val="hi_IN" w:bidi="hi_IN"/>
+        </w:rPr>
+        <w:t>स्तुति का यह विषय लूका के सुसमाचार में एक महत्वपूर्ण विचार से निकटता से जुड़ा हुआ है। यीशु मसीह के माध्यम से परमेश्वर की प्रतिज्ञा का पूरा होना आनन्द लाता है। यह विचार पुस्तक की शुरुआत में मरियम और जकर्याह के गीतों में प्रकट होता है (</w:t>
+      </w:r>
+      <w:hyperlink r:id="rId85">
+        <w:r>
+          <w:rPr>
+            <w:lang w:val="hi_IN" w:bidi="hi_IN"/>
+          </w:rPr>
+          <w:rPr>
+            <w:color w:val="0000EE"/>
+            <w:u w:val="single"/>
+          </w:rPr>
+          <w:t>लूका 1:46–55,</w:t>
+        </w:r>
+      </w:hyperlink>
+      <w:r>
+        <w:rPr>
+          <w:lang w:val="hi_IN" w:bidi="hi_IN"/>
+        </w:rPr>
+        <w:t xml:space="preserve"> </w:t>
+      </w:r>
+      <w:hyperlink r:id="rId86">
+        <w:r>
+          <w:rPr>
+            <w:lang w:val="hi_IN" w:bidi="hi_IN"/>
+          </w:rPr>
+          <w:rPr>
+            <w:color w:val="0000EE"/>
+            <w:u w:val="single"/>
+          </w:rPr>
+          <w:t>67–79</w:t>
+        </w:r>
+      </w:hyperlink>
+      <w:r>
+        <w:rPr>
+          <w:lang w:val="hi_IN" w:bidi="hi_IN"/>
+        </w:rPr>
+        <w:t xml:space="preserve">)। पुराने नियम के </w:t>
+      </w:r>
+      <w:r>
+        <w:rPr>
+          <w:lang w:val="hi_IN" w:bidi="hi_IN"/>
+        </w:rPr>
+        <w:t>भविष्यद्वक्ता</w:t>
+      </w:r>
+      <w:r>
+        <w:rPr>
+          <w:lang w:val="hi_IN" w:bidi="hi_IN"/>
+        </w:rPr>
+        <w:t xml:space="preserve">ओं ने भविष्यद्वाणी की थी कि जब परमेश्वर का उद्धार आएगा, तब सृष्टि गाएगी (देखें </w:t>
+      </w:r>
+      <w:hyperlink r:id="rId87">
+        <w:r>
+          <w:rPr>
+            <w:lang w:val="hi_IN" w:bidi="hi_IN"/>
+          </w:rPr>
+          <w:rPr>
+            <w:color w:val="0000EE"/>
+            <w:u w:val="single"/>
+          </w:rPr>
+          <w:t>यशा 55:12</w:t>
+        </w:r>
+      </w:hyperlink>
+      <w:r>
+        <w:rPr>
+          <w:lang w:val="hi_IN" w:bidi="hi_IN"/>
+        </w:rPr>
+        <w:t>)।</w:t>
       </w:r>
     </w:p>
     <w:p>
@@ -1000,351 +2123,59 @@
           <w:lang w:val="hi_IN" w:bidi="hi_IN"/>
         </w:rPr>
       </w:r>
-      <w:hyperlink r:id="rId40">
-        <w:r>
-          <w:rPr>
-            <w:lang w:val="hi_IN" w:bidi="hi_IN"/>
-          </w:rPr>
-          <w:rPr>
-            <w:color w:val="0000EE"/>
-            <w:u w:val="single"/>
-          </w:rPr>
-          <w:t>व्यवस्थाविवरण 17:14–20</w:t>
-        </w:r>
-      </w:hyperlink>
-      <w:r>
-        <w:rPr>
-          <w:lang w:val="hi_IN" w:bidi="hi_IN"/>
-        </w:rPr>
-        <w:t xml:space="preserve">; </w:t>
-      </w:r>
-      <w:hyperlink r:id="rId41">
-        <w:r>
-          <w:rPr>
-            <w:lang w:val="hi_IN" w:bidi="hi_IN"/>
-          </w:rPr>
-          <w:rPr>
-            <w:color w:val="0000EE"/>
-            <w:u w:val="single"/>
-          </w:rPr>
-          <w:t>33:5</w:t>
-        </w:r>
-      </w:hyperlink>
-      <w:r>
-        <w:rPr>
-          <w:lang w:val="hi_IN" w:bidi="hi_IN"/>
-        </w:rPr>
-        <w:t xml:space="preserve">; </w:t>
-      </w:r>
-      <w:hyperlink r:id="rId42">
-        <w:r>
-          <w:rPr>
-            <w:lang w:val="hi_IN" w:bidi="hi_IN"/>
-          </w:rPr>
-          <w:rPr>
-            <w:color w:val="0000EE"/>
-            <w:u w:val="single"/>
-          </w:rPr>
-          <w:t>न्यायियों 17:6</w:t>
-        </w:r>
-      </w:hyperlink>
-      <w:r>
-        <w:rPr>
-          <w:lang w:val="hi_IN" w:bidi="hi_IN"/>
-        </w:rPr>
-        <w:t xml:space="preserve">; </w:t>
-      </w:r>
-      <w:hyperlink r:id="rId43">
-        <w:r>
-          <w:rPr>
-            <w:lang w:val="hi_IN" w:bidi="hi_IN"/>
-          </w:rPr>
-          <w:rPr>
-            <w:color w:val="0000EE"/>
-            <w:u w:val="single"/>
-          </w:rPr>
-          <w:t>21:25</w:t>
-        </w:r>
-      </w:hyperlink>
-      <w:r>
-        <w:rPr>
-          <w:lang w:val="hi_IN" w:bidi="hi_IN"/>
-        </w:rPr>
-        <w:t xml:space="preserve">; </w:t>
-      </w:r>
-      <w:hyperlink r:id="rId44">
-        <w:r>
-          <w:rPr>
-            <w:lang w:val="hi_IN" w:bidi="hi_IN"/>
-          </w:rPr>
-          <w:rPr>
-            <w:color w:val="0000EE"/>
-            <w:u w:val="single"/>
-          </w:rPr>
-          <w:t>1 शमूएल 8:5–22</w:t>
-        </w:r>
-      </w:hyperlink>
-      <w:r>
-        <w:rPr>
-          <w:lang w:val="hi_IN" w:bidi="hi_IN"/>
-        </w:rPr>
-        <w:t xml:space="preserve">; </w:t>
-      </w:r>
-      <w:hyperlink r:id="rId45">
-        <w:r>
-          <w:rPr>
-            <w:lang w:val="hi_IN" w:bidi="hi_IN"/>
-          </w:rPr>
-          <w:rPr>
-            <w:color w:val="0000EE"/>
-            <w:u w:val="single"/>
-          </w:rPr>
-          <w:t>10:1</w:t>
-        </w:r>
-      </w:hyperlink>
-      <w:r>
-        <w:rPr>
-          <w:lang w:val="hi_IN" w:bidi="hi_IN"/>
-        </w:rPr>
-        <w:t xml:space="preserve">, </w:t>
-      </w:r>
-      <w:hyperlink r:id="rId46">
-        <w:r>
-          <w:rPr>
-            <w:lang w:val="hi_IN" w:bidi="hi_IN"/>
-          </w:rPr>
-          <w:rPr>
-            <w:color w:val="0000EE"/>
-            <w:u w:val="single"/>
-          </w:rPr>
-          <w:t>24–25</w:t>
-        </w:r>
-      </w:hyperlink>
-      <w:r>
-        <w:rPr>
-          <w:lang w:val="hi_IN" w:bidi="hi_IN"/>
-        </w:rPr>
-        <w:t xml:space="preserve">; </w:t>
-      </w:r>
-      <w:hyperlink r:id="rId36">
-        <w:r>
-          <w:rPr>
-            <w:lang w:val="hi_IN" w:bidi="hi_IN"/>
-          </w:rPr>
-          <w:rPr>
-            <w:color w:val="0000EE"/>
-            <w:u w:val="single"/>
-          </w:rPr>
-          <w:t>2 शमूएल 7:8–16</w:t>
-        </w:r>
-      </w:hyperlink>
-      <w:r>
-        <w:rPr>
-          <w:lang w:val="hi_IN" w:bidi="hi_IN"/>
-        </w:rPr>
-        <w:t xml:space="preserve">; </w:t>
-      </w:r>
-      <w:hyperlink r:id="rId47">
-        <w:r>
-          <w:rPr>
-            <w:lang w:val="hi_IN" w:bidi="hi_IN"/>
-          </w:rPr>
-          <w:rPr>
-            <w:color w:val="0000EE"/>
-            <w:u w:val="single"/>
-          </w:rPr>
-          <w:t>भजन संहिता 89:35–37</w:t>
-        </w:r>
-      </w:hyperlink>
-      <w:r>
-        <w:rPr>
-          <w:lang w:val="hi_IN" w:bidi="hi_IN"/>
-        </w:rPr>
-        <w:t xml:space="preserve">; </w:t>
-      </w:r>
-      <w:hyperlink r:id="rId48">
-        <w:r>
-          <w:rPr>
-            <w:lang w:val="hi_IN" w:bidi="hi_IN"/>
-          </w:rPr>
-          <w:rPr>
-            <w:color w:val="0000EE"/>
-            <w:u w:val="single"/>
-          </w:rPr>
-          <w:t>सभोपदेशक 8:2–5</w:t>
-        </w:r>
-      </w:hyperlink>
-      <w:r>
-        <w:rPr>
-          <w:lang w:val="hi_IN" w:bidi="hi_IN"/>
-        </w:rPr>
-        <w:t xml:space="preserve">; </w:t>
-      </w:r>
-      <w:hyperlink r:id="rId49">
-        <w:r>
-          <w:rPr>
-            <w:lang w:val="hi_IN" w:bidi="hi_IN"/>
-          </w:rPr>
-          <w:rPr>
-            <w:color w:val="0000EE"/>
-            <w:u w:val="single"/>
-          </w:rPr>
-          <w:t>यशायाह 33:22</w:t>
-        </w:r>
-      </w:hyperlink>
-      <w:r>
-        <w:rPr>
-          <w:lang w:val="hi_IN" w:bidi="hi_IN"/>
-        </w:rPr>
-        <w:t xml:space="preserve">; </w:t>
-      </w:r>
-      <w:hyperlink r:id="rId37">
-        <w:r>
-          <w:rPr>
-            <w:lang w:val="hi_IN" w:bidi="hi_IN"/>
-          </w:rPr>
-          <w:rPr>
-            <w:color w:val="0000EE"/>
-            <w:u w:val="single"/>
-          </w:rPr>
-          <w:t>मत्ती 21:1–11</w:t>
-        </w:r>
-      </w:hyperlink>
-      <w:r>
-        <w:rPr>
-          <w:lang w:val="hi_IN" w:bidi="hi_IN"/>
-        </w:rPr>
-        <w:t xml:space="preserve">; </w:t>
-      </w:r>
-      <w:hyperlink r:id="rId50">
-        <w:r>
-          <w:rPr>
-            <w:lang w:val="hi_IN" w:bidi="hi_IN"/>
-          </w:rPr>
-          <w:rPr>
-            <w:color w:val="0000EE"/>
-            <w:u w:val="single"/>
-          </w:rPr>
-          <w:t>22:42–46</w:t>
-        </w:r>
-      </w:hyperlink>
-      <w:r>
-        <w:rPr>
-          <w:lang w:val="hi_IN" w:bidi="hi_IN"/>
-        </w:rPr>
-        <w:t xml:space="preserve">; </w:t>
-      </w:r>
-      <w:hyperlink r:id="rId51">
-        <w:r>
-          <w:rPr>
-            <w:lang w:val="hi_IN" w:bidi="hi_IN"/>
-          </w:rPr>
-          <w:rPr>
-            <w:color w:val="0000EE"/>
-            <w:u w:val="single"/>
-          </w:rPr>
-          <w:t>27:11</w:t>
-        </w:r>
-      </w:hyperlink>
-      <w:r>
-        <w:rPr>
-          <w:lang w:val="hi_IN" w:bidi="hi_IN"/>
-        </w:rPr>
-        <w:t xml:space="preserve">; </w:t>
-      </w:r>
-      <w:hyperlink r:id="rId52">
-        <w:r>
-          <w:rPr>
-            <w:lang w:val="hi_IN" w:bidi="hi_IN"/>
-          </w:rPr>
-          <w:rPr>
-            <w:color w:val="0000EE"/>
-            <w:u w:val="single"/>
-          </w:rPr>
-          <w:t>1 तीमुथियुस 1:17</w:t>
-        </w:r>
-      </w:hyperlink>
-      <w:r>
-        <w:rPr>
-          <w:lang w:val="hi_IN" w:bidi="hi_IN"/>
-        </w:rPr>
-        <w:t xml:space="preserve">; </w:t>
-      </w:r>
-      <w:hyperlink r:id="rId53">
-        <w:r>
-          <w:rPr>
-            <w:lang w:val="hi_IN" w:bidi="hi_IN"/>
-          </w:rPr>
-          <w:rPr>
-            <w:color w:val="0000EE"/>
-            <w:u w:val="single"/>
-          </w:rPr>
-          <w:t>1 पतरस 2:13–14</w:t>
-        </w:r>
-      </w:hyperlink>
-      <w:r>
-        <w:rPr>
-          <w:lang w:val="hi_IN" w:bidi="hi_IN"/>
-        </w:rPr>
-        <w:t xml:space="preserve">; </w:t>
-      </w:r>
-      <w:hyperlink r:id="rId38">
-        <w:r>
-          <w:rPr>
-            <w:lang w:val="hi_IN" w:bidi="hi_IN"/>
-          </w:rPr>
-          <w:rPr>
-            <w:color w:val="0000EE"/>
-            <w:u w:val="single"/>
-          </w:rPr>
-          <w:t>प्रकाशितवाक्य 5:5</w:t>
-        </w:r>
-      </w:hyperlink>
-      <w:r>
-        <w:rPr>
-          <w:lang w:val="hi_IN" w:bidi="hi_IN"/>
-        </w:rPr>
-        <w:t xml:space="preserve">; </w:t>
-      </w:r>
-      <w:hyperlink r:id="rId39">
-        <w:r>
-          <w:rPr>
-            <w:lang w:val="hi_IN" w:bidi="hi_IN"/>
-          </w:rPr>
-          <w:rPr>
-            <w:color w:val="0000EE"/>
-            <w:u w:val="single"/>
-          </w:rPr>
-          <w:t>11:15</w:t>
-        </w:r>
-      </w:hyperlink>
-      <w:r>
-        <w:rPr>
-          <w:lang w:val="hi_IN" w:bidi="hi_IN"/>
-        </w:rPr>
-        <w:t xml:space="preserve">; </w:t>
-      </w:r>
-      <w:hyperlink r:id="rId54">
-        <w:r>
-          <w:rPr>
-            <w:lang w:val="hi_IN" w:bidi="hi_IN"/>
-          </w:rPr>
-          <w:rPr>
-            <w:color w:val="0000EE"/>
-            <w:u w:val="single"/>
-          </w:rPr>
-          <w:t>15:3</w:t>
-        </w:r>
-      </w:hyperlink>
-      <w:r>
-        <w:rPr>
-          <w:lang w:val="hi_IN" w:bidi="hi_IN"/>
-        </w:rPr>
-      </w:r>
-      <w:r>
-        <w:rPr>
-          <w:lang w:val="hi_IN" w:bidi="hi_IN"/>
-        </w:rPr>
+      <w:r>
+        <w:rPr>
+          <w:lang w:val="hi_IN" w:bidi="hi_IN"/>
+        </w:rPr>
+        <w:t>जब यीशु अपनी सेवकाई के अन्त में यरूशलेम में प्रवेश किए, तो उनके चेलों ने बड़े शब्द से स्तुति की। उन्होंने "</w:t>
+      </w:r>
+      <w:r>
+        <w:rPr>
+          <w:lang w:val="hi_IN" w:bidi="hi_IN"/>
+        </w:rPr>
+        <w:t>सब सामर्थ्य के कामों के कारण जो उन्होंने देखे थे, आनन्दित होकर बड़े शब्द से परमेश्वर की स्तुति करने लगे</w:t>
+      </w:r>
+      <w:r>
+        <w:rPr>
+          <w:lang w:val="hi_IN" w:bidi="hi_IN"/>
+        </w:rPr>
+        <w:t>" (</w:t>
+      </w:r>
+      <w:hyperlink r:id="rId78">
+        <w:r>
+          <w:rPr>
+            <w:lang w:val="hi_IN" w:bidi="hi_IN"/>
+          </w:rPr>
+          <w:rPr>
+            <w:color w:val="0000EE"/>
+            <w:u w:val="single"/>
+          </w:rPr>
+          <w:t>लूका 19:37</w:t>
+        </w:r>
+      </w:hyperlink>
+      <w:r>
+        <w:rPr>
+          <w:lang w:val="hi_IN" w:bidi="hi_IN"/>
+        </w:rPr>
+        <w:t>)। फरीसियों ने यीशु से उनके चेलों को चुप कराने के लिए कहा। परन्तु उन्होंने उत्तर दिया, "यदि वे चुप रहें, तो पत्थर चिल्ला उठेंगे" (</w:t>
+      </w:r>
+      <w:hyperlink r:id="rId88">
+        <w:r>
+          <w:rPr>
+            <w:lang w:val="hi_IN" w:bidi="hi_IN"/>
+          </w:rPr>
+          <w:rPr>
+            <w:color w:val="0000EE"/>
+            <w:u w:val="single"/>
+          </w:rPr>
+          <w:t>19:37–40</w:t>
+        </w:r>
+      </w:hyperlink>
+      <w:r>
+        <w:rPr>
+          <w:lang w:val="hi_IN" w:bidi="hi_IN"/>
+        </w:rPr>
+        <w:t>)।</w:t>
       </w:r>
     </w:p>
     <w:p>
@@ -1354,21 +2185,53 @@
           <w:lang w:val="hi_IN" w:bidi="hi_IN"/>
         </w:rPr>
       </w:r>
-    </w:p>
-    <w:p>
-      <w:pPr>
-        <w:pStyle w:val="Heading2"/>
-      </w:pPr>
-      <w:r>
-        <w:rPr>
-          <w:lang w:val="hi_IN" w:bidi="hi_IN"/>
-        </w:rPr>
-        <w:t>राज्य में नागरिकता</w:t>
-      </w:r>
-      <w:r>
-        <w:rPr>
-          <w:lang w:val="hi_IN" w:bidi="hi_IN"/>
-        </w:rPr>
+      <w:r>
+        <w:rPr>
+          <w:lang w:val="hi_IN" w:bidi="hi_IN"/>
+        </w:rPr>
+        <w:t>पुस्तक के अन्त में, चेले "</w:t>
+      </w:r>
+      <w:r>
+        <w:rPr>
+          <w:lang w:val="hi_IN" w:bidi="hi_IN"/>
+        </w:rPr>
+        <w:t>बड़े आनन्द से यरूशलेम को लौट गए</w:t>
+      </w:r>
+      <w:r>
+        <w:rPr>
+          <w:lang w:val="hi_IN" w:bidi="hi_IN"/>
+        </w:rPr>
+        <w:t xml:space="preserve">,... </w:t>
+      </w:r>
+      <w:r>
+        <w:rPr>
+          <w:lang w:val="hi_IN" w:bidi="hi_IN"/>
+        </w:rPr>
+        <w:t>लगातार मन्दिर में उपस्थित होकर परमेश्वर की स्तुति किया करते थे</w:t>
+      </w:r>
+      <w:r>
+        <w:rPr>
+          <w:lang w:val="hi_IN" w:bidi="hi_IN"/>
+        </w:rPr>
+        <w:t>" (</w:t>
+      </w:r>
+      <w:hyperlink r:id="rId89">
+        <w:r>
+          <w:rPr>
+            <w:lang w:val="hi_IN" w:bidi="hi_IN"/>
+          </w:rPr>
+          <w:rPr>
+            <w:color w:val="0000EE"/>
+            <w:u w:val="single"/>
+          </w:rPr>
+          <w:t>24:52–53</w:t>
+        </w:r>
+      </w:hyperlink>
+      <w:r>
+        <w:rPr>
+          <w:lang w:val="hi_IN" w:bidi="hi_IN"/>
+        </w:rPr>
+        <w:t>)। परमेश्वर के अद्भुत उद्धार का आगमन आनन्द और स्तुति का कारण है।</w:t>
       </w:r>
     </w:p>
     <w:p>
@@ -1380,27 +2243,10 @@
       </w:r>
       <w:r>
         <w:rPr>
-          <w:lang w:val="hi_IN" w:bidi="hi_IN"/>
-        </w:rPr>
-        <w:t>पहली शताब्दी के यहूदी दाऊद के समान एक राजा या यहूदा मक्काबी के समान एक अगुआ चाहते थे, जो उनके उपद्रवियों को पराजित करे। परन्तु परमेश्वर के राज्य के विषय में यीशु के विचार इन आशाओं से बहुत भिन्न था (</w:t>
-      </w:r>
-      <w:hyperlink r:id="rId55">
-        <w:r>
-          <w:rPr>
-            <w:lang w:val="hi_IN" w:bidi="hi_IN"/>
-          </w:rPr>
-          <w:rPr>
-            <w:color w:val="0000EE"/>
-            <w:u w:val="single"/>
-          </w:rPr>
-          <w:t>मत्ती 5:43–48</w:t>
-        </w:r>
-      </w:hyperlink>
-      <w:r>
-        <w:rPr>
-          <w:lang w:val="hi_IN" w:bidi="hi_IN"/>
-        </w:rPr>
-        <w:t>)।</w:t>
+          <w:u w:val="single"/>
+          <w:lang w:val="hi_IN" w:bidi="hi_IN"/>
+        </w:rPr>
+        <w:t>अधिक अध्ययन के लिए पद्द्यांश</w:t>
       </w:r>
     </w:p>
     <w:p>
@@ -1410,208 +2256,34 @@
           <w:lang w:val="hi_IN" w:bidi="hi_IN"/>
         </w:rPr>
       </w:r>
-      <w:r>
-        <w:rPr>
-          <w:lang w:val="hi_IN" w:bidi="hi_IN"/>
-        </w:rPr>
-        <w:t>मत्ती का सुसमाचार यीशु को एक अद्वितीय गुरु के रूप में प्रस्तुत करता है और पहाड़ी उपदेश उनकी सबसे लम्बी और प्रसिद्ध शिक्षा है। यह केवल सही और गलत के विषय में यीशु की शिक्षाओं का एक संग्रह नहीं है। यह स्वर्ग के राज्य में एक नागरिक के रूप में जीवन जीने के लिए एक मार्गदर्शिका है।</w:t>
-      </w:r>
-    </w:p>
-    <w:p>
-      <w:pPr/>
-      <w:r>
-        <w:rPr>
-          <w:lang w:val="hi_IN" w:bidi="hi_IN"/>
-        </w:rPr>
-      </w:r>
-      <w:r>
-        <w:rPr>
-          <w:lang w:val="hi_IN" w:bidi="hi_IN"/>
-        </w:rPr>
-        <w:t>यीशु ने स्वर्ग के राज्य का वर्णन इस प्रकार किया:</w:t>
-      </w:r>
-    </w:p>
-    <w:p>
-      <w:pPr>
-        <w:pStyle w:val="ListNumber"/>
-        <w:numPr>
-          <w:ilvl w:val="0"/>
-          <w:numId w:val="14"/>
-        </w:numPr>
-        <w:spacing w:line="240" w:lineRule="auto"/>
-        <w:ind w:left="720"/>
-      </w:pPr>
-      <w:r>
-        <w:rPr>
-          <w:lang w:val="hi_IN" w:bidi="hi_IN"/>
-        </w:rPr>
-      </w:r>
-      <w:r>
-        <w:rPr>
-          <w:lang w:val="hi_IN" w:bidi="hi_IN"/>
-        </w:rPr>
-        <w:t>परमेश्वर के साथ एक सम्बंध।</w:t>
-      </w:r>
-    </w:p>
-    <w:p>
-      <w:pPr>
-        <w:pStyle w:val="ListNumber"/>
-        <w:spacing w:line="240" w:lineRule="auto"/>
-        <w:ind w:left="720"/>
-      </w:pPr>
-      <w:r>
-        <w:rPr>
-          <w:lang w:val="hi_IN" w:bidi="hi_IN"/>
-        </w:rPr>
-      </w:r>
-      <w:r>
-        <w:rPr>
-          <w:lang w:val="hi_IN" w:bidi="hi_IN"/>
-        </w:rPr>
-        <w:t>हृदय का परिवर्तन।</w:t>
-      </w:r>
-    </w:p>
-    <w:p>
-      <w:pPr>
-        <w:pStyle w:val="ListNumber"/>
-        <w:spacing w:line="240" w:lineRule="auto"/>
-        <w:ind w:left="720"/>
-      </w:pPr>
-      <w:r>
-        <w:rPr>
-          <w:lang w:val="hi_IN" w:bidi="hi_IN"/>
-        </w:rPr>
-      </w:r>
-      <w:r>
-        <w:rPr>
-          <w:lang w:val="hi_IN" w:bidi="hi_IN"/>
-        </w:rPr>
-        <w:t>अन्य लोगों के साथ सम्बंध।</w:t>
-      </w:r>
-    </w:p>
-    <w:p>
-      <w:pPr/>
-      <w:r>
-        <w:rPr>
-          <w:lang w:val="hi_IN" w:bidi="hi_IN"/>
-        </w:rPr>
-      </w:r>
-      <w:r>
-        <w:rPr>
-          <w:lang w:val="hi_IN" w:bidi="hi_IN"/>
-        </w:rPr>
-        <w:t>राज्य के इस नए संदेश का यीशु को सुननेवाले लोगों पर गहरा प्रभाव पड़ा (</w:t>
-      </w:r>
-      <w:hyperlink r:id="rId56">
-        <w:r>
-          <w:rPr>
-            <w:lang w:val="hi_IN" w:bidi="hi_IN"/>
-          </w:rPr>
-          <w:rPr>
-            <w:color w:val="0000EE"/>
-            <w:u w:val="single"/>
-          </w:rPr>
-          <w:t>मत्ती 7:28–29</w:t>
-        </w:r>
-      </w:hyperlink>
-      <w:r>
-        <w:rPr>
-          <w:lang w:val="hi_IN" w:bidi="hi_IN"/>
-        </w:rPr>
-        <w:t>)।</w:t>
-      </w:r>
-    </w:p>
-    <w:p>
-      <w:pPr/>
-      <w:r>
-        <w:rPr>
-          <w:lang w:val="hi_IN" w:bidi="hi_IN"/>
-        </w:rPr>
-      </w:r>
-      <w:r>
-        <w:rPr>
-          <w:lang w:val="hi_IN" w:bidi="hi_IN"/>
-        </w:rPr>
-        <w:t>लोग प्रायः इन तीन क्षेत्रों के बीच स्पष्ट भेद करते हैं, परन्तु ये सभी सदैव विद्यमान रहते हैं। उदाहरण के लिए, यीशु की नम्रता की शिक्षा प्रारम्भ में आन्तरिक प्रतीत होती है, परन्तु यह परमेश्वर और अन्य लोगों के प्रति हमारी मनोभावना को भी शामिल करती है (</w:t>
-      </w:r>
-      <w:hyperlink r:id="rId57">
-        <w:r>
-          <w:rPr>
-            <w:lang w:val="hi_IN" w:bidi="hi_IN"/>
-          </w:rPr>
-          <w:rPr>
-            <w:color w:val="0000EE"/>
-            <w:u w:val="single"/>
-          </w:rPr>
-          <w:t>मत्ती 5:5</w:t>
-        </w:r>
-      </w:hyperlink>
-      <w:r>
-        <w:rPr>
-          <w:lang w:val="hi_IN" w:bidi="hi_IN"/>
-        </w:rPr>
-        <w:t>)। दुष्ट व्यक्ति का विरोध न करने की आज्ञा बाहरी रूप से केन्द्रित लगती है (</w:t>
-      </w:r>
-      <w:hyperlink r:id="rId58">
-        <w:r>
-          <w:rPr>
-            <w:lang w:val="hi_IN" w:bidi="hi_IN"/>
-          </w:rPr>
-          <w:rPr>
-            <w:color w:val="0000EE"/>
-            <w:u w:val="single"/>
-          </w:rPr>
-          <w:t>5:39</w:t>
-        </w:r>
-      </w:hyperlink>
-      <w:r>
-        <w:rPr>
-          <w:lang w:val="hi_IN" w:bidi="hi_IN"/>
-        </w:rPr>
-        <w:t>)। परन्तु इसके लिए परमेश्वर में सक्रिय विश्वास और आन्तरिक सामर्थ्य की आवश्यकता होती है। यीशु का प्रार्थना पर निर्देश मुख्यतः परमेश्वर के साथ हमारे सम्बंध से सम्बन्धित है (</w:t>
-      </w:r>
-      <w:hyperlink r:id="rId59">
-        <w:r>
-          <w:rPr>
-            <w:lang w:val="hi_IN" w:bidi="hi_IN"/>
-          </w:rPr>
-          <w:rPr>
-            <w:color w:val="0000EE"/>
-            <w:u w:val="single"/>
-          </w:rPr>
-          <w:t>6:5–15</w:t>
-        </w:r>
-      </w:hyperlink>
-      <w:r>
-        <w:rPr>
-          <w:lang w:val="hi_IN" w:bidi="hi_IN"/>
-        </w:rPr>
-        <w:t>)। परन्तु प्रार्थना यह समझने से आरम्भ होती है कि आपको परमेश्वर की सहायता की आवश्यकता है। यह प्रायः अन्य लोगों के साथ आपके सम्बन्धों को भी शामिल करती है।</w:t>
-      </w:r>
-    </w:p>
-    <w:p>
-      <w:pPr/>
-      <w:r>
-        <w:rPr>
-          <w:lang w:val="hi_IN" w:bidi="hi_IN"/>
-        </w:rPr>
-      </w:r>
-      <w:r>
-        <w:rPr>
-          <w:lang w:val="hi_IN" w:bidi="hi_IN"/>
-        </w:rPr>
-        <w:t>स्वर्ग के राज्य का नागरिक बनने के लिए, आपको यीशु का अनुसरण करना होगा और परमेश्वर-केन्द्रित जीवन जीना होगा, न कि आत्म-केन्द्रित जीवन। अपने बल पर धार्मिक बनने का प्रयास करना आपको अंधकार में रखता है क्योंकि यह अब भी आत्म-केन्द्रित ही रहता है। यीशु सच्ची धार्मिकता की माँग करते हैं, जो स्वयं परमेश्वर की धार्मिकता है (</w:t>
-      </w:r>
-      <w:hyperlink r:id="rId60">
-        <w:r>
-          <w:rPr>
-            <w:lang w:val="hi_IN" w:bidi="hi_IN"/>
-          </w:rPr>
-          <w:rPr>
-            <w:color w:val="0000EE"/>
-            <w:u w:val="single"/>
-          </w:rPr>
-          <w:t>मत्ती 5:20</w:t>
+      <w:hyperlink r:id="rId87">
+        <w:r>
+          <w:rPr>
+            <w:lang w:val="hi_IN" w:bidi="hi_IN"/>
+          </w:rPr>
+          <w:rPr>
+            <w:color w:val="0000EE"/>
+            <w:u w:val="single"/>
+          </w:rPr>
+          <w:t>यशायाह 55:12</w:t>
+        </w:r>
+      </w:hyperlink>
+      <w:r>
+        <w:rPr>
+          <w:lang w:val="hi_IN" w:bidi="hi_IN"/>
+        </w:rPr>
+        <w:t xml:space="preserve">; </w:t>
+      </w:r>
+      <w:hyperlink r:id="rId90">
+        <w:r>
+          <w:rPr>
+            <w:lang w:val="hi_IN" w:bidi="hi_IN"/>
+          </w:rPr>
+          <w:rPr>
+            <w:color w:val="0000EE"/>
+            <w:u w:val="single"/>
+          </w:rPr>
+          <w:t>लूका 1:44–47</w:t>
         </w:r>
       </w:hyperlink>
       <w:r>
@@ -1620,57 +2292,34 @@
         </w:rPr>
         <w:t xml:space="preserve">, </w:t>
       </w:r>
-      <w:hyperlink r:id="rId61">
-        <w:r>
-          <w:rPr>
-            <w:lang w:val="hi_IN" w:bidi="hi_IN"/>
-          </w:rPr>
-          <w:rPr>
-            <w:color w:val="0000EE"/>
-            <w:u w:val="single"/>
-          </w:rPr>
-          <w:t>48</w:t>
-        </w:r>
-      </w:hyperlink>
-      <w:r>
-        <w:rPr>
-          <w:lang w:val="hi_IN" w:bidi="hi_IN"/>
-        </w:rPr>
-        <w:t>)। इस धार्मिकता को आप अपने बल पर प्राप्त नहीं कर सकते। यीशु इसे उन लोगों को प्रदान करते हैं जो उनका अनुसरण करते हैं।</w:t>
-      </w:r>
-    </w:p>
-    <w:p>
-      <w:pPr/>
-      <w:r>
-        <w:rPr>
-          <w:lang w:val="hi_IN" w:bidi="hi_IN"/>
-        </w:rPr>
-      </w:r>
-      <w:r>
-        <w:rPr>
-          <w:u w:val="single"/>
-          <w:lang w:val="hi_IN" w:bidi="hi_IN"/>
-        </w:rPr>
-        <w:t>अधिक अध्ययन के लिए अंश</w:t>
-      </w:r>
-    </w:p>
-    <w:p>
-      <w:pPr/>
-      <w:r>
-        <w:rPr>
-          <w:lang w:val="hi_IN" w:bidi="hi_IN"/>
-        </w:rPr>
-      </w:r>
-      <w:hyperlink r:id="rId62">
-        <w:r>
-          <w:rPr>
-            <w:lang w:val="hi_IN" w:bidi="hi_IN"/>
-          </w:rPr>
-          <w:rPr>
-            <w:color w:val="0000EE"/>
-            <w:u w:val="single"/>
-          </w:rPr>
-          <w:t>मत्ती 7:24–29</w:t>
+      <w:hyperlink r:id="rId69">
+        <w:r>
+          <w:rPr>
+            <w:lang w:val="hi_IN" w:bidi="hi_IN"/>
+          </w:rPr>
+          <w:rPr>
+            <w:color w:val="0000EE"/>
+            <w:u w:val="single"/>
+          </w:rPr>
+          <w:t>64</w:t>
+        </w:r>
+      </w:hyperlink>
+      <w:r>
+        <w:rPr>
+          <w:lang w:val="hi_IN" w:bidi="hi_IN"/>
+        </w:rPr>
+        <w:t xml:space="preserve">, </w:t>
+      </w:r>
+      <w:hyperlink r:id="rId70">
+        <w:r>
+          <w:rPr>
+            <w:lang w:val="hi_IN" w:bidi="hi_IN"/>
+          </w:rPr>
+          <w:rPr>
+            <w:color w:val="0000EE"/>
+            <w:u w:val="single"/>
+          </w:rPr>
+          <w:t>68</w:t>
         </w:r>
       </w:hyperlink>
       <w:r>
@@ -1679,16 +2328,34 @@
         </w:rPr>
         <w:t xml:space="preserve">; </w:t>
       </w:r>
-      <w:hyperlink r:id="rId63">
-        <w:r>
-          <w:rPr>
-            <w:lang w:val="hi_IN" w:bidi="hi_IN"/>
-          </w:rPr>
-          <w:rPr>
-            <w:color w:val="0000EE"/>
-            <w:u w:val="single"/>
-          </w:rPr>
-          <w:t>13:1–52</w:t>
+      <w:hyperlink r:id="rId91">
+        <w:r>
+          <w:rPr>
+            <w:lang w:val="hi_IN" w:bidi="hi_IN"/>
+          </w:rPr>
+          <w:rPr>
+            <w:color w:val="0000EE"/>
+            <w:u w:val="single"/>
+          </w:rPr>
+          <w:t>2:13–14</w:t>
+        </w:r>
+      </w:hyperlink>
+      <w:r>
+        <w:rPr>
+          <w:lang w:val="hi_IN" w:bidi="hi_IN"/>
+        </w:rPr>
+        <w:t xml:space="preserve">, </w:t>
+      </w:r>
+      <w:hyperlink r:id="rId72">
+        <w:r>
+          <w:rPr>
+            <w:lang w:val="hi_IN" w:bidi="hi_IN"/>
+          </w:rPr>
+          <w:rPr>
+            <w:color w:val="0000EE"/>
+            <w:u w:val="single"/>
+          </w:rPr>
+          <w:t>38</w:t>
         </w:r>
       </w:hyperlink>
       <w:r>
@@ -1697,16 +2364,16 @@
         </w:rPr>
         <w:t xml:space="preserve">; </w:t>
       </w:r>
-      <w:hyperlink r:id="rId64">
-        <w:r>
-          <w:rPr>
-            <w:lang w:val="hi_IN" w:bidi="hi_IN"/>
-          </w:rPr>
-          <w:rPr>
-            <w:color w:val="0000EE"/>
-            <w:u w:val="single"/>
-          </w:rPr>
-          <w:t>मरकुस 10:14–16</w:t>
+      <w:hyperlink r:id="rId73">
+        <w:r>
+          <w:rPr>
+            <w:lang w:val="hi_IN" w:bidi="hi_IN"/>
+          </w:rPr>
+          <w:rPr>
+            <w:color w:val="0000EE"/>
+            <w:u w:val="single"/>
+          </w:rPr>
+          <w:t>5:25–26</w:t>
         </w:r>
       </w:hyperlink>
       <w:r>
@@ -1715,16 +2382,16 @@
         </w:rPr>
         <w:t xml:space="preserve">; </w:t>
       </w:r>
-      <w:hyperlink r:id="rId65">
-        <w:r>
-          <w:rPr>
-            <w:lang w:val="hi_IN" w:bidi="hi_IN"/>
-          </w:rPr>
-          <w:rPr>
-            <w:color w:val="0000EE"/>
-            <w:u w:val="single"/>
-          </w:rPr>
-          <w:t>लूका 8:1–3</w:t>
+      <w:hyperlink r:id="rId74">
+        <w:r>
+          <w:rPr>
+            <w:lang w:val="hi_IN" w:bidi="hi_IN"/>
+          </w:rPr>
+          <w:rPr>
+            <w:color w:val="0000EE"/>
+            <w:u w:val="single"/>
+          </w:rPr>
+          <w:t>7:16</w:t>
         </w:r>
       </w:hyperlink>
       <w:r>
@@ -1733,16 +2400,16 @@
         </w:rPr>
         <w:t xml:space="preserve">; </w:t>
       </w:r>
-      <w:hyperlink r:id="rId66">
-        <w:r>
-          <w:rPr>
-            <w:lang w:val="hi_IN" w:bidi="hi_IN"/>
-          </w:rPr>
-          <w:rPr>
-            <w:color w:val="0000EE"/>
-            <w:u w:val="single"/>
-          </w:rPr>
-          <w:t>9:1–6</w:t>
+      <w:hyperlink r:id="rId75">
+        <w:r>
+          <w:rPr>
+            <w:lang w:val="hi_IN" w:bidi="hi_IN"/>
+          </w:rPr>
+          <w:rPr>
+            <w:color w:val="0000EE"/>
+            <w:u w:val="single"/>
+          </w:rPr>
+          <w:t>13:13</w:t>
         </w:r>
       </w:hyperlink>
       <w:r>
@@ -1751,16 +2418,16 @@
         </w:rPr>
         <w:t xml:space="preserve">; </w:t>
       </w:r>
-      <w:hyperlink r:id="rId67">
-        <w:r>
-          <w:rPr>
-            <w:lang w:val="hi_IN" w:bidi="hi_IN"/>
-          </w:rPr>
-          <w:rPr>
-            <w:color w:val="0000EE"/>
-            <w:u w:val="single"/>
-          </w:rPr>
-          <w:t>यूहन्ना 3:1–21</w:t>
+      <w:hyperlink r:id="rId76">
+        <w:r>
+          <w:rPr>
+            <w:lang w:val="hi_IN" w:bidi="hi_IN"/>
+          </w:rPr>
+          <w:rPr>
+            <w:color w:val="0000EE"/>
+            <w:u w:val="single"/>
+          </w:rPr>
+          <w:t>17:15–18</w:t>
         </w:r>
       </w:hyperlink>
       <w:r>
@@ -1769,16 +2436,16 @@
         </w:rPr>
         <w:t xml:space="preserve">; </w:t>
       </w:r>
-      <w:hyperlink r:id="rId68">
-        <w:r>
-          <w:rPr>
-            <w:lang w:val="hi_IN" w:bidi="hi_IN"/>
-          </w:rPr>
-          <w:rPr>
-            <w:color w:val="0000EE"/>
-            <w:u w:val="single"/>
-          </w:rPr>
-          <w:t>प्रेरितों के काम 8:12</w:t>
+      <w:hyperlink r:id="rId77">
+        <w:r>
+          <w:rPr>
+            <w:lang w:val="hi_IN" w:bidi="hi_IN"/>
+          </w:rPr>
+          <w:rPr>
+            <w:color w:val="0000EE"/>
+            <w:u w:val="single"/>
+          </w:rPr>
+          <w:t>18:43</w:t>
         </w:r>
       </w:hyperlink>
       <w:r>
@@ -1787,16 +2454,142 @@
         </w:rPr>
         <w:t xml:space="preserve">; </w:t>
       </w:r>
-      <w:hyperlink r:id="rId69">
-        <w:r>
-          <w:rPr>
-            <w:lang w:val="hi_IN" w:bidi="hi_IN"/>
-          </w:rPr>
-          <w:rPr>
-            <w:color w:val="0000EE"/>
-            <w:u w:val="single"/>
-          </w:rPr>
-          <w:t>28:23–31</w:t>
+      <w:hyperlink r:id="rId88">
+        <w:r>
+          <w:rPr>
+            <w:lang w:val="hi_IN" w:bidi="hi_IN"/>
+          </w:rPr>
+          <w:rPr>
+            <w:color w:val="0000EE"/>
+            <w:u w:val="single"/>
+          </w:rPr>
+          <w:t>19:37–40</w:t>
+        </w:r>
+      </w:hyperlink>
+      <w:r>
+        <w:rPr>
+          <w:lang w:val="hi_IN" w:bidi="hi_IN"/>
+        </w:rPr>
+        <w:t xml:space="preserve">; </w:t>
+      </w:r>
+      <w:hyperlink r:id="rId92">
+        <w:r>
+          <w:rPr>
+            <w:lang w:val="hi_IN" w:bidi="hi_IN"/>
+          </w:rPr>
+          <w:rPr>
+            <w:color w:val="0000EE"/>
+            <w:u w:val="single"/>
+          </w:rPr>
+          <w:t>24:51–53</w:t>
+        </w:r>
+      </w:hyperlink>
+      <w:r>
+        <w:rPr>
+          <w:lang w:val="hi_IN" w:bidi="hi_IN"/>
+        </w:rPr>
+        <w:t xml:space="preserve">; </w:t>
+      </w:r>
+      <w:hyperlink r:id="rId93">
+        <w:r>
+          <w:rPr>
+            <w:lang w:val="hi_IN" w:bidi="hi_IN"/>
+          </w:rPr>
+          <w:rPr>
+            <w:color w:val="0000EE"/>
+            <w:u w:val="single"/>
+          </w:rPr>
+          <w:t>प्रेरितों के काम 2:47</w:t>
+        </w:r>
+      </w:hyperlink>
+      <w:r>
+        <w:rPr>
+          <w:lang w:val="hi_IN" w:bidi="hi_IN"/>
+        </w:rPr>
+        <w:t xml:space="preserve">; </w:t>
+      </w:r>
+      <w:hyperlink r:id="rId80">
+        <w:r>
+          <w:rPr>
+            <w:lang w:val="hi_IN" w:bidi="hi_IN"/>
+          </w:rPr>
+          <w:rPr>
+            <w:color w:val="0000EE"/>
+            <w:u w:val="single"/>
+          </w:rPr>
+          <w:t>3:8–9</w:t>
+        </w:r>
+      </w:hyperlink>
+      <w:r>
+        <w:rPr>
+          <w:lang w:val="hi_IN" w:bidi="hi_IN"/>
+        </w:rPr>
+        <w:t xml:space="preserve">; </w:t>
+      </w:r>
+      <w:hyperlink r:id="rId94">
+        <w:r>
+          <w:rPr>
+            <w:lang w:val="hi_IN" w:bidi="hi_IN"/>
+          </w:rPr>
+          <w:rPr>
+            <w:color w:val="0000EE"/>
+            <w:u w:val="single"/>
+          </w:rPr>
+          <w:t>4:21</w:t>
+        </w:r>
+      </w:hyperlink>
+      <w:r>
+        <w:rPr>
+          <w:lang w:val="hi_IN" w:bidi="hi_IN"/>
+        </w:rPr>
+        <w:t xml:space="preserve">; </w:t>
+      </w:r>
+      <w:hyperlink r:id="rId82">
+        <w:r>
+          <w:rPr>
+            <w:lang w:val="hi_IN" w:bidi="hi_IN"/>
+          </w:rPr>
+          <w:rPr>
+            <w:color w:val="0000EE"/>
+            <w:u w:val="single"/>
+          </w:rPr>
+          <w:t>11:18</w:t>
+        </w:r>
+      </w:hyperlink>
+      <w:r>
+        <w:rPr>
+          <w:lang w:val="hi_IN" w:bidi="hi_IN"/>
+        </w:rPr>
+        <w:t xml:space="preserve">; </w:t>
+      </w:r>
+      <w:hyperlink r:id="rId83">
+        <w:r>
+          <w:rPr>
+            <w:lang w:val="hi_IN" w:bidi="hi_IN"/>
+          </w:rPr>
+          <w:rPr>
+            <w:color w:val="0000EE"/>
+            <w:u w:val="single"/>
+          </w:rPr>
+          <w:t>13:48</w:t>
+        </w:r>
+      </w:hyperlink>
+      <w:r>
+        <w:rPr>
+          <w:lang w:val="hi_IN" w:bidi="hi_IN"/>
+        </w:rPr>
+        <w:t xml:space="preserve">; </w:t>
+      </w:r>
+      <w:hyperlink r:id="rId95">
+        <w:r>
+          <w:rPr>
+            <w:lang w:val="hi_IN" w:bidi="hi_IN"/>
+          </w:rPr>
+          <w:rPr>
+            <w:color w:val="0000EE"/>
+            <w:u w:val="single"/>
+          </w:rPr>
+          <w:t>21:20</w:t>
         </w:r>
       </w:hyperlink>
       <w:r>
@@ -3699,12 +4492,6 @@
   </w:num>
   <w:num w:numId="13" w16cid:durableId="592781308">
     <w:abstractNumId w:val="11"/>
-  </w:num>
-  <w:num w:numId="14">
-    <w:abstractNumId w:val="3"/>
-    <w:lvlOverride w:ilvl="0">
-      <w:startOverride w:val="1"/>
-    </w:lvlOverride>
   </w:num>
   <w:numIdMacAtCleanup w:val="10"/>
 </w:numbering>

--- a/hin/docx/029.content.docx
+++ b/hin/docx/029.content.docx
@@ -19,7 +19,7 @@
         <w:rPr>
           <w:lang w:val="hi_IN" w:bidi="hi_IN"/>
         </w:rPr>
-        <w:t>Resource: Tyndale Open Study Notes</w:t>
+        <w:t>Resource: Aquifer Open Study Notes (Themes)</w:t>
       </w:r>
       <w:r>
         <w:rPr>
@@ -112,7 +112,7 @@
         <w:rPr>
           <w:lang w:val="hi_IN" w:bidi="hi_IN"/>
         </w:rPr>
-        <w:t>Tyndale Open Study Notes</w:t>
+        <w:t>Aquifer Open Study Notes (Themes)</w:t>
       </w:r>
     </w:p>
     <w:p>

--- a/hin/docx/029.content.docx
+++ b/hin/docx/029.content.docx
@@ -246,18 +246,12 @@
         </w:rPr>
         <w:t>यिर्मयाह की सार्वजनिक सुनवाई के दौरान मन्दिर परिसर में जब उनका मुकदमा चल रहा था, तब उनके मित्रों ने उनका जीवन बचाया (</w:t>
       </w:r>
-      <w:hyperlink r:id="rId13">
-        <w:r>
-          <w:rPr>
-            <w:lang w:val="hi_IN" w:bidi="hi_IN"/>
-          </w:rPr>
-          <w:rPr>
-            <w:color w:val="0000EE"/>
-            <w:u w:val="single"/>
-          </w:rPr>
-          <w:t>यिर्म 26</w:t>
-        </w:r>
-      </w:hyperlink>
+      <w:r>
+        <w:rPr>
+          <w:lang w:val="hi_IN" w:bidi="hi_IN"/>
+        </w:rPr>
+        <w:t>यिर्म 26</w:t>
+      </w:r>
       <w:r>
         <w:rPr>
           <w:lang w:val="hi_IN" w:bidi="hi_IN"/>
@@ -297,18 +291,12 @@
         </w:rPr>
         <w:t>संदेशवाहकों को मारना और चुप कराना प्रभु के सन्देश को नहीं रोक सका। प्रभु अपने सन्देश को लिखित रूप में भी प्रभावी ढंग से साझा कर सकते हैं। प्रभु ने यिर्मयाह से कहा कि वे सभी सन्देश लिख लें जो उन्होंने प्रचार किए थे (</w:t>
       </w:r>
-      <w:hyperlink r:id="rId14">
-        <w:r>
-          <w:rPr>
-            <w:lang w:val="hi_IN" w:bidi="hi_IN"/>
-          </w:rPr>
-          <w:rPr>
-            <w:color w:val="0000EE"/>
-            <w:u w:val="single"/>
-          </w:rPr>
-          <w:t>यिर्म 36</w:t>
-        </w:r>
-      </w:hyperlink>
+      <w:r>
+        <w:rPr>
+          <w:lang w:val="hi_IN" w:bidi="hi_IN"/>
+        </w:rPr>
+        <w:t>यिर्म 36</w:t>
+      </w:r>
       <w:r>
         <w:rPr>
           <w:lang w:val="hi_IN" w:bidi="hi_IN"/>
@@ -353,18 +341,12 @@
         </w:rPr>
         <w:t xml:space="preserve">भेजा (देखें </w:t>
       </w:r>
-      <w:hyperlink r:id="rId15">
-        <w:r>
-          <w:rPr>
-            <w:lang w:val="hi_IN" w:bidi="hi_IN"/>
-          </w:rPr>
-          <w:rPr>
-            <w:color w:val="0000EE"/>
-            <w:u w:val="single"/>
-          </w:rPr>
-          <w:t>यिर्म 29</w:t>
-        </w:r>
-      </w:hyperlink>
+      <w:r>
+        <w:rPr>
+          <w:lang w:val="hi_IN" w:bidi="hi_IN"/>
+        </w:rPr>
+        <w:t>यिर्म 29</w:t>
+      </w:r>
       <w:r>
         <w:rPr>
           <w:lang w:val="hi_IN" w:bidi="hi_IN"/>
@@ -385,216 +367,144 @@
         </w:rPr>
         <w:t>परमेश्वर के वचन को लिखने की पहली घटना निश्चित रूप से निर्गमन में दिखाई देती है। परमेश्वर ने मूसा को वाचा के वचन लिखने का निर्देश दिया (</w:t>
       </w:r>
-      <w:hyperlink r:id="rId16">
-        <w:r>
-          <w:rPr>
-            <w:lang w:val="hi_IN" w:bidi="hi_IN"/>
-          </w:rPr>
-          <w:rPr>
-            <w:color w:val="0000EE"/>
-            <w:u w:val="single"/>
-          </w:rPr>
-          <w:t>निर्ग 24:4</w:t>
-        </w:r>
-      </w:hyperlink>
+      <w:r>
+        <w:rPr>
+          <w:lang w:val="hi_IN" w:bidi="hi_IN"/>
+        </w:rPr>
+        <w:t>निर्ग 24:4</w:t>
+      </w:r>
       <w:r>
         <w:rPr>
           <w:lang w:val="hi_IN" w:bidi="hi_IN"/>
         </w:rPr>
         <w:t xml:space="preserve">, साथ ही देखें </w:t>
       </w:r>
-      <w:hyperlink r:id="rId17">
-        <w:r>
-          <w:rPr>
-            <w:lang w:val="hi_IN" w:bidi="hi_IN"/>
-          </w:rPr>
-          <w:rPr>
-            <w:color w:val="0000EE"/>
-            <w:u w:val="single"/>
-          </w:rPr>
-          <w:t>निर्ग 17:14</w:t>
-        </w:r>
-      </w:hyperlink>
+      <w:r>
+        <w:rPr>
+          <w:lang w:val="hi_IN" w:bidi="hi_IN"/>
+        </w:rPr>
+        <w:t>निर्ग 17:14</w:t>
+      </w:r>
       <w:r>
         <w:rPr>
           <w:lang w:val="hi_IN" w:bidi="hi_IN"/>
         </w:rPr>
         <w:t>)। यह विशेष रूप से बताता है कि मूसा ने व्यवस्थाविवरण की पुस्तक लिखी (</w:t>
       </w:r>
-      <w:hyperlink r:id="rId18">
-        <w:r>
-          <w:rPr>
-            <w:lang w:val="hi_IN" w:bidi="hi_IN"/>
-          </w:rPr>
-          <w:rPr>
-            <w:color w:val="0000EE"/>
-            <w:u w:val="single"/>
-          </w:rPr>
-          <w:t>व्य.वि. 31:9</w:t>
-        </w:r>
-      </w:hyperlink>
+      <w:r>
+        <w:rPr>
+          <w:lang w:val="hi_IN" w:bidi="hi_IN"/>
+        </w:rPr>
+        <w:t>व्य.वि. 31:9</w:t>
+      </w:r>
       <w:r>
         <w:rPr>
           <w:lang w:val="hi_IN" w:bidi="hi_IN"/>
         </w:rPr>
         <w:t xml:space="preserve">, </w:t>
       </w:r>
-      <w:hyperlink r:id="rId19">
-        <w:r>
-          <w:rPr>
-            <w:lang w:val="hi_IN" w:bidi="hi_IN"/>
-          </w:rPr>
-          <w:rPr>
-            <w:color w:val="0000EE"/>
-            <w:u w:val="single"/>
-          </w:rPr>
-          <w:t>24</w:t>
-        </w:r>
-      </w:hyperlink>
+      <w:r>
+        <w:rPr>
+          <w:lang w:val="hi_IN" w:bidi="hi_IN"/>
+        </w:rPr>
+        <w:t>24</w:t>
+      </w:r>
       <w:r>
         <w:rPr>
           <w:lang w:val="hi_IN" w:bidi="hi_IN"/>
         </w:rPr>
         <w:t>)। लिखित व्यवस्था का अस्तित्व सम्भवतः परमेश्वर के प्रकाशनों को दर्ज करने की परम्परा की शुरुआत थी (</w:t>
       </w:r>
-      <w:hyperlink r:id="rId20">
-        <w:r>
-          <w:rPr>
-            <w:lang w:val="hi_IN" w:bidi="hi_IN"/>
-          </w:rPr>
-          <w:rPr>
-            <w:color w:val="0000EE"/>
-            <w:u w:val="single"/>
-          </w:rPr>
-          <w:t>यहो 24:26</w:t>
-        </w:r>
-      </w:hyperlink>
-      <w:r>
-        <w:rPr>
-          <w:lang w:val="hi_IN" w:bidi="hi_IN"/>
-        </w:rPr>
-        <w:t xml:space="preserve">; </w:t>
-      </w:r>
-      <w:hyperlink r:id="rId21">
-        <w:r>
-          <w:rPr>
-            <w:lang w:val="hi_IN" w:bidi="hi_IN"/>
-          </w:rPr>
-          <w:rPr>
-            <w:color w:val="0000EE"/>
-            <w:u w:val="single"/>
-          </w:rPr>
-          <w:t>1 शमू 10:25</w:t>
-        </w:r>
-      </w:hyperlink>
-      <w:r>
-        <w:rPr>
-          <w:lang w:val="hi_IN" w:bidi="hi_IN"/>
-        </w:rPr>
-        <w:t xml:space="preserve">; </w:t>
-      </w:r>
-      <w:hyperlink r:id="rId22">
-        <w:r>
-          <w:rPr>
-            <w:lang w:val="hi_IN" w:bidi="hi_IN"/>
-          </w:rPr>
-          <w:rPr>
-            <w:color w:val="0000EE"/>
-            <w:u w:val="single"/>
-          </w:rPr>
-          <w:t>1 इति 29:29</w:t>
-        </w:r>
-      </w:hyperlink>
-      <w:r>
-        <w:rPr>
-          <w:lang w:val="hi_IN" w:bidi="hi_IN"/>
-        </w:rPr>
-        <w:t xml:space="preserve">; </w:t>
-      </w:r>
-      <w:hyperlink r:id="rId23">
-        <w:r>
-          <w:rPr>
-            <w:lang w:val="hi_IN" w:bidi="hi_IN"/>
-          </w:rPr>
-          <w:rPr>
-            <w:color w:val="0000EE"/>
-            <w:u w:val="single"/>
-          </w:rPr>
-          <w:t>2 इति 9:29</w:t>
-        </w:r>
-      </w:hyperlink>
-      <w:r>
-        <w:rPr>
-          <w:lang w:val="hi_IN" w:bidi="hi_IN"/>
-        </w:rPr>
-        <w:t xml:space="preserve">; </w:t>
-      </w:r>
-      <w:hyperlink r:id="rId24">
-        <w:r>
-          <w:rPr>
-            <w:lang w:val="hi_IN" w:bidi="hi_IN"/>
-          </w:rPr>
-          <w:rPr>
-            <w:color w:val="0000EE"/>
-            <w:u w:val="single"/>
-          </w:rPr>
-          <w:t>यशा 8:16–17</w:t>
-        </w:r>
-      </w:hyperlink>
-      <w:r>
-        <w:rPr>
-          <w:lang w:val="hi_IN" w:bidi="hi_IN"/>
-        </w:rPr>
-        <w:t xml:space="preserve">; </w:t>
-      </w:r>
-      <w:hyperlink r:id="rId25">
-        <w:r>
-          <w:rPr>
-            <w:lang w:val="hi_IN" w:bidi="hi_IN"/>
-          </w:rPr>
-          <w:rPr>
-            <w:color w:val="0000EE"/>
-            <w:u w:val="single"/>
-          </w:rPr>
-          <w:t>30:8</w:t>
-        </w:r>
-      </w:hyperlink>
+      <w:r>
+        <w:rPr>
+          <w:lang w:val="hi_IN" w:bidi="hi_IN"/>
+        </w:rPr>
+        <w:t>यहो 24:26</w:t>
+      </w:r>
+      <w:r>
+        <w:rPr>
+          <w:lang w:val="hi_IN" w:bidi="hi_IN"/>
+        </w:rPr>
+        <w:t xml:space="preserve">; </w:t>
+      </w:r>
+      <w:r>
+        <w:rPr>
+          <w:lang w:val="hi_IN" w:bidi="hi_IN"/>
+        </w:rPr>
+        <w:t>1 शमू 10:25</w:t>
+      </w:r>
+      <w:r>
+        <w:rPr>
+          <w:lang w:val="hi_IN" w:bidi="hi_IN"/>
+        </w:rPr>
+        <w:t xml:space="preserve">; </w:t>
+      </w:r>
+      <w:r>
+        <w:rPr>
+          <w:lang w:val="hi_IN" w:bidi="hi_IN"/>
+        </w:rPr>
+        <w:t>1 इति 29:29</w:t>
+      </w:r>
+      <w:r>
+        <w:rPr>
+          <w:lang w:val="hi_IN" w:bidi="hi_IN"/>
+        </w:rPr>
+        <w:t xml:space="preserve">; </w:t>
+      </w:r>
+      <w:r>
+        <w:rPr>
+          <w:lang w:val="hi_IN" w:bidi="hi_IN"/>
+        </w:rPr>
+        <w:t>2 इति 9:29</w:t>
+      </w:r>
+      <w:r>
+        <w:rPr>
+          <w:lang w:val="hi_IN" w:bidi="hi_IN"/>
+        </w:rPr>
+        <w:t xml:space="preserve">; </w:t>
+      </w:r>
+      <w:r>
+        <w:rPr>
+          <w:lang w:val="hi_IN" w:bidi="hi_IN"/>
+        </w:rPr>
+        <w:t>यशा 8:16–17</w:t>
+      </w:r>
+      <w:r>
+        <w:rPr>
+          <w:lang w:val="hi_IN" w:bidi="hi_IN"/>
+        </w:rPr>
+        <w:t xml:space="preserve">; </w:t>
+      </w:r>
+      <w:r>
+        <w:rPr>
+          <w:lang w:val="hi_IN" w:bidi="hi_IN"/>
+        </w:rPr>
+        <w:t>30:8</w:t>
+      </w:r>
       <w:r>
         <w:rPr>
           <w:lang w:val="hi_IN" w:bidi="hi_IN"/>
         </w:rPr>
         <w:t xml:space="preserve">)। ऐसा प्रतीत होता है कि भविष्यद्वक्ताओं ने इस्राएल के कई ऐतिहासिक लेखनों को दर्ज किया (देखें </w:t>
       </w:r>
-      <w:hyperlink r:id="rId26">
-        <w:r>
-          <w:rPr>
-            <w:lang w:val="hi_IN" w:bidi="hi_IN"/>
-          </w:rPr>
-          <w:rPr>
-            <w:color w:val="0000EE"/>
-            <w:u w:val="single"/>
-          </w:rPr>
-          <w:t>2 इति 12:15</w:t>
-        </w:r>
-      </w:hyperlink>
-      <w:r>
-        <w:rPr>
-          <w:lang w:val="hi_IN" w:bidi="hi_IN"/>
-        </w:rPr>
-        <w:t xml:space="preserve">; </w:t>
-      </w:r>
-      <w:hyperlink r:id="rId27">
-        <w:r>
-          <w:rPr>
-            <w:lang w:val="hi_IN" w:bidi="hi_IN"/>
-          </w:rPr>
-          <w:rPr>
-            <w:color w:val="0000EE"/>
-            <w:u w:val="single"/>
-          </w:rPr>
-          <w:t>13:22</w:t>
-        </w:r>
-      </w:hyperlink>
+      <w:r>
+        <w:rPr>
+          <w:lang w:val="hi_IN" w:bidi="hi_IN"/>
+        </w:rPr>
+        <w:t>2 इति 12:15</w:t>
+      </w:r>
+      <w:r>
+        <w:rPr>
+          <w:lang w:val="hi_IN" w:bidi="hi_IN"/>
+        </w:rPr>
+        <w:t xml:space="preserve">; </w:t>
+      </w:r>
+      <w:r>
+        <w:rPr>
+          <w:lang w:val="hi_IN" w:bidi="hi_IN"/>
+        </w:rPr>
+        <w:t>13:22</w:t>
+      </w:r>
       <w:r>
         <w:rPr>
           <w:lang w:val="hi_IN" w:bidi="hi_IN"/>
@@ -629,36 +539,24 @@
         </w:rPr>
         <w:t xml:space="preserve">यिर्मयाह की पुस्तक और अन्य भविष्यद्वक्ताओं, बुद्धिमानों, और शिक्षकों की लेखनी संरक्षित, संकलित, और हमारे पास पुराने और नए नियम के रूप में हस्तांतरित की गई हैं। ये ग्रन्थ परमेश्वर के अपने लोगों के लिए सन्देशों का लिखित विवरण प्रदान करते हैं (देखें </w:t>
       </w:r>
-      <w:hyperlink r:id="rId28">
-        <w:r>
-          <w:rPr>
-            <w:lang w:val="hi_IN" w:bidi="hi_IN"/>
-          </w:rPr>
-          <w:rPr>
-            <w:color w:val="0000EE"/>
-            <w:u w:val="single"/>
-          </w:rPr>
-          <w:t>2 तीमु 3:16–17</w:t>
-        </w:r>
-      </w:hyperlink>
-      <w:r>
-        <w:rPr>
-          <w:lang w:val="hi_IN" w:bidi="hi_IN"/>
-        </w:rPr>
-        <w:t xml:space="preserve">; </w:t>
-      </w:r>
-      <w:hyperlink r:id="rId29">
-        <w:r>
-          <w:rPr>
-            <w:lang w:val="hi_IN" w:bidi="hi_IN"/>
-          </w:rPr>
-          <w:rPr>
-            <w:color w:val="0000EE"/>
-            <w:u w:val="single"/>
-          </w:rPr>
-          <w:t>2 पत 1:20–21</w:t>
-        </w:r>
-      </w:hyperlink>
+      <w:r>
+        <w:rPr>
+          <w:lang w:val="hi_IN" w:bidi="hi_IN"/>
+        </w:rPr>
+        <w:t>2 तीमु 3:16–17</w:t>
+      </w:r>
+      <w:r>
+        <w:rPr>
+          <w:lang w:val="hi_IN" w:bidi="hi_IN"/>
+        </w:rPr>
+        <w:t xml:space="preserve">; </w:t>
+      </w:r>
+      <w:r>
+        <w:rPr>
+          <w:lang w:val="hi_IN" w:bidi="hi_IN"/>
+        </w:rPr>
+        <w:t>2 पत 1:20–21</w:t>
+      </w:r>
       <w:r>
         <w:rPr>
           <w:lang w:val="hi_IN" w:bidi="hi_IN"/>
@@ -688,540 +586,360 @@
           <w:lang w:val="hi_IN" w:bidi="hi_IN"/>
         </w:rPr>
       </w:r>
-      <w:hyperlink r:id="rId17">
-        <w:r>
-          <w:rPr>
-            <w:lang w:val="hi_IN" w:bidi="hi_IN"/>
-          </w:rPr>
-          <w:rPr>
-            <w:color w:val="0000EE"/>
-            <w:u w:val="single"/>
-          </w:rPr>
-          <w:t>निर्गमन 17:14</w:t>
-        </w:r>
-      </w:hyperlink>
-      <w:r>
-        <w:rPr>
-          <w:lang w:val="hi_IN" w:bidi="hi_IN"/>
-        </w:rPr>
-        <w:t xml:space="preserve">; </w:t>
-      </w:r>
-      <w:hyperlink r:id="rId30">
-        <w:r>
-          <w:rPr>
-            <w:lang w:val="hi_IN" w:bidi="hi_IN"/>
-          </w:rPr>
-          <w:rPr>
-            <w:color w:val="0000EE"/>
-            <w:u w:val="single"/>
-          </w:rPr>
-          <w:t>31:18</w:t>
-        </w:r>
-      </w:hyperlink>
-      <w:r>
-        <w:rPr>
-          <w:lang w:val="hi_IN" w:bidi="hi_IN"/>
-        </w:rPr>
-        <w:t xml:space="preserve">; </w:t>
-      </w:r>
-      <w:hyperlink r:id="rId31">
-        <w:r>
-          <w:rPr>
-            <w:lang w:val="hi_IN" w:bidi="hi_IN"/>
-          </w:rPr>
-          <w:rPr>
-            <w:color w:val="0000EE"/>
-            <w:u w:val="single"/>
-          </w:rPr>
-          <w:t>34:27–28</w:t>
-        </w:r>
-      </w:hyperlink>
-      <w:r>
-        <w:rPr>
-          <w:lang w:val="hi_IN" w:bidi="hi_IN"/>
-        </w:rPr>
-        <w:t xml:space="preserve">; </w:t>
-      </w:r>
-      <w:hyperlink r:id="rId32">
-        <w:r>
-          <w:rPr>
-            <w:lang w:val="hi_IN" w:bidi="hi_IN"/>
-          </w:rPr>
-          <w:rPr>
-            <w:color w:val="0000EE"/>
-            <w:u w:val="single"/>
-          </w:rPr>
-          <w:t>व्यवस्थाविवरण 31:9–13</w:t>
-        </w:r>
-      </w:hyperlink>
-      <w:r>
-        <w:rPr>
-          <w:lang w:val="hi_IN" w:bidi="hi_IN"/>
-        </w:rPr>
-        <w:t xml:space="preserve">; </w:t>
-      </w:r>
-      <w:hyperlink r:id="rId25">
-        <w:r>
-          <w:rPr>
-            <w:lang w:val="hi_IN" w:bidi="hi_IN"/>
-          </w:rPr>
-          <w:rPr>
-            <w:color w:val="0000EE"/>
-            <w:u w:val="single"/>
-          </w:rPr>
-          <w:t>यशायाह 30:8</w:t>
-        </w:r>
-      </w:hyperlink>
-      <w:r>
-        <w:rPr>
-          <w:lang w:val="hi_IN" w:bidi="hi_IN"/>
-        </w:rPr>
-        <w:t xml:space="preserve">; </w:t>
-      </w:r>
-      <w:hyperlink r:id="rId33">
-        <w:r>
-          <w:rPr>
-            <w:lang w:val="hi_IN" w:bidi="hi_IN"/>
-          </w:rPr>
-          <w:rPr>
-            <w:color w:val="0000EE"/>
-            <w:u w:val="single"/>
-          </w:rPr>
-          <w:t>यिर्मयाह 30:2–3</w:t>
-        </w:r>
-      </w:hyperlink>
-      <w:r>
-        <w:rPr>
-          <w:lang w:val="hi_IN" w:bidi="hi_IN"/>
-        </w:rPr>
-        <w:t xml:space="preserve">; </w:t>
-      </w:r>
-      <w:hyperlink r:id="rId14">
-        <w:r>
-          <w:rPr>
-            <w:lang w:val="hi_IN" w:bidi="hi_IN"/>
-          </w:rPr>
-          <w:rPr>
-            <w:color w:val="0000EE"/>
-            <w:u w:val="single"/>
-          </w:rPr>
-          <w:t>यिर्मयाह 36:1–32</w:t>
-        </w:r>
-      </w:hyperlink>
-      <w:r>
-        <w:rPr>
-          <w:lang w:val="hi_IN" w:bidi="hi_IN"/>
-        </w:rPr>
-        <w:t xml:space="preserve">; </w:t>
-      </w:r>
-      <w:hyperlink r:id="rId34">
-        <w:r>
-          <w:rPr>
-            <w:lang w:val="hi_IN" w:bidi="hi_IN"/>
-          </w:rPr>
-          <w:rPr>
-            <w:color w:val="0000EE"/>
-            <w:u w:val="single"/>
-          </w:rPr>
-          <w:t>45:1</w:t>
-        </w:r>
-      </w:hyperlink>
-      <w:r>
-        <w:rPr>
-          <w:lang w:val="hi_IN" w:bidi="hi_IN"/>
-        </w:rPr>
-        <w:t xml:space="preserve">; </w:t>
-      </w:r>
-      <w:hyperlink r:id="rId35">
-        <w:r>
-          <w:rPr>
-            <w:lang w:val="hi_IN" w:bidi="hi_IN"/>
-          </w:rPr>
-          <w:rPr>
-            <w:color w:val="0000EE"/>
-            <w:u w:val="single"/>
-          </w:rPr>
-          <w:t>51:60–64</w:t>
-        </w:r>
-      </w:hyperlink>
-      <w:r>
-        <w:rPr>
-          <w:lang w:val="hi_IN" w:bidi="hi_IN"/>
-        </w:rPr>
-        <w:t xml:space="preserve">; </w:t>
-      </w:r>
-      <w:hyperlink r:id="rId36">
-        <w:r>
-          <w:rPr>
-            <w:lang w:val="hi_IN" w:bidi="hi_IN"/>
-          </w:rPr>
-          <w:rPr>
-            <w:color w:val="0000EE"/>
-            <w:u w:val="single"/>
-          </w:rPr>
-          <w:t>यहेजकेल 43:11</w:t>
-        </w:r>
-      </w:hyperlink>
-      <w:r>
-        <w:rPr>
-          <w:lang w:val="hi_IN" w:bidi="hi_IN"/>
-        </w:rPr>
-        <w:t xml:space="preserve">; </w:t>
-      </w:r>
-      <w:hyperlink r:id="rId37">
-        <w:r>
-          <w:rPr>
-            <w:lang w:val="hi_IN" w:bidi="hi_IN"/>
-          </w:rPr>
-          <w:rPr>
-            <w:color w:val="0000EE"/>
-            <w:u w:val="single"/>
-          </w:rPr>
-          <w:t>दानिय्येल 7:1</w:t>
-        </w:r>
-      </w:hyperlink>
-      <w:r>
-        <w:rPr>
-          <w:lang w:val="hi_IN" w:bidi="hi_IN"/>
-        </w:rPr>
-        <w:t xml:space="preserve">; </w:t>
-      </w:r>
-      <w:hyperlink r:id="rId38">
-        <w:r>
-          <w:rPr>
-            <w:lang w:val="hi_IN" w:bidi="hi_IN"/>
-          </w:rPr>
-          <w:rPr>
-            <w:color w:val="0000EE"/>
-            <w:u w:val="single"/>
-          </w:rPr>
-          <w:t>लूका 1:1–4</w:t>
-        </w:r>
-      </w:hyperlink>
-      <w:r>
-        <w:rPr>
-          <w:lang w:val="hi_IN" w:bidi="hi_IN"/>
-        </w:rPr>
-        <w:t xml:space="preserve">; </w:t>
-      </w:r>
-      <w:hyperlink r:id="rId39">
-        <w:r>
-          <w:rPr>
-            <w:lang w:val="hi_IN" w:bidi="hi_IN"/>
-          </w:rPr>
-          <w:rPr>
-            <w:color w:val="0000EE"/>
-            <w:u w:val="single"/>
-          </w:rPr>
-          <w:t>यूहन्ना 5:46–47</w:t>
-        </w:r>
-      </w:hyperlink>
-      <w:r>
-        <w:rPr>
-          <w:lang w:val="hi_IN" w:bidi="hi_IN"/>
-        </w:rPr>
-        <w:t xml:space="preserve">; </w:t>
-      </w:r>
-      <w:hyperlink r:id="rId40">
-        <w:r>
-          <w:rPr>
-            <w:lang w:val="hi_IN" w:bidi="hi_IN"/>
-          </w:rPr>
-          <w:rPr>
-            <w:color w:val="0000EE"/>
-            <w:u w:val="single"/>
-          </w:rPr>
-          <w:t>20:30–31</w:t>
-        </w:r>
-      </w:hyperlink>
-      <w:r>
-        <w:rPr>
-          <w:lang w:val="hi_IN" w:bidi="hi_IN"/>
-        </w:rPr>
-        <w:t xml:space="preserve">; </w:t>
-      </w:r>
-      <w:hyperlink r:id="rId41">
-        <w:r>
-          <w:rPr>
-            <w:lang w:val="hi_IN" w:bidi="hi_IN"/>
-          </w:rPr>
-          <w:rPr>
-            <w:color w:val="0000EE"/>
-            <w:u w:val="single"/>
-          </w:rPr>
-          <w:t>21:24–25</w:t>
-        </w:r>
-      </w:hyperlink>
-      <w:r>
-        <w:rPr>
-          <w:lang w:val="hi_IN" w:bidi="hi_IN"/>
-        </w:rPr>
-        <w:t xml:space="preserve">; </w:t>
-      </w:r>
-      <w:hyperlink r:id="rId42">
-        <w:r>
-          <w:rPr>
-            <w:lang w:val="hi_IN" w:bidi="hi_IN"/>
-          </w:rPr>
-          <w:rPr>
-            <w:color w:val="0000EE"/>
-            <w:u w:val="single"/>
-          </w:rPr>
-          <w:t>प्रेरितों के काम 1:1–2</w:t>
-        </w:r>
-      </w:hyperlink>
-      <w:r>
-        <w:rPr>
-          <w:lang w:val="hi_IN" w:bidi="hi_IN"/>
-        </w:rPr>
-        <w:t xml:space="preserve">; </w:t>
-      </w:r>
-      <w:hyperlink r:id="rId43">
-        <w:r>
-          <w:rPr>
-            <w:lang w:val="hi_IN" w:bidi="hi_IN"/>
-          </w:rPr>
-          <w:rPr>
-            <w:color w:val="0000EE"/>
-            <w:u w:val="single"/>
-          </w:rPr>
-          <w:t>रोमियों 15:4</w:t>
-        </w:r>
-      </w:hyperlink>
-      <w:r>
-        <w:rPr>
-          <w:lang w:val="hi_IN" w:bidi="hi_IN"/>
-        </w:rPr>
-        <w:t xml:space="preserve">; </w:t>
-      </w:r>
-      <w:hyperlink r:id="rId44">
-        <w:r>
-          <w:rPr>
-            <w:lang w:val="hi_IN" w:bidi="hi_IN"/>
-          </w:rPr>
-          <w:rPr>
-            <w:color w:val="0000EE"/>
-            <w:u w:val="single"/>
-          </w:rPr>
-          <w:t>1 कुरिन्थियों 10:11</w:t>
-        </w:r>
-      </w:hyperlink>
-      <w:r>
-        <w:rPr>
-          <w:lang w:val="hi_IN" w:bidi="hi_IN"/>
-        </w:rPr>
-        <w:t xml:space="preserve">; </w:t>
-      </w:r>
-      <w:hyperlink r:id="rId28">
-        <w:r>
-          <w:rPr>
-            <w:lang w:val="hi_IN" w:bidi="hi_IN"/>
-          </w:rPr>
-          <w:rPr>
-            <w:color w:val="0000EE"/>
-            <w:u w:val="single"/>
-          </w:rPr>
-          <w:t>2 तीमुथियुस 3:16–17</w:t>
-        </w:r>
-      </w:hyperlink>
-      <w:r>
-        <w:rPr>
-          <w:lang w:val="hi_IN" w:bidi="hi_IN"/>
-        </w:rPr>
-        <w:t xml:space="preserve">; </w:t>
-      </w:r>
-      <w:hyperlink r:id="rId45">
-        <w:r>
-          <w:rPr>
-            <w:lang w:val="hi_IN" w:bidi="hi_IN"/>
-          </w:rPr>
-          <w:rPr>
-            <w:color w:val="0000EE"/>
-            <w:u w:val="single"/>
-          </w:rPr>
-          <w:t>फिलेमोन 1:21</w:t>
-        </w:r>
-      </w:hyperlink>
-      <w:r>
-        <w:rPr>
-          <w:lang w:val="hi_IN" w:bidi="hi_IN"/>
-        </w:rPr>
-        <w:t xml:space="preserve">; </w:t>
-      </w:r>
-      <w:hyperlink r:id="rId46">
-        <w:r>
-          <w:rPr>
-            <w:lang w:val="hi_IN" w:bidi="hi_IN"/>
-          </w:rPr>
-          <w:rPr>
-            <w:color w:val="0000EE"/>
-            <w:u w:val="single"/>
-          </w:rPr>
-          <w:t>इब्रानियों 13:22</w:t>
-        </w:r>
-      </w:hyperlink>
-      <w:r>
-        <w:rPr>
-          <w:lang w:val="hi_IN" w:bidi="hi_IN"/>
-        </w:rPr>
-        <w:t xml:space="preserve">; </w:t>
-      </w:r>
-      <w:hyperlink r:id="rId47">
-        <w:r>
-          <w:rPr>
-            <w:lang w:val="hi_IN" w:bidi="hi_IN"/>
-          </w:rPr>
-          <w:rPr>
-            <w:color w:val="0000EE"/>
-            <w:u w:val="single"/>
-          </w:rPr>
-          <w:t>1 पतरस 5:12</w:t>
-        </w:r>
-      </w:hyperlink>
-      <w:r>
-        <w:rPr>
-          <w:lang w:val="hi_IN" w:bidi="hi_IN"/>
-        </w:rPr>
-        <w:t xml:space="preserve">; </w:t>
-      </w:r>
-      <w:hyperlink r:id="rId29">
-        <w:r>
-          <w:rPr>
-            <w:lang w:val="hi_IN" w:bidi="hi_IN"/>
-          </w:rPr>
-          <w:rPr>
-            <w:color w:val="0000EE"/>
-            <w:u w:val="single"/>
-          </w:rPr>
-          <w:t>2 पतरस 1:20–21</w:t>
-        </w:r>
-      </w:hyperlink>
-      <w:r>
-        <w:rPr>
-          <w:lang w:val="hi_IN" w:bidi="hi_IN"/>
-        </w:rPr>
-        <w:t xml:space="preserve">; </w:t>
-      </w:r>
-      <w:hyperlink r:id="rId48">
-        <w:r>
-          <w:rPr>
-            <w:lang w:val="hi_IN" w:bidi="hi_IN"/>
-          </w:rPr>
-          <w:rPr>
-            <w:color w:val="0000EE"/>
-            <w:u w:val="single"/>
-          </w:rPr>
-          <w:t>1 यूहन्ना 1:4</w:t>
-        </w:r>
-      </w:hyperlink>
-      <w:r>
-        <w:rPr>
-          <w:lang w:val="hi_IN" w:bidi="hi_IN"/>
-        </w:rPr>
-        <w:t xml:space="preserve">; </w:t>
-      </w:r>
-      <w:hyperlink r:id="rId49">
-        <w:r>
-          <w:rPr>
-            <w:lang w:val="hi_IN" w:bidi="hi_IN"/>
-          </w:rPr>
-          <w:rPr>
-            <w:color w:val="0000EE"/>
-            <w:u w:val="single"/>
-          </w:rPr>
-          <w:t>2:12–24</w:t>
-        </w:r>
-      </w:hyperlink>
-      <w:r>
-        <w:rPr>
-          <w:lang w:val="hi_IN" w:bidi="hi_IN"/>
-        </w:rPr>
-        <w:t xml:space="preserve">; </w:t>
-      </w:r>
-      <w:hyperlink r:id="rId50">
-        <w:r>
-          <w:rPr>
-            <w:lang w:val="hi_IN" w:bidi="hi_IN"/>
-          </w:rPr>
-          <w:rPr>
-            <w:color w:val="0000EE"/>
-            <w:u w:val="single"/>
-          </w:rPr>
-          <w:t>5:13</w:t>
-        </w:r>
-      </w:hyperlink>
-      <w:r>
-        <w:rPr>
-          <w:lang w:val="hi_IN" w:bidi="hi_IN"/>
-        </w:rPr>
-        <w:t xml:space="preserve">; </w:t>
-      </w:r>
-      <w:hyperlink r:id="rId51">
-        <w:r>
-          <w:rPr>
-            <w:lang w:val="hi_IN" w:bidi="hi_IN"/>
-          </w:rPr>
-          <w:rPr>
-            <w:color w:val="0000EE"/>
-            <w:u w:val="single"/>
-          </w:rPr>
-          <w:t>प्रकाशितवाक्य 1:11</w:t>
-        </w:r>
-      </w:hyperlink>
-      <w:r>
-        <w:rPr>
-          <w:lang w:val="hi_IN" w:bidi="hi_IN"/>
-        </w:rPr>
-        <w:t xml:space="preserve">; </w:t>
-      </w:r>
-      <w:hyperlink r:id="rId52">
-        <w:r>
-          <w:rPr>
-            <w:lang w:val="hi_IN" w:bidi="hi_IN"/>
-          </w:rPr>
-          <w:rPr>
-            <w:color w:val="0000EE"/>
-            <w:u w:val="single"/>
-          </w:rPr>
-          <w:t>10:4</w:t>
-        </w:r>
-      </w:hyperlink>
-      <w:r>
-        <w:rPr>
-          <w:lang w:val="hi_IN" w:bidi="hi_IN"/>
-        </w:rPr>
-        <w:t xml:space="preserve">; </w:t>
-      </w:r>
-      <w:hyperlink r:id="rId53">
-        <w:r>
-          <w:rPr>
-            <w:lang w:val="hi_IN" w:bidi="hi_IN"/>
-          </w:rPr>
-          <w:rPr>
-            <w:color w:val="0000EE"/>
-            <w:u w:val="single"/>
-          </w:rPr>
-          <w:t>21:5</w:t>
-        </w:r>
-      </w:hyperlink>
-      <w:r>
-        <w:rPr>
-          <w:lang w:val="hi_IN" w:bidi="hi_IN"/>
-        </w:rPr>
-        <w:t xml:space="preserve">; </w:t>
-      </w:r>
-      <w:hyperlink r:id="rId54">
-        <w:r>
-          <w:rPr>
-            <w:lang w:val="hi_IN" w:bidi="hi_IN"/>
-          </w:rPr>
-          <w:rPr>
-            <w:color w:val="0000EE"/>
-            <w:u w:val="single"/>
-          </w:rPr>
-          <w:t>22:18–19</w:t>
-        </w:r>
-      </w:hyperlink>
+      <w:r>
+        <w:rPr>
+          <w:lang w:val="hi_IN" w:bidi="hi_IN"/>
+        </w:rPr>
+        <w:t>निर्गमन 17:14</w:t>
+      </w:r>
+      <w:r>
+        <w:rPr>
+          <w:lang w:val="hi_IN" w:bidi="hi_IN"/>
+        </w:rPr>
+        <w:t xml:space="preserve">; </w:t>
+      </w:r>
+      <w:r>
+        <w:rPr>
+          <w:lang w:val="hi_IN" w:bidi="hi_IN"/>
+        </w:rPr>
+        <w:t>31:18</w:t>
+      </w:r>
+      <w:r>
+        <w:rPr>
+          <w:lang w:val="hi_IN" w:bidi="hi_IN"/>
+        </w:rPr>
+        <w:t xml:space="preserve">; </w:t>
+      </w:r>
+      <w:r>
+        <w:rPr>
+          <w:lang w:val="hi_IN" w:bidi="hi_IN"/>
+        </w:rPr>
+        <w:t>34:27–28</w:t>
+      </w:r>
+      <w:r>
+        <w:rPr>
+          <w:lang w:val="hi_IN" w:bidi="hi_IN"/>
+        </w:rPr>
+        <w:t xml:space="preserve">; </w:t>
+      </w:r>
+      <w:r>
+        <w:rPr>
+          <w:lang w:val="hi_IN" w:bidi="hi_IN"/>
+        </w:rPr>
+        <w:t>व्यवस्थाविवरण 31:9–13</w:t>
+      </w:r>
+      <w:r>
+        <w:rPr>
+          <w:lang w:val="hi_IN" w:bidi="hi_IN"/>
+        </w:rPr>
+        <w:t xml:space="preserve">; </w:t>
+      </w:r>
+      <w:r>
+        <w:rPr>
+          <w:lang w:val="hi_IN" w:bidi="hi_IN"/>
+        </w:rPr>
+        <w:t>यशायाह 30:8</w:t>
+      </w:r>
+      <w:r>
+        <w:rPr>
+          <w:lang w:val="hi_IN" w:bidi="hi_IN"/>
+        </w:rPr>
+        <w:t xml:space="preserve">; </w:t>
+      </w:r>
+      <w:r>
+        <w:rPr>
+          <w:lang w:val="hi_IN" w:bidi="hi_IN"/>
+        </w:rPr>
+        <w:t>यिर्मयाह 30:2–3</w:t>
+      </w:r>
+      <w:r>
+        <w:rPr>
+          <w:lang w:val="hi_IN" w:bidi="hi_IN"/>
+        </w:rPr>
+        <w:t xml:space="preserve">; </w:t>
+      </w:r>
+      <w:r>
+        <w:rPr>
+          <w:lang w:val="hi_IN" w:bidi="hi_IN"/>
+        </w:rPr>
+        <w:t>यिर्मयाह 36:1–32</w:t>
+      </w:r>
+      <w:r>
+        <w:rPr>
+          <w:lang w:val="hi_IN" w:bidi="hi_IN"/>
+        </w:rPr>
+        <w:t xml:space="preserve">; </w:t>
+      </w:r>
+      <w:r>
+        <w:rPr>
+          <w:lang w:val="hi_IN" w:bidi="hi_IN"/>
+        </w:rPr>
+        <w:t>45:1</w:t>
+      </w:r>
+      <w:r>
+        <w:rPr>
+          <w:lang w:val="hi_IN" w:bidi="hi_IN"/>
+        </w:rPr>
+        <w:t xml:space="preserve">; </w:t>
+      </w:r>
+      <w:r>
+        <w:rPr>
+          <w:lang w:val="hi_IN" w:bidi="hi_IN"/>
+        </w:rPr>
+        <w:t>51:60–64</w:t>
+      </w:r>
+      <w:r>
+        <w:rPr>
+          <w:lang w:val="hi_IN" w:bidi="hi_IN"/>
+        </w:rPr>
+        <w:t xml:space="preserve">; </w:t>
+      </w:r>
+      <w:r>
+        <w:rPr>
+          <w:lang w:val="hi_IN" w:bidi="hi_IN"/>
+        </w:rPr>
+        <w:t>यहेजकेल 43:11</w:t>
+      </w:r>
+      <w:r>
+        <w:rPr>
+          <w:lang w:val="hi_IN" w:bidi="hi_IN"/>
+        </w:rPr>
+        <w:t xml:space="preserve">; </w:t>
+      </w:r>
+      <w:r>
+        <w:rPr>
+          <w:lang w:val="hi_IN" w:bidi="hi_IN"/>
+        </w:rPr>
+        <w:t>दानिय्येल 7:1</w:t>
+      </w:r>
+      <w:r>
+        <w:rPr>
+          <w:lang w:val="hi_IN" w:bidi="hi_IN"/>
+        </w:rPr>
+        <w:t xml:space="preserve">; </w:t>
+      </w:r>
+      <w:r>
+        <w:rPr>
+          <w:lang w:val="hi_IN" w:bidi="hi_IN"/>
+        </w:rPr>
+        <w:t>लूका 1:1–4</w:t>
+      </w:r>
+      <w:r>
+        <w:rPr>
+          <w:lang w:val="hi_IN" w:bidi="hi_IN"/>
+        </w:rPr>
+        <w:t xml:space="preserve">; </w:t>
+      </w:r>
+      <w:r>
+        <w:rPr>
+          <w:lang w:val="hi_IN" w:bidi="hi_IN"/>
+        </w:rPr>
+        <w:t>यूहन्ना 5:46–47</w:t>
+      </w:r>
+      <w:r>
+        <w:rPr>
+          <w:lang w:val="hi_IN" w:bidi="hi_IN"/>
+        </w:rPr>
+        <w:t xml:space="preserve">; </w:t>
+      </w:r>
+      <w:r>
+        <w:rPr>
+          <w:lang w:val="hi_IN" w:bidi="hi_IN"/>
+        </w:rPr>
+        <w:t>20:30–31</w:t>
+      </w:r>
+      <w:r>
+        <w:rPr>
+          <w:lang w:val="hi_IN" w:bidi="hi_IN"/>
+        </w:rPr>
+        <w:t xml:space="preserve">; </w:t>
+      </w:r>
+      <w:r>
+        <w:rPr>
+          <w:lang w:val="hi_IN" w:bidi="hi_IN"/>
+        </w:rPr>
+        <w:t>21:24–25</w:t>
+      </w:r>
+      <w:r>
+        <w:rPr>
+          <w:lang w:val="hi_IN" w:bidi="hi_IN"/>
+        </w:rPr>
+        <w:t xml:space="preserve">; </w:t>
+      </w:r>
+      <w:r>
+        <w:rPr>
+          <w:lang w:val="hi_IN" w:bidi="hi_IN"/>
+        </w:rPr>
+        <w:t>प्रेरितों के काम 1:1–2</w:t>
+      </w:r>
+      <w:r>
+        <w:rPr>
+          <w:lang w:val="hi_IN" w:bidi="hi_IN"/>
+        </w:rPr>
+        <w:t xml:space="preserve">; </w:t>
+      </w:r>
+      <w:r>
+        <w:rPr>
+          <w:lang w:val="hi_IN" w:bidi="hi_IN"/>
+        </w:rPr>
+        <w:t>रोमियों 15:4</w:t>
+      </w:r>
+      <w:r>
+        <w:rPr>
+          <w:lang w:val="hi_IN" w:bidi="hi_IN"/>
+        </w:rPr>
+        <w:t xml:space="preserve">; </w:t>
+      </w:r>
+      <w:r>
+        <w:rPr>
+          <w:lang w:val="hi_IN" w:bidi="hi_IN"/>
+        </w:rPr>
+        <w:t>1 कुरिन्थियों 10:11</w:t>
+      </w:r>
+      <w:r>
+        <w:rPr>
+          <w:lang w:val="hi_IN" w:bidi="hi_IN"/>
+        </w:rPr>
+        <w:t xml:space="preserve">; </w:t>
+      </w:r>
+      <w:r>
+        <w:rPr>
+          <w:lang w:val="hi_IN" w:bidi="hi_IN"/>
+        </w:rPr>
+        <w:t>2 तीमुथियुस 3:16–17</w:t>
+      </w:r>
+      <w:r>
+        <w:rPr>
+          <w:lang w:val="hi_IN" w:bidi="hi_IN"/>
+        </w:rPr>
+        <w:t xml:space="preserve">; </w:t>
+      </w:r>
+      <w:r>
+        <w:rPr>
+          <w:lang w:val="hi_IN" w:bidi="hi_IN"/>
+        </w:rPr>
+        <w:t>फिलेमोन 1:21</w:t>
+      </w:r>
+      <w:r>
+        <w:rPr>
+          <w:lang w:val="hi_IN" w:bidi="hi_IN"/>
+        </w:rPr>
+        <w:t xml:space="preserve">; </w:t>
+      </w:r>
+      <w:r>
+        <w:rPr>
+          <w:lang w:val="hi_IN" w:bidi="hi_IN"/>
+        </w:rPr>
+        <w:t>इब्रानियों 13:22</w:t>
+      </w:r>
+      <w:r>
+        <w:rPr>
+          <w:lang w:val="hi_IN" w:bidi="hi_IN"/>
+        </w:rPr>
+        <w:t xml:space="preserve">; </w:t>
+      </w:r>
+      <w:r>
+        <w:rPr>
+          <w:lang w:val="hi_IN" w:bidi="hi_IN"/>
+        </w:rPr>
+        <w:t>1 पतरस 5:12</w:t>
+      </w:r>
+      <w:r>
+        <w:rPr>
+          <w:lang w:val="hi_IN" w:bidi="hi_IN"/>
+        </w:rPr>
+        <w:t xml:space="preserve">; </w:t>
+      </w:r>
+      <w:r>
+        <w:rPr>
+          <w:lang w:val="hi_IN" w:bidi="hi_IN"/>
+        </w:rPr>
+        <w:t>2 पतरस 1:20–21</w:t>
+      </w:r>
+      <w:r>
+        <w:rPr>
+          <w:lang w:val="hi_IN" w:bidi="hi_IN"/>
+        </w:rPr>
+        <w:t xml:space="preserve">; </w:t>
+      </w:r>
+      <w:r>
+        <w:rPr>
+          <w:lang w:val="hi_IN" w:bidi="hi_IN"/>
+        </w:rPr>
+        <w:t>1 यूहन्ना 1:4</w:t>
+      </w:r>
+      <w:r>
+        <w:rPr>
+          <w:lang w:val="hi_IN" w:bidi="hi_IN"/>
+        </w:rPr>
+        <w:t xml:space="preserve">; </w:t>
+      </w:r>
+      <w:r>
+        <w:rPr>
+          <w:lang w:val="hi_IN" w:bidi="hi_IN"/>
+        </w:rPr>
+        <w:t>2:12–24</w:t>
+      </w:r>
+      <w:r>
+        <w:rPr>
+          <w:lang w:val="hi_IN" w:bidi="hi_IN"/>
+        </w:rPr>
+        <w:t xml:space="preserve">; </w:t>
+      </w:r>
+      <w:r>
+        <w:rPr>
+          <w:lang w:val="hi_IN" w:bidi="hi_IN"/>
+        </w:rPr>
+        <w:t>5:13</w:t>
+      </w:r>
+      <w:r>
+        <w:rPr>
+          <w:lang w:val="hi_IN" w:bidi="hi_IN"/>
+        </w:rPr>
+        <w:t xml:space="preserve">; </w:t>
+      </w:r>
+      <w:r>
+        <w:rPr>
+          <w:lang w:val="hi_IN" w:bidi="hi_IN"/>
+        </w:rPr>
+        <w:t>प्रकाशितवाक्य 1:11</w:t>
+      </w:r>
+      <w:r>
+        <w:rPr>
+          <w:lang w:val="hi_IN" w:bidi="hi_IN"/>
+        </w:rPr>
+        <w:t xml:space="preserve">; </w:t>
+      </w:r>
+      <w:r>
+        <w:rPr>
+          <w:lang w:val="hi_IN" w:bidi="hi_IN"/>
+        </w:rPr>
+        <w:t>10:4</w:t>
+      </w:r>
+      <w:r>
+        <w:rPr>
+          <w:lang w:val="hi_IN" w:bidi="hi_IN"/>
+        </w:rPr>
+        <w:t xml:space="preserve">; </w:t>
+      </w:r>
+      <w:r>
+        <w:rPr>
+          <w:lang w:val="hi_IN" w:bidi="hi_IN"/>
+        </w:rPr>
+        <w:t>21:5</w:t>
+      </w:r>
+      <w:r>
+        <w:rPr>
+          <w:lang w:val="hi_IN" w:bidi="hi_IN"/>
+        </w:rPr>
+        <w:t xml:space="preserve">; </w:t>
+      </w:r>
+      <w:r>
+        <w:rPr>
+          <w:lang w:val="hi_IN" w:bidi="hi_IN"/>
+        </w:rPr>
+        <w:t>22:18–19</w:t>
+      </w:r>
       <w:r>
         <w:rPr>
           <w:lang w:val="hi_IN" w:bidi="hi_IN"/>
@@ -1282,18 +1000,12 @@
         </w:rPr>
         <w:t xml:space="preserve"> और शक्तिशाली लोगों को नम्र करेगा (</w:t>
       </w:r>
-      <w:hyperlink r:id="rId55">
-        <w:r>
-          <w:rPr>
-            <w:lang w:val="hi_IN" w:bidi="hi_IN"/>
-          </w:rPr>
-          <w:rPr>
-            <w:color w:val="0000EE"/>
-            <w:u w:val="single"/>
-          </w:rPr>
-          <w:t>लूका 1:52–53</w:t>
-        </w:r>
-      </w:hyperlink>
+      <w:r>
+        <w:rPr>
+          <w:lang w:val="hi_IN" w:bidi="hi_IN"/>
+        </w:rPr>
+        <w:t>लूका 1:52–53</w:t>
+      </w:r>
       <w:r>
         <w:rPr>
           <w:lang w:val="hi_IN" w:bidi="hi_IN"/>
@@ -1312,36 +1024,24 @@
         </w:rPr>
         <w:t>" है (</w:t>
       </w:r>
-      <w:hyperlink r:id="rId56">
-        <w:r>
-          <w:rPr>
-            <w:lang w:val="hi_IN" w:bidi="hi_IN"/>
-          </w:rPr>
-          <w:rPr>
-            <w:color w:val="0000EE"/>
-            <w:u w:val="single"/>
-          </w:rPr>
-          <w:t>4:18</w:t>
-        </w:r>
-      </w:hyperlink>
+      <w:r>
+        <w:rPr>
+          <w:lang w:val="hi_IN" w:bidi="hi_IN"/>
+        </w:rPr>
+        <w:t>4:18</w:t>
+      </w:r>
       <w:r>
         <w:rPr>
           <w:lang w:val="hi_IN" w:bidi="hi_IN"/>
         </w:rPr>
         <w:t>)। उसने गरीबों और भूखों को आशीर्वाद दिया और धनवानों और संतुष्ट लोगों को चेतावनी दी (</w:t>
       </w:r>
-      <w:hyperlink r:id="rId57">
-        <w:r>
-          <w:rPr>
-            <w:lang w:val="hi_IN" w:bidi="hi_IN"/>
-          </w:rPr>
-          <w:rPr>
-            <w:color w:val="0000EE"/>
-            <w:u w:val="single"/>
-          </w:rPr>
-          <w:t>6:20–26</w:t>
-        </w:r>
-      </w:hyperlink>
+      <w:r>
+        <w:rPr>
+          <w:lang w:val="hi_IN" w:bidi="hi_IN"/>
+        </w:rPr>
+        <w:t>6:20–26</w:t>
+      </w:r>
       <w:r>
         <w:rPr>
           <w:lang w:val="hi_IN" w:bidi="hi_IN"/>
@@ -1374,18 +1074,12 @@
         </w:rPr>
         <w:t xml:space="preserve"> मूर्ख का दृष्टांत दिखाता है कि क्या होता है जब कोई व्यक्ति परमेश्वर के साथ एक मजबूत रिश्ता बनाने के बजाय पृथ्वी पर धन इकट्ठा करता है (</w:t>
       </w:r>
-      <w:hyperlink r:id="rId58">
-        <w:r>
-          <w:rPr>
-            <w:lang w:val="hi_IN" w:bidi="hi_IN"/>
-          </w:rPr>
-          <w:rPr>
-            <w:color w:val="0000EE"/>
-            <w:u w:val="single"/>
-          </w:rPr>
-          <w:t>लूका 12:13–21</w:t>
-        </w:r>
-      </w:hyperlink>
+      <w:r>
+        <w:rPr>
+          <w:lang w:val="hi_IN" w:bidi="hi_IN"/>
+        </w:rPr>
+        <w:t>लूका 12:13–21</w:t>
+      </w:r>
       <w:r>
         <w:rPr>
           <w:lang w:val="hi_IN" w:bidi="hi_IN"/>
@@ -1404,18 +1098,12 @@
         </w:rPr>
         <w:t>व्यक्ति और लाजर का दृष्टांत, जीवन के आराम का आनंद लेते हुए गरीबों और असहायों की अनदेखी करने के अनंत परिणामों को दर्शाता है (</w:t>
       </w:r>
-      <w:hyperlink r:id="rId59">
-        <w:r>
-          <w:rPr>
-            <w:lang w:val="hi_IN" w:bidi="hi_IN"/>
-          </w:rPr>
-          <w:rPr>
-            <w:color w:val="0000EE"/>
-            <w:u w:val="single"/>
-          </w:rPr>
-          <w:t>16:19–31</w:t>
-        </w:r>
-      </w:hyperlink>
+      <w:r>
+        <w:rPr>
+          <w:lang w:val="hi_IN" w:bidi="hi_IN"/>
+        </w:rPr>
+        <w:t>16:19–31</w:t>
+      </w:r>
       <w:r>
         <w:rPr>
           <w:lang w:val="hi_IN" w:bidi="hi_IN"/>
@@ -1434,18 +1122,12 @@
         </w:rPr>
         <w:t xml:space="preserve"> व्यक्ति जिसने यीशु से पूछा कि अनन्त जीवन कैसे प्राप्त किया जाए, वह तब निराश हो गया जब यीशु ने उसे अपना सब कुछ बेचकर गरीबों को देने के लिए कहा (</w:t>
       </w:r>
-      <w:hyperlink r:id="rId60">
-        <w:r>
-          <w:rPr>
-            <w:lang w:val="hi_IN" w:bidi="hi_IN"/>
-          </w:rPr>
-          <w:rPr>
-            <w:color w:val="0000EE"/>
-            <w:u w:val="single"/>
-          </w:rPr>
-          <w:t>18:18–23</w:t>
-        </w:r>
-      </w:hyperlink>
+      <w:r>
+        <w:rPr>
+          <w:lang w:val="hi_IN" w:bidi="hi_IN"/>
+        </w:rPr>
+        <w:t>18:18–23</w:t>
+      </w:r>
       <w:r>
         <w:rPr>
           <w:lang w:val="hi_IN" w:bidi="hi_IN"/>
@@ -1466,36 +1148,24 @@
         </w:rPr>
         <w:t>लूका के सुसमाचार में कंगाल कौन हैं? क्या वे शारीरिक रूप से कंगाल लोग हैं या वे जो आत्मा में कंगाल हैं (</w:t>
       </w:r>
-      <w:hyperlink r:id="rId61">
-        <w:r>
-          <w:rPr>
-            <w:lang w:val="hi_IN" w:bidi="hi_IN"/>
-          </w:rPr>
-          <w:rPr>
-            <w:color w:val="0000EE"/>
-            <w:u w:val="single"/>
-          </w:rPr>
-          <w:t>मत्ती 5:3</w:t>
-        </w:r>
-      </w:hyperlink>
+      <w:r>
+        <w:rPr>
+          <w:lang w:val="hi_IN" w:bidi="hi_IN"/>
+        </w:rPr>
+        <w:t>मत्ती 5:3</w:t>
+      </w:r>
       <w:r>
         <w:rPr>
           <w:lang w:val="hi_IN" w:bidi="hi_IN"/>
         </w:rPr>
         <w:t xml:space="preserve"> से तुलना करें)? संभवतः दोनों ही हैं। शारीरिक रूप से कंगाल, जिनके पास बहुत कम है, स्वाभाविक रूप से अपनी ज़रूरतों के लिए परमेश्वर पर निर्भर रहते हैं। धनवान और शक्तिशाली लोग अक्सर खुद पर भरोसा करते हैं, परमेश्वर की ज़रूरत को भूल जाते हैं। धनवान लोग परमेश्वर के राज्य में प्रवेश नहीं कर सकते हैं यदि वे अपने धन पर भरोसा करते हैं (</w:t>
       </w:r>
-      <w:hyperlink r:id="rId62">
-        <w:r>
-          <w:rPr>
-            <w:lang w:val="hi_IN" w:bidi="hi_IN"/>
-          </w:rPr>
-          <w:rPr>
-            <w:color w:val="0000EE"/>
-            <w:u w:val="single"/>
-          </w:rPr>
-          <w:t>16:25–26</w:t>
-        </w:r>
-      </w:hyperlink>
+      <w:r>
+        <w:rPr>
+          <w:lang w:val="hi_IN" w:bidi="hi_IN"/>
+        </w:rPr>
+        <w:t>16:25–26</w:t>
+      </w:r>
       <w:r>
         <w:rPr>
           <w:lang w:val="hi_IN" w:bidi="hi_IN"/>
@@ -1525,144 +1195,96 @@
           <w:lang w:val="hi_IN" w:bidi="hi_IN"/>
         </w:rPr>
       </w:r>
-      <w:hyperlink r:id="rId61">
-        <w:r>
-          <w:rPr>
-            <w:lang w:val="hi_IN" w:bidi="hi_IN"/>
-          </w:rPr>
-          <w:rPr>
-            <w:color w:val="0000EE"/>
-            <w:u w:val="single"/>
-          </w:rPr>
-          <w:t>मत्ती 5:3</w:t>
-        </w:r>
-      </w:hyperlink>
-      <w:r>
-        <w:rPr>
-          <w:lang w:val="hi_IN" w:bidi="hi_IN"/>
-        </w:rPr>
-        <w:t xml:space="preserve">; </w:t>
-      </w:r>
-      <w:hyperlink r:id="rId55">
-        <w:r>
-          <w:rPr>
-            <w:lang w:val="hi_IN" w:bidi="hi_IN"/>
-          </w:rPr>
-          <w:rPr>
-            <w:color w:val="0000EE"/>
-            <w:u w:val="single"/>
-          </w:rPr>
-          <w:t>लूका 1:52–53</w:t>
-        </w:r>
-      </w:hyperlink>
-      <w:r>
-        <w:rPr>
-          <w:lang w:val="hi_IN" w:bidi="hi_IN"/>
-        </w:rPr>
-        <w:t xml:space="preserve">; </w:t>
-      </w:r>
-      <w:hyperlink r:id="rId56">
-        <w:r>
-          <w:rPr>
-            <w:lang w:val="hi_IN" w:bidi="hi_IN"/>
-          </w:rPr>
-          <w:rPr>
-            <w:color w:val="0000EE"/>
-            <w:u w:val="single"/>
-          </w:rPr>
-          <w:t>4:18</w:t>
-        </w:r>
-      </w:hyperlink>
-      <w:r>
-        <w:rPr>
-          <w:lang w:val="hi_IN" w:bidi="hi_IN"/>
-        </w:rPr>
-        <w:t xml:space="preserve">; </w:t>
-      </w:r>
-      <w:hyperlink r:id="rId63">
-        <w:r>
-          <w:rPr>
-            <w:lang w:val="hi_IN" w:bidi="hi_IN"/>
-          </w:rPr>
-          <w:rPr>
-            <w:color w:val="0000EE"/>
-            <w:u w:val="single"/>
-          </w:rPr>
-          <w:t>6:20–25</w:t>
-        </w:r>
-      </w:hyperlink>
-      <w:r>
-        <w:rPr>
-          <w:lang w:val="hi_IN" w:bidi="hi_IN"/>
-        </w:rPr>
-        <w:t xml:space="preserve">; </w:t>
-      </w:r>
-      <w:hyperlink r:id="rId64">
-        <w:r>
-          <w:rPr>
-            <w:lang w:val="hi_IN" w:bidi="hi_IN"/>
-          </w:rPr>
-          <w:rPr>
-            <w:color w:val="0000EE"/>
-            <w:u w:val="single"/>
-          </w:rPr>
-          <w:t>12:13–34</w:t>
-        </w:r>
-      </w:hyperlink>
-      <w:r>
-        <w:rPr>
-          <w:lang w:val="hi_IN" w:bidi="hi_IN"/>
-        </w:rPr>
-        <w:t xml:space="preserve">; </w:t>
-      </w:r>
-      <w:hyperlink r:id="rId65">
-        <w:r>
-          <w:rPr>
-            <w:lang w:val="hi_IN" w:bidi="hi_IN"/>
-          </w:rPr>
-          <w:rPr>
-            <w:color w:val="0000EE"/>
-            <w:u w:val="single"/>
-          </w:rPr>
-          <w:t>14:12–23</w:t>
-        </w:r>
-      </w:hyperlink>
-      <w:r>
-        <w:rPr>
-          <w:lang w:val="hi_IN" w:bidi="hi_IN"/>
-        </w:rPr>
-        <w:t xml:space="preserve">; </w:t>
-      </w:r>
-      <w:hyperlink r:id="rId59">
-        <w:r>
-          <w:rPr>
-            <w:lang w:val="hi_IN" w:bidi="hi_IN"/>
-          </w:rPr>
-          <w:rPr>
-            <w:color w:val="0000EE"/>
-            <w:u w:val="single"/>
-          </w:rPr>
-          <w:t>16:19–31</w:t>
-        </w:r>
-      </w:hyperlink>
-      <w:r>
-        <w:rPr>
-          <w:lang w:val="hi_IN" w:bidi="hi_IN"/>
-        </w:rPr>
-        <w:t xml:space="preserve">; </w:t>
-      </w:r>
-      <w:hyperlink r:id="rId66">
-        <w:r>
-          <w:rPr>
-            <w:lang w:val="hi_IN" w:bidi="hi_IN"/>
-          </w:rPr>
-          <w:rPr>
-            <w:color w:val="0000EE"/>
-            <w:u w:val="single"/>
-          </w:rPr>
-          <w:t>18:18–30</w:t>
-        </w:r>
-      </w:hyperlink>
+      <w:r>
+        <w:rPr>
+          <w:lang w:val="hi_IN" w:bidi="hi_IN"/>
+        </w:rPr>
+        <w:t>मत्ती 5:3</w:t>
+      </w:r>
+      <w:r>
+        <w:rPr>
+          <w:lang w:val="hi_IN" w:bidi="hi_IN"/>
+        </w:rPr>
+        <w:t xml:space="preserve">; </w:t>
+      </w:r>
+      <w:r>
+        <w:rPr>
+          <w:lang w:val="hi_IN" w:bidi="hi_IN"/>
+        </w:rPr>
+        <w:t>लूका 1:52–53</w:t>
+      </w:r>
+      <w:r>
+        <w:rPr>
+          <w:lang w:val="hi_IN" w:bidi="hi_IN"/>
+        </w:rPr>
+        <w:t xml:space="preserve">; </w:t>
+      </w:r>
+      <w:r>
+        <w:rPr>
+          <w:lang w:val="hi_IN" w:bidi="hi_IN"/>
+        </w:rPr>
+        <w:t>4:18</w:t>
+      </w:r>
+      <w:r>
+        <w:rPr>
+          <w:lang w:val="hi_IN" w:bidi="hi_IN"/>
+        </w:rPr>
+        <w:t xml:space="preserve">; </w:t>
+      </w:r>
+      <w:r>
+        <w:rPr>
+          <w:lang w:val="hi_IN" w:bidi="hi_IN"/>
+        </w:rPr>
+        <w:t>6:20–25</w:t>
+      </w:r>
+      <w:r>
+        <w:rPr>
+          <w:lang w:val="hi_IN" w:bidi="hi_IN"/>
+        </w:rPr>
+        <w:t xml:space="preserve">; </w:t>
+      </w:r>
+      <w:r>
+        <w:rPr>
+          <w:lang w:val="hi_IN" w:bidi="hi_IN"/>
+        </w:rPr>
+        <w:t>12:13–34</w:t>
+      </w:r>
+      <w:r>
+        <w:rPr>
+          <w:lang w:val="hi_IN" w:bidi="hi_IN"/>
+        </w:rPr>
+        <w:t xml:space="preserve">; </w:t>
+      </w:r>
+      <w:r>
+        <w:rPr>
+          <w:lang w:val="hi_IN" w:bidi="hi_IN"/>
+        </w:rPr>
+        <w:t>14:12–23</w:t>
+      </w:r>
+      <w:r>
+        <w:rPr>
+          <w:lang w:val="hi_IN" w:bidi="hi_IN"/>
+        </w:rPr>
+        <w:t xml:space="preserve">; </w:t>
+      </w:r>
+      <w:r>
+        <w:rPr>
+          <w:lang w:val="hi_IN" w:bidi="hi_IN"/>
+        </w:rPr>
+        <w:t>16:19–31</w:t>
+      </w:r>
+      <w:r>
+        <w:rPr>
+          <w:lang w:val="hi_IN" w:bidi="hi_IN"/>
+        </w:rPr>
+        <w:t xml:space="preserve">; </w:t>
+      </w:r>
+      <w:r>
+        <w:rPr>
+          <w:lang w:val="hi_IN" w:bidi="hi_IN"/>
+        </w:rPr>
+        <w:t>18:18–30</w:t>
+      </w:r>
       <w:r>
         <w:rPr>
           <w:lang w:val="hi_IN" w:bidi="hi_IN"/>
@@ -1711,324 +1333,216 @@
         </w:rPr>
         <w:t>लूका के सुसमाचार में, जो लोग परमेश्वर के अनुग्रह को प्राप्त करते हैं, वे उनके अद्भुत कार्यों के लिए उनकी स्तुति करते हैं (</w:t>
       </w:r>
-      <w:hyperlink r:id="rId67">
-        <w:r>
-          <w:rPr>
-            <w:lang w:val="hi_IN" w:bidi="hi_IN"/>
-          </w:rPr>
-          <w:rPr>
-            <w:color w:val="0000EE"/>
-            <w:u w:val="single"/>
-          </w:rPr>
-          <w:t>लूका 1:44</w:t>
-        </w:r>
-      </w:hyperlink>
+      <w:r>
+        <w:rPr>
+          <w:lang w:val="hi_IN" w:bidi="hi_IN"/>
+        </w:rPr>
+        <w:t>लूका 1:44</w:t>
+      </w:r>
       <w:r>
         <w:rPr>
           <w:lang w:val="hi_IN" w:bidi="hi_IN"/>
         </w:rPr>
         <w:t xml:space="preserve">, </w:t>
       </w:r>
-      <w:hyperlink r:id="rId68">
-        <w:r>
-          <w:rPr>
-            <w:lang w:val="hi_IN" w:bidi="hi_IN"/>
-          </w:rPr>
-          <w:rPr>
-            <w:color w:val="0000EE"/>
-            <w:u w:val="single"/>
-          </w:rPr>
-          <w:t>46</w:t>
-        </w:r>
-      </w:hyperlink>
+      <w:r>
+        <w:rPr>
+          <w:lang w:val="hi_IN" w:bidi="hi_IN"/>
+        </w:rPr>
+        <w:t>46</w:t>
+      </w:r>
       <w:r>
         <w:rPr>
           <w:lang w:val="hi_IN" w:bidi="hi_IN"/>
         </w:rPr>
         <w:t xml:space="preserve">, </w:t>
       </w:r>
-      <w:hyperlink r:id="rId69">
-        <w:r>
-          <w:rPr>
-            <w:lang w:val="hi_IN" w:bidi="hi_IN"/>
-          </w:rPr>
-          <w:rPr>
-            <w:color w:val="0000EE"/>
-            <w:u w:val="single"/>
-          </w:rPr>
-          <w:t>64</w:t>
-        </w:r>
-      </w:hyperlink>
+      <w:r>
+        <w:rPr>
+          <w:lang w:val="hi_IN" w:bidi="hi_IN"/>
+        </w:rPr>
+        <w:t>64</w:t>
+      </w:r>
       <w:r>
         <w:rPr>
           <w:lang w:val="hi_IN" w:bidi="hi_IN"/>
         </w:rPr>
         <w:t xml:space="preserve">, </w:t>
       </w:r>
-      <w:hyperlink r:id="rId70">
-        <w:r>
-          <w:rPr>
-            <w:lang w:val="hi_IN" w:bidi="hi_IN"/>
-          </w:rPr>
-          <w:rPr>
-            <w:color w:val="0000EE"/>
-            <w:u w:val="single"/>
-          </w:rPr>
-          <w:t>68</w:t>
-        </w:r>
-      </w:hyperlink>
-      <w:r>
-        <w:rPr>
-          <w:lang w:val="hi_IN" w:bidi="hi_IN"/>
-        </w:rPr>
-        <w:t xml:space="preserve">; </w:t>
-      </w:r>
-      <w:hyperlink r:id="rId71">
-        <w:r>
-          <w:rPr>
-            <w:lang w:val="hi_IN" w:bidi="hi_IN"/>
-          </w:rPr>
-          <w:rPr>
-            <w:color w:val="0000EE"/>
-            <w:u w:val="single"/>
-          </w:rPr>
-          <w:t>2:13</w:t>
-        </w:r>
-      </w:hyperlink>
+      <w:r>
+        <w:rPr>
+          <w:lang w:val="hi_IN" w:bidi="hi_IN"/>
+        </w:rPr>
+        <w:t>68</w:t>
+      </w:r>
+      <w:r>
+        <w:rPr>
+          <w:lang w:val="hi_IN" w:bidi="hi_IN"/>
+        </w:rPr>
+        <w:t xml:space="preserve">; </w:t>
+      </w:r>
+      <w:r>
+        <w:rPr>
+          <w:lang w:val="hi_IN" w:bidi="hi_IN"/>
+        </w:rPr>
+        <w:t>2:13</w:t>
+      </w:r>
       <w:r>
         <w:rPr>
           <w:lang w:val="hi_IN" w:bidi="hi_IN"/>
         </w:rPr>
         <w:t xml:space="preserve">, </w:t>
       </w:r>
-      <w:hyperlink r:id="rId72">
-        <w:r>
-          <w:rPr>
-            <w:lang w:val="hi_IN" w:bidi="hi_IN"/>
-          </w:rPr>
-          <w:rPr>
-            <w:color w:val="0000EE"/>
-            <w:u w:val="single"/>
-          </w:rPr>
-          <w:t>38</w:t>
-        </w:r>
-      </w:hyperlink>
-      <w:r>
-        <w:rPr>
-          <w:lang w:val="hi_IN" w:bidi="hi_IN"/>
-        </w:rPr>
-        <w:t xml:space="preserve">; </w:t>
-      </w:r>
-      <w:hyperlink r:id="rId73">
-        <w:r>
-          <w:rPr>
-            <w:lang w:val="hi_IN" w:bidi="hi_IN"/>
-          </w:rPr>
-          <w:rPr>
-            <w:color w:val="0000EE"/>
-            <w:u w:val="single"/>
-          </w:rPr>
-          <w:t>5:25–26</w:t>
-        </w:r>
-      </w:hyperlink>
-      <w:r>
-        <w:rPr>
-          <w:lang w:val="hi_IN" w:bidi="hi_IN"/>
-        </w:rPr>
-        <w:t xml:space="preserve">; </w:t>
-      </w:r>
-      <w:hyperlink r:id="rId74">
-        <w:r>
-          <w:rPr>
-            <w:lang w:val="hi_IN" w:bidi="hi_IN"/>
-          </w:rPr>
-          <w:rPr>
-            <w:color w:val="0000EE"/>
-            <w:u w:val="single"/>
-          </w:rPr>
-          <w:t>7:16</w:t>
-        </w:r>
-      </w:hyperlink>
-      <w:r>
-        <w:rPr>
-          <w:lang w:val="hi_IN" w:bidi="hi_IN"/>
-        </w:rPr>
-        <w:t xml:space="preserve">; </w:t>
-      </w:r>
-      <w:hyperlink r:id="rId75">
-        <w:r>
-          <w:rPr>
-            <w:lang w:val="hi_IN" w:bidi="hi_IN"/>
-          </w:rPr>
-          <w:rPr>
-            <w:color w:val="0000EE"/>
-            <w:u w:val="single"/>
-          </w:rPr>
-          <w:t>13:13</w:t>
-        </w:r>
-      </w:hyperlink>
-      <w:r>
-        <w:rPr>
-          <w:lang w:val="hi_IN" w:bidi="hi_IN"/>
-        </w:rPr>
-        <w:t xml:space="preserve">; </w:t>
-      </w:r>
-      <w:hyperlink r:id="rId76">
-        <w:r>
-          <w:rPr>
-            <w:lang w:val="hi_IN" w:bidi="hi_IN"/>
-          </w:rPr>
-          <w:rPr>
-            <w:color w:val="0000EE"/>
-            <w:u w:val="single"/>
-          </w:rPr>
-          <w:t>17:15–18</w:t>
-        </w:r>
-      </w:hyperlink>
-      <w:r>
-        <w:rPr>
-          <w:lang w:val="hi_IN" w:bidi="hi_IN"/>
-        </w:rPr>
-        <w:t xml:space="preserve">; </w:t>
-      </w:r>
-      <w:hyperlink r:id="rId77">
-        <w:r>
-          <w:rPr>
-            <w:lang w:val="hi_IN" w:bidi="hi_IN"/>
-          </w:rPr>
-          <w:rPr>
-            <w:color w:val="0000EE"/>
-            <w:u w:val="single"/>
-          </w:rPr>
-          <w:t>18:43</w:t>
-        </w:r>
-      </w:hyperlink>
-      <w:r>
-        <w:rPr>
-          <w:lang w:val="hi_IN" w:bidi="hi_IN"/>
-        </w:rPr>
-        <w:t xml:space="preserve">; </w:t>
-      </w:r>
-      <w:hyperlink r:id="rId78">
-        <w:r>
-          <w:rPr>
-            <w:lang w:val="hi_IN" w:bidi="hi_IN"/>
-          </w:rPr>
-          <w:rPr>
-            <w:color w:val="0000EE"/>
-            <w:u w:val="single"/>
-          </w:rPr>
-          <w:t>19:37</w:t>
-        </w:r>
-      </w:hyperlink>
-      <w:r>
-        <w:rPr>
-          <w:lang w:val="hi_IN" w:bidi="hi_IN"/>
-        </w:rPr>
-        <w:t xml:space="preserve">; </w:t>
-      </w:r>
-      <w:hyperlink r:id="rId79">
-        <w:r>
-          <w:rPr>
-            <w:lang w:val="hi_IN" w:bidi="hi_IN"/>
-          </w:rPr>
-          <w:rPr>
-            <w:color w:val="0000EE"/>
-            <w:u w:val="single"/>
-          </w:rPr>
-          <w:t>24:53</w:t>
-        </w:r>
-      </w:hyperlink>
+      <w:r>
+        <w:rPr>
+          <w:lang w:val="hi_IN" w:bidi="hi_IN"/>
+        </w:rPr>
+        <w:t>38</w:t>
+      </w:r>
+      <w:r>
+        <w:rPr>
+          <w:lang w:val="hi_IN" w:bidi="hi_IN"/>
+        </w:rPr>
+        <w:t xml:space="preserve">; </w:t>
+      </w:r>
+      <w:r>
+        <w:rPr>
+          <w:lang w:val="hi_IN" w:bidi="hi_IN"/>
+        </w:rPr>
+        <w:t>5:25–26</w:t>
+      </w:r>
+      <w:r>
+        <w:rPr>
+          <w:lang w:val="hi_IN" w:bidi="hi_IN"/>
+        </w:rPr>
+        <w:t xml:space="preserve">; </w:t>
+      </w:r>
+      <w:r>
+        <w:rPr>
+          <w:lang w:val="hi_IN" w:bidi="hi_IN"/>
+        </w:rPr>
+        <w:t>7:16</w:t>
+      </w:r>
+      <w:r>
+        <w:rPr>
+          <w:lang w:val="hi_IN" w:bidi="hi_IN"/>
+        </w:rPr>
+        <w:t xml:space="preserve">; </w:t>
+      </w:r>
+      <w:r>
+        <w:rPr>
+          <w:lang w:val="hi_IN" w:bidi="hi_IN"/>
+        </w:rPr>
+        <w:t>13:13</w:t>
+      </w:r>
+      <w:r>
+        <w:rPr>
+          <w:lang w:val="hi_IN" w:bidi="hi_IN"/>
+        </w:rPr>
+        <w:t xml:space="preserve">; </w:t>
+      </w:r>
+      <w:r>
+        <w:rPr>
+          <w:lang w:val="hi_IN" w:bidi="hi_IN"/>
+        </w:rPr>
+        <w:t>17:15–18</w:t>
+      </w:r>
+      <w:r>
+        <w:rPr>
+          <w:lang w:val="hi_IN" w:bidi="hi_IN"/>
+        </w:rPr>
+        <w:t xml:space="preserve">; </w:t>
+      </w:r>
+      <w:r>
+        <w:rPr>
+          <w:lang w:val="hi_IN" w:bidi="hi_IN"/>
+        </w:rPr>
+        <w:t>18:43</w:t>
+      </w:r>
+      <w:r>
+        <w:rPr>
+          <w:lang w:val="hi_IN" w:bidi="hi_IN"/>
+        </w:rPr>
+        <w:t xml:space="preserve">; </w:t>
+      </w:r>
+      <w:r>
+        <w:rPr>
+          <w:lang w:val="hi_IN" w:bidi="hi_IN"/>
+        </w:rPr>
+        <w:t>19:37</w:t>
+      </w:r>
+      <w:r>
+        <w:rPr>
+          <w:lang w:val="hi_IN" w:bidi="hi_IN"/>
+        </w:rPr>
+        <w:t xml:space="preserve">; </w:t>
+      </w:r>
+      <w:r>
+        <w:rPr>
+          <w:lang w:val="hi_IN" w:bidi="hi_IN"/>
+        </w:rPr>
+        <w:t>24:53</w:t>
+      </w:r>
       <w:r>
         <w:rPr>
           <w:lang w:val="hi_IN" w:bidi="hi_IN"/>
         </w:rPr>
         <w:t>)। प्रेरितों के काम की पुस्तक में, चंगाई और अन्यजातियों के उद्धार के बाद स्तुति होती है (</w:t>
       </w:r>
-      <w:hyperlink r:id="rId80">
-        <w:r>
-          <w:rPr>
-            <w:lang w:val="hi_IN" w:bidi="hi_IN"/>
-          </w:rPr>
-          <w:rPr>
-            <w:color w:val="0000EE"/>
-            <w:u w:val="single"/>
-          </w:rPr>
-          <w:t>3:8–9</w:t>
-        </w:r>
-      </w:hyperlink>
-      <w:r>
-        <w:rPr>
-          <w:lang w:val="hi_IN" w:bidi="hi_IN"/>
-        </w:rPr>
-        <w:t xml:space="preserve">; </w:t>
-      </w:r>
-      <w:hyperlink r:id="rId81">
-        <w:r>
-          <w:rPr>
-            <w:lang w:val="hi_IN" w:bidi="hi_IN"/>
-          </w:rPr>
-          <w:rPr>
-            <w:color w:val="0000EE"/>
-            <w:u w:val="single"/>
-          </w:rPr>
-          <w:t>4:21–22</w:t>
-        </w:r>
-      </w:hyperlink>
-      <w:r>
-        <w:rPr>
-          <w:lang w:val="hi_IN" w:bidi="hi_IN"/>
-        </w:rPr>
-        <w:t xml:space="preserve">; </w:t>
-      </w:r>
-      <w:hyperlink r:id="rId82">
-        <w:r>
-          <w:rPr>
-            <w:lang w:val="hi_IN" w:bidi="hi_IN"/>
-          </w:rPr>
-          <w:rPr>
-            <w:color w:val="0000EE"/>
-            <w:u w:val="single"/>
-          </w:rPr>
-          <w:t>प्रेरि 11:18</w:t>
-        </w:r>
-      </w:hyperlink>
-      <w:r>
-        <w:rPr>
-          <w:lang w:val="hi_IN" w:bidi="hi_IN"/>
-        </w:rPr>
-        <w:t xml:space="preserve">; </w:t>
-      </w:r>
-      <w:hyperlink r:id="rId83">
-        <w:r>
-          <w:rPr>
-            <w:lang w:val="hi_IN" w:bidi="hi_IN"/>
-          </w:rPr>
-          <w:rPr>
-            <w:color w:val="0000EE"/>
-            <w:u w:val="single"/>
-          </w:rPr>
-          <w:t>13:48</w:t>
-        </w:r>
-      </w:hyperlink>
-      <w:r>
-        <w:rPr>
-          <w:lang w:val="hi_IN" w:bidi="hi_IN"/>
-        </w:rPr>
-        <w:t xml:space="preserve">; </w:t>
-      </w:r>
-      <w:hyperlink r:id="rId84">
-        <w:r>
-          <w:rPr>
-            <w:lang w:val="hi_IN" w:bidi="hi_IN"/>
-          </w:rPr>
-          <w:rPr>
-            <w:color w:val="0000EE"/>
-            <w:u w:val="single"/>
-          </w:rPr>
-          <w:t>21:19–20</w:t>
-        </w:r>
-      </w:hyperlink>
+      <w:r>
+        <w:rPr>
+          <w:lang w:val="hi_IN" w:bidi="hi_IN"/>
+        </w:rPr>
+        <w:t>3:8–9</w:t>
+      </w:r>
+      <w:r>
+        <w:rPr>
+          <w:lang w:val="hi_IN" w:bidi="hi_IN"/>
+        </w:rPr>
+        <w:t xml:space="preserve">; </w:t>
+      </w:r>
+      <w:r>
+        <w:rPr>
+          <w:lang w:val="hi_IN" w:bidi="hi_IN"/>
+        </w:rPr>
+        <w:t>4:21–22</w:t>
+      </w:r>
+      <w:r>
+        <w:rPr>
+          <w:lang w:val="hi_IN" w:bidi="hi_IN"/>
+        </w:rPr>
+        <w:t xml:space="preserve">; </w:t>
+      </w:r>
+      <w:r>
+        <w:rPr>
+          <w:lang w:val="hi_IN" w:bidi="hi_IN"/>
+        </w:rPr>
+        <w:t>प्रेरि 11:18</w:t>
+      </w:r>
+      <w:r>
+        <w:rPr>
+          <w:lang w:val="hi_IN" w:bidi="hi_IN"/>
+        </w:rPr>
+        <w:t xml:space="preserve">; </w:t>
+      </w:r>
+      <w:r>
+        <w:rPr>
+          <w:lang w:val="hi_IN" w:bidi="hi_IN"/>
+        </w:rPr>
+        <w:t>13:48</w:t>
+      </w:r>
+      <w:r>
+        <w:rPr>
+          <w:lang w:val="hi_IN" w:bidi="hi_IN"/>
+        </w:rPr>
+        <w:t xml:space="preserve">; </w:t>
+      </w:r>
+      <w:r>
+        <w:rPr>
+          <w:lang w:val="hi_IN" w:bidi="hi_IN"/>
+        </w:rPr>
+        <w:t>21:19–20</w:t>
+      </w:r>
       <w:r>
         <w:rPr>
           <w:lang w:val="hi_IN" w:bidi="hi_IN"/>
@@ -2049,36 +1563,24 @@
         </w:rPr>
         <w:t>स्तुति का यह विषय लूका के सुसमाचार में एक महत्वपूर्ण विचार से निकटता से जुड़ा हुआ है। यीशु मसीह के माध्यम से परमेश्वर की प्रतिज्ञा का पूरा होना आनन्द लाता है। यह विचार पुस्तक की शुरुआत में मरियम और जकर्याह के गीतों में प्रकट होता है (</w:t>
       </w:r>
-      <w:hyperlink r:id="rId85">
-        <w:r>
-          <w:rPr>
-            <w:lang w:val="hi_IN" w:bidi="hi_IN"/>
-          </w:rPr>
-          <w:rPr>
-            <w:color w:val="0000EE"/>
-            <w:u w:val="single"/>
-          </w:rPr>
-          <w:t>लूका 1:46–55,</w:t>
-        </w:r>
-      </w:hyperlink>
+      <w:r>
+        <w:rPr>
+          <w:lang w:val="hi_IN" w:bidi="hi_IN"/>
+        </w:rPr>
+        <w:t>लूका 1:46–55,</w:t>
+      </w:r>
       <w:r>
         <w:rPr>
           <w:lang w:val="hi_IN" w:bidi="hi_IN"/>
         </w:rPr>
         <w:t xml:space="preserve"> </w:t>
       </w:r>
-      <w:hyperlink r:id="rId86">
-        <w:r>
-          <w:rPr>
-            <w:lang w:val="hi_IN" w:bidi="hi_IN"/>
-          </w:rPr>
-          <w:rPr>
-            <w:color w:val="0000EE"/>
-            <w:u w:val="single"/>
-          </w:rPr>
-          <w:t>67–79</w:t>
-        </w:r>
-      </w:hyperlink>
+      <w:r>
+        <w:rPr>
+          <w:lang w:val="hi_IN" w:bidi="hi_IN"/>
+        </w:rPr>
+        <w:t>67–79</w:t>
+      </w:r>
       <w:r>
         <w:rPr>
           <w:lang w:val="hi_IN" w:bidi="hi_IN"/>
@@ -2097,18 +1599,12 @@
         </w:rPr>
         <w:t xml:space="preserve">ओं ने भविष्यद्वाणी की थी कि जब परमेश्वर का उद्धार आएगा, तब सृष्टि गाएगी (देखें </w:t>
       </w:r>
-      <w:hyperlink r:id="rId87">
-        <w:r>
-          <w:rPr>
-            <w:lang w:val="hi_IN" w:bidi="hi_IN"/>
-          </w:rPr>
-          <w:rPr>
-            <w:color w:val="0000EE"/>
-            <w:u w:val="single"/>
-          </w:rPr>
-          <w:t>यशा 55:12</w:t>
-        </w:r>
-      </w:hyperlink>
+      <w:r>
+        <w:rPr>
+          <w:lang w:val="hi_IN" w:bidi="hi_IN"/>
+        </w:rPr>
+        <w:t>यशा 55:12</w:t>
+      </w:r>
       <w:r>
         <w:rPr>
           <w:lang w:val="hi_IN" w:bidi="hi_IN"/>
@@ -2141,36 +1637,24 @@
         </w:rPr>
         <w:t>" (</w:t>
       </w:r>
-      <w:hyperlink r:id="rId78">
-        <w:r>
-          <w:rPr>
-            <w:lang w:val="hi_IN" w:bidi="hi_IN"/>
-          </w:rPr>
-          <w:rPr>
-            <w:color w:val="0000EE"/>
-            <w:u w:val="single"/>
-          </w:rPr>
-          <w:t>लूका 19:37</w:t>
-        </w:r>
-      </w:hyperlink>
+      <w:r>
+        <w:rPr>
+          <w:lang w:val="hi_IN" w:bidi="hi_IN"/>
+        </w:rPr>
+        <w:t>लूका 19:37</w:t>
+      </w:r>
       <w:r>
         <w:rPr>
           <w:lang w:val="hi_IN" w:bidi="hi_IN"/>
         </w:rPr>
         <w:t>)। फरीसियों ने यीशु से उनके चेलों को चुप कराने के लिए कहा। परन्तु उन्होंने उत्तर दिया, "यदि वे चुप रहें, तो पत्थर चिल्ला उठेंगे" (</w:t>
       </w:r>
-      <w:hyperlink r:id="rId88">
-        <w:r>
-          <w:rPr>
-            <w:lang w:val="hi_IN" w:bidi="hi_IN"/>
-          </w:rPr>
-          <w:rPr>
-            <w:color w:val="0000EE"/>
-            <w:u w:val="single"/>
-          </w:rPr>
-          <w:t>19:37–40</w:t>
-        </w:r>
-      </w:hyperlink>
+      <w:r>
+        <w:rPr>
+          <w:lang w:val="hi_IN" w:bidi="hi_IN"/>
+        </w:rPr>
+        <w:t>19:37–40</w:t>
+      </w:r>
       <w:r>
         <w:rPr>
           <w:lang w:val="hi_IN" w:bidi="hi_IN"/>
@@ -2215,18 +1699,12 @@
         </w:rPr>
         <w:t>" (</w:t>
       </w:r>
-      <w:hyperlink r:id="rId89">
-        <w:r>
-          <w:rPr>
-            <w:lang w:val="hi_IN" w:bidi="hi_IN"/>
-          </w:rPr>
-          <w:rPr>
-            <w:color w:val="0000EE"/>
-            <w:u w:val="single"/>
-          </w:rPr>
-          <w:t>24:52–53</w:t>
-        </w:r>
-      </w:hyperlink>
+      <w:r>
+        <w:rPr>
+          <w:lang w:val="hi_IN" w:bidi="hi_IN"/>
+        </w:rPr>
+        <w:t>24:52–53</w:t>
+      </w:r>
       <w:r>
         <w:rPr>
           <w:lang w:val="hi_IN" w:bidi="hi_IN"/>
@@ -2256,342 +1734,228 @@
           <w:lang w:val="hi_IN" w:bidi="hi_IN"/>
         </w:rPr>
       </w:r>
-      <w:hyperlink r:id="rId87">
-        <w:r>
-          <w:rPr>
-            <w:lang w:val="hi_IN" w:bidi="hi_IN"/>
-          </w:rPr>
-          <w:rPr>
-            <w:color w:val="0000EE"/>
-            <w:u w:val="single"/>
-          </w:rPr>
-          <w:t>यशायाह 55:12</w:t>
-        </w:r>
-      </w:hyperlink>
-      <w:r>
-        <w:rPr>
-          <w:lang w:val="hi_IN" w:bidi="hi_IN"/>
-        </w:rPr>
-        <w:t xml:space="preserve">; </w:t>
-      </w:r>
-      <w:hyperlink r:id="rId90">
-        <w:r>
-          <w:rPr>
-            <w:lang w:val="hi_IN" w:bidi="hi_IN"/>
-          </w:rPr>
-          <w:rPr>
-            <w:color w:val="0000EE"/>
-            <w:u w:val="single"/>
-          </w:rPr>
-          <w:t>लूका 1:44–47</w:t>
-        </w:r>
-      </w:hyperlink>
+      <w:r>
+        <w:rPr>
+          <w:lang w:val="hi_IN" w:bidi="hi_IN"/>
+        </w:rPr>
+        <w:t>यशायाह 55:12</w:t>
+      </w:r>
+      <w:r>
+        <w:rPr>
+          <w:lang w:val="hi_IN" w:bidi="hi_IN"/>
+        </w:rPr>
+        <w:t xml:space="preserve">; </w:t>
+      </w:r>
+      <w:r>
+        <w:rPr>
+          <w:lang w:val="hi_IN" w:bidi="hi_IN"/>
+        </w:rPr>
+        <w:t>लूका 1:44–47</w:t>
+      </w:r>
       <w:r>
         <w:rPr>
           <w:lang w:val="hi_IN" w:bidi="hi_IN"/>
         </w:rPr>
         <w:t xml:space="preserve">, </w:t>
       </w:r>
-      <w:hyperlink r:id="rId69">
-        <w:r>
-          <w:rPr>
-            <w:lang w:val="hi_IN" w:bidi="hi_IN"/>
-          </w:rPr>
-          <w:rPr>
-            <w:color w:val="0000EE"/>
-            <w:u w:val="single"/>
-          </w:rPr>
-          <w:t>64</w:t>
-        </w:r>
-      </w:hyperlink>
+      <w:r>
+        <w:rPr>
+          <w:lang w:val="hi_IN" w:bidi="hi_IN"/>
+        </w:rPr>
+        <w:t>64</w:t>
+      </w:r>
       <w:r>
         <w:rPr>
           <w:lang w:val="hi_IN" w:bidi="hi_IN"/>
         </w:rPr>
         <w:t xml:space="preserve">, </w:t>
       </w:r>
-      <w:hyperlink r:id="rId70">
-        <w:r>
-          <w:rPr>
-            <w:lang w:val="hi_IN" w:bidi="hi_IN"/>
-          </w:rPr>
-          <w:rPr>
-            <w:color w:val="0000EE"/>
-            <w:u w:val="single"/>
-          </w:rPr>
-          <w:t>68</w:t>
-        </w:r>
-      </w:hyperlink>
-      <w:r>
-        <w:rPr>
-          <w:lang w:val="hi_IN" w:bidi="hi_IN"/>
-        </w:rPr>
-        <w:t xml:space="preserve">; </w:t>
-      </w:r>
-      <w:hyperlink r:id="rId91">
-        <w:r>
-          <w:rPr>
-            <w:lang w:val="hi_IN" w:bidi="hi_IN"/>
-          </w:rPr>
-          <w:rPr>
-            <w:color w:val="0000EE"/>
-            <w:u w:val="single"/>
-          </w:rPr>
-          <w:t>2:13–14</w:t>
-        </w:r>
-      </w:hyperlink>
+      <w:r>
+        <w:rPr>
+          <w:lang w:val="hi_IN" w:bidi="hi_IN"/>
+        </w:rPr>
+        <w:t>68</w:t>
+      </w:r>
+      <w:r>
+        <w:rPr>
+          <w:lang w:val="hi_IN" w:bidi="hi_IN"/>
+        </w:rPr>
+        <w:t xml:space="preserve">; </w:t>
+      </w:r>
+      <w:r>
+        <w:rPr>
+          <w:lang w:val="hi_IN" w:bidi="hi_IN"/>
+        </w:rPr>
+        <w:t>2:13–14</w:t>
+      </w:r>
       <w:r>
         <w:rPr>
           <w:lang w:val="hi_IN" w:bidi="hi_IN"/>
         </w:rPr>
         <w:t xml:space="preserve">, </w:t>
       </w:r>
-      <w:hyperlink r:id="rId72">
-        <w:r>
-          <w:rPr>
-            <w:lang w:val="hi_IN" w:bidi="hi_IN"/>
-          </w:rPr>
-          <w:rPr>
-            <w:color w:val="0000EE"/>
-            <w:u w:val="single"/>
-          </w:rPr>
-          <w:t>38</w:t>
-        </w:r>
-      </w:hyperlink>
-      <w:r>
-        <w:rPr>
-          <w:lang w:val="hi_IN" w:bidi="hi_IN"/>
-        </w:rPr>
-        <w:t xml:space="preserve">; </w:t>
-      </w:r>
-      <w:hyperlink r:id="rId73">
-        <w:r>
-          <w:rPr>
-            <w:lang w:val="hi_IN" w:bidi="hi_IN"/>
-          </w:rPr>
-          <w:rPr>
-            <w:color w:val="0000EE"/>
-            <w:u w:val="single"/>
-          </w:rPr>
-          <w:t>5:25–26</w:t>
-        </w:r>
-      </w:hyperlink>
-      <w:r>
-        <w:rPr>
-          <w:lang w:val="hi_IN" w:bidi="hi_IN"/>
-        </w:rPr>
-        <w:t xml:space="preserve">; </w:t>
-      </w:r>
-      <w:hyperlink r:id="rId74">
-        <w:r>
-          <w:rPr>
-            <w:lang w:val="hi_IN" w:bidi="hi_IN"/>
-          </w:rPr>
-          <w:rPr>
-            <w:color w:val="0000EE"/>
-            <w:u w:val="single"/>
-          </w:rPr>
-          <w:t>7:16</w:t>
-        </w:r>
-      </w:hyperlink>
-      <w:r>
-        <w:rPr>
-          <w:lang w:val="hi_IN" w:bidi="hi_IN"/>
-        </w:rPr>
-        <w:t xml:space="preserve">; </w:t>
-      </w:r>
-      <w:hyperlink r:id="rId75">
-        <w:r>
-          <w:rPr>
-            <w:lang w:val="hi_IN" w:bidi="hi_IN"/>
-          </w:rPr>
-          <w:rPr>
-            <w:color w:val="0000EE"/>
-            <w:u w:val="single"/>
-          </w:rPr>
-          <w:t>13:13</w:t>
-        </w:r>
-      </w:hyperlink>
-      <w:r>
-        <w:rPr>
-          <w:lang w:val="hi_IN" w:bidi="hi_IN"/>
-        </w:rPr>
-        <w:t xml:space="preserve">; </w:t>
-      </w:r>
-      <w:hyperlink r:id="rId76">
-        <w:r>
-          <w:rPr>
-            <w:lang w:val="hi_IN" w:bidi="hi_IN"/>
-          </w:rPr>
-          <w:rPr>
-            <w:color w:val="0000EE"/>
-            <w:u w:val="single"/>
-          </w:rPr>
-          <w:t>17:15–18</w:t>
-        </w:r>
-      </w:hyperlink>
-      <w:r>
-        <w:rPr>
-          <w:lang w:val="hi_IN" w:bidi="hi_IN"/>
-        </w:rPr>
-        <w:t xml:space="preserve">; </w:t>
-      </w:r>
-      <w:hyperlink r:id="rId77">
-        <w:r>
-          <w:rPr>
-            <w:lang w:val="hi_IN" w:bidi="hi_IN"/>
-          </w:rPr>
-          <w:rPr>
-            <w:color w:val="0000EE"/>
-            <w:u w:val="single"/>
-          </w:rPr>
-          <w:t>18:43</w:t>
-        </w:r>
-      </w:hyperlink>
-      <w:r>
-        <w:rPr>
-          <w:lang w:val="hi_IN" w:bidi="hi_IN"/>
-        </w:rPr>
-        <w:t xml:space="preserve">; </w:t>
-      </w:r>
-      <w:hyperlink r:id="rId88">
-        <w:r>
-          <w:rPr>
-            <w:lang w:val="hi_IN" w:bidi="hi_IN"/>
-          </w:rPr>
-          <w:rPr>
-            <w:color w:val="0000EE"/>
-            <w:u w:val="single"/>
-          </w:rPr>
-          <w:t>19:37–40</w:t>
-        </w:r>
-      </w:hyperlink>
-      <w:r>
-        <w:rPr>
-          <w:lang w:val="hi_IN" w:bidi="hi_IN"/>
-        </w:rPr>
-        <w:t xml:space="preserve">; </w:t>
-      </w:r>
-      <w:hyperlink r:id="rId92">
-        <w:r>
-          <w:rPr>
-            <w:lang w:val="hi_IN" w:bidi="hi_IN"/>
-          </w:rPr>
-          <w:rPr>
-            <w:color w:val="0000EE"/>
-            <w:u w:val="single"/>
-          </w:rPr>
-          <w:t>24:51–53</w:t>
-        </w:r>
-      </w:hyperlink>
-      <w:r>
-        <w:rPr>
-          <w:lang w:val="hi_IN" w:bidi="hi_IN"/>
-        </w:rPr>
-        <w:t xml:space="preserve">; </w:t>
-      </w:r>
-      <w:hyperlink r:id="rId93">
-        <w:r>
-          <w:rPr>
-            <w:lang w:val="hi_IN" w:bidi="hi_IN"/>
-          </w:rPr>
-          <w:rPr>
-            <w:color w:val="0000EE"/>
-            <w:u w:val="single"/>
-          </w:rPr>
-          <w:t>प्रेरितों के काम 2:47</w:t>
-        </w:r>
-      </w:hyperlink>
-      <w:r>
-        <w:rPr>
-          <w:lang w:val="hi_IN" w:bidi="hi_IN"/>
-        </w:rPr>
-        <w:t xml:space="preserve">; </w:t>
-      </w:r>
-      <w:hyperlink r:id="rId80">
-        <w:r>
-          <w:rPr>
-            <w:lang w:val="hi_IN" w:bidi="hi_IN"/>
-          </w:rPr>
-          <w:rPr>
-            <w:color w:val="0000EE"/>
-            <w:u w:val="single"/>
-          </w:rPr>
-          <w:t>3:8–9</w:t>
-        </w:r>
-      </w:hyperlink>
-      <w:r>
-        <w:rPr>
-          <w:lang w:val="hi_IN" w:bidi="hi_IN"/>
-        </w:rPr>
-        <w:t xml:space="preserve">; </w:t>
-      </w:r>
-      <w:hyperlink r:id="rId94">
-        <w:r>
-          <w:rPr>
-            <w:lang w:val="hi_IN" w:bidi="hi_IN"/>
-          </w:rPr>
-          <w:rPr>
-            <w:color w:val="0000EE"/>
-            <w:u w:val="single"/>
-          </w:rPr>
-          <w:t>4:21</w:t>
-        </w:r>
-      </w:hyperlink>
-      <w:r>
-        <w:rPr>
-          <w:lang w:val="hi_IN" w:bidi="hi_IN"/>
-        </w:rPr>
-        <w:t xml:space="preserve">; </w:t>
-      </w:r>
-      <w:hyperlink r:id="rId82">
-        <w:r>
-          <w:rPr>
-            <w:lang w:val="hi_IN" w:bidi="hi_IN"/>
-          </w:rPr>
-          <w:rPr>
-            <w:color w:val="0000EE"/>
-            <w:u w:val="single"/>
-          </w:rPr>
-          <w:t>11:18</w:t>
-        </w:r>
-      </w:hyperlink>
-      <w:r>
-        <w:rPr>
-          <w:lang w:val="hi_IN" w:bidi="hi_IN"/>
-        </w:rPr>
-        <w:t xml:space="preserve">; </w:t>
-      </w:r>
-      <w:hyperlink r:id="rId83">
-        <w:r>
-          <w:rPr>
-            <w:lang w:val="hi_IN" w:bidi="hi_IN"/>
-          </w:rPr>
-          <w:rPr>
-            <w:color w:val="0000EE"/>
-            <w:u w:val="single"/>
-          </w:rPr>
-          <w:t>13:48</w:t>
-        </w:r>
-      </w:hyperlink>
-      <w:r>
-        <w:rPr>
-          <w:lang w:val="hi_IN" w:bidi="hi_IN"/>
-        </w:rPr>
-        <w:t xml:space="preserve">; </w:t>
-      </w:r>
-      <w:hyperlink r:id="rId95">
-        <w:r>
-          <w:rPr>
-            <w:lang w:val="hi_IN" w:bidi="hi_IN"/>
-          </w:rPr>
-          <w:rPr>
-            <w:color w:val="0000EE"/>
-            <w:u w:val="single"/>
-          </w:rPr>
-          <w:t>21:20</w:t>
-        </w:r>
-      </w:hyperlink>
+      <w:r>
+        <w:rPr>
+          <w:lang w:val="hi_IN" w:bidi="hi_IN"/>
+        </w:rPr>
+        <w:t>38</w:t>
+      </w:r>
+      <w:r>
+        <w:rPr>
+          <w:lang w:val="hi_IN" w:bidi="hi_IN"/>
+        </w:rPr>
+        <w:t xml:space="preserve">; </w:t>
+      </w:r>
+      <w:r>
+        <w:rPr>
+          <w:lang w:val="hi_IN" w:bidi="hi_IN"/>
+        </w:rPr>
+        <w:t>5:25–26</w:t>
+      </w:r>
+      <w:r>
+        <w:rPr>
+          <w:lang w:val="hi_IN" w:bidi="hi_IN"/>
+        </w:rPr>
+        <w:t xml:space="preserve">; </w:t>
+      </w:r>
+      <w:r>
+        <w:rPr>
+          <w:lang w:val="hi_IN" w:bidi="hi_IN"/>
+        </w:rPr>
+        <w:t>7:16</w:t>
+      </w:r>
+      <w:r>
+        <w:rPr>
+          <w:lang w:val="hi_IN" w:bidi="hi_IN"/>
+        </w:rPr>
+        <w:t xml:space="preserve">; </w:t>
+      </w:r>
+      <w:r>
+        <w:rPr>
+          <w:lang w:val="hi_IN" w:bidi="hi_IN"/>
+        </w:rPr>
+        <w:t>13:13</w:t>
+      </w:r>
+      <w:r>
+        <w:rPr>
+          <w:lang w:val="hi_IN" w:bidi="hi_IN"/>
+        </w:rPr>
+        <w:t xml:space="preserve">; </w:t>
+      </w:r>
+      <w:r>
+        <w:rPr>
+          <w:lang w:val="hi_IN" w:bidi="hi_IN"/>
+        </w:rPr>
+        <w:t>17:15–18</w:t>
+      </w:r>
+      <w:r>
+        <w:rPr>
+          <w:lang w:val="hi_IN" w:bidi="hi_IN"/>
+        </w:rPr>
+        <w:t xml:space="preserve">; </w:t>
+      </w:r>
+      <w:r>
+        <w:rPr>
+          <w:lang w:val="hi_IN" w:bidi="hi_IN"/>
+        </w:rPr>
+        <w:t>18:43</w:t>
+      </w:r>
+      <w:r>
+        <w:rPr>
+          <w:lang w:val="hi_IN" w:bidi="hi_IN"/>
+        </w:rPr>
+        <w:t xml:space="preserve">; </w:t>
+      </w:r>
+      <w:r>
+        <w:rPr>
+          <w:lang w:val="hi_IN" w:bidi="hi_IN"/>
+        </w:rPr>
+        <w:t>19:37–40</w:t>
+      </w:r>
+      <w:r>
+        <w:rPr>
+          <w:lang w:val="hi_IN" w:bidi="hi_IN"/>
+        </w:rPr>
+        <w:t xml:space="preserve">; </w:t>
+      </w:r>
+      <w:r>
+        <w:rPr>
+          <w:lang w:val="hi_IN" w:bidi="hi_IN"/>
+        </w:rPr>
+        <w:t>24:51–53</w:t>
+      </w:r>
+      <w:r>
+        <w:rPr>
+          <w:lang w:val="hi_IN" w:bidi="hi_IN"/>
+        </w:rPr>
+        <w:t xml:space="preserve">; </w:t>
+      </w:r>
+      <w:r>
+        <w:rPr>
+          <w:lang w:val="hi_IN" w:bidi="hi_IN"/>
+        </w:rPr>
+        <w:t>प्रेरितों के काम 2:47</w:t>
+      </w:r>
+      <w:r>
+        <w:rPr>
+          <w:lang w:val="hi_IN" w:bidi="hi_IN"/>
+        </w:rPr>
+        <w:t xml:space="preserve">; </w:t>
+      </w:r>
+      <w:r>
+        <w:rPr>
+          <w:lang w:val="hi_IN" w:bidi="hi_IN"/>
+        </w:rPr>
+        <w:t>3:8–9</w:t>
+      </w:r>
+      <w:r>
+        <w:rPr>
+          <w:lang w:val="hi_IN" w:bidi="hi_IN"/>
+        </w:rPr>
+        <w:t xml:space="preserve">; </w:t>
+      </w:r>
+      <w:r>
+        <w:rPr>
+          <w:lang w:val="hi_IN" w:bidi="hi_IN"/>
+        </w:rPr>
+        <w:t>4:21</w:t>
+      </w:r>
+      <w:r>
+        <w:rPr>
+          <w:lang w:val="hi_IN" w:bidi="hi_IN"/>
+        </w:rPr>
+        <w:t xml:space="preserve">; </w:t>
+      </w:r>
+      <w:r>
+        <w:rPr>
+          <w:lang w:val="hi_IN" w:bidi="hi_IN"/>
+        </w:rPr>
+        <w:t>11:18</w:t>
+      </w:r>
+      <w:r>
+        <w:rPr>
+          <w:lang w:val="hi_IN" w:bidi="hi_IN"/>
+        </w:rPr>
+        <w:t xml:space="preserve">; </w:t>
+      </w:r>
+      <w:r>
+        <w:rPr>
+          <w:lang w:val="hi_IN" w:bidi="hi_IN"/>
+        </w:rPr>
+        <w:t>13:48</w:t>
+      </w:r>
+      <w:r>
+        <w:rPr>
+          <w:lang w:val="hi_IN" w:bidi="hi_IN"/>
+        </w:rPr>
+        <w:t xml:space="preserve">; </w:t>
+      </w:r>
+      <w:r>
+        <w:rPr>
+          <w:lang w:val="hi_IN" w:bidi="hi_IN"/>
+        </w:rPr>
+        <w:t>21:20</w:t>
+      </w:r>
       <w:r>
         <w:rPr>
           <w:lang w:val="hi_IN" w:bidi="hi_IN"/>
